--- a/Memoir_bearing_detection_EN.docx
+++ b/Memoir_bearing_detection_EN.docx
@@ -485,7 +485,7 @@
           </w:r>
           <w:r>
             <w:rPr/>
-            <w:instrText xml:space="preserve"> TOC \o "1-3" \h</w:instrText>
+            <w:instrText xml:space="preserve"> TOC \o "1-2" \h</w:instrText>
           </w:r>
           <w:r>
             <w:rPr/>
@@ -635,7 +635,7 @@
           <w:sz w:val="22"/>
           <w:szCs w:val="22"/>
         </w:rPr>
-        <w:t>Three main maintenance strategies coexist in industry. Corrective maintenance waits for the failure to occur before acting — it is simple but costly, since it reacts to breakdowns rather than anticipating them. Systematic preventive maintenance schedules interventions at fixed intervals regardless of the actual condition of the machine — safer, but it generates unnecessary replacements of components that are still in good shape. Predictive maintenance is the most advanced approach: it continuously monitors the machine's condition and only intervenes when a real degradation is detected, maximising component lifetime while avoiding unplanned downtime.</w:t>
+        <w:t>Three main maintenance strategies coexist in industry. Corrective maintenance consists in repairing after the failure — it is simple but costly, as it reacts to breakdowns rather than anticipating them. Systematic preventive maintenance schedules interventions at fixed intervals regardless of the actual condition of the machine — safer, but it generates unnecessary replacements of components still in good shape. Predictive maintenance is the most advanced approach: it continuously monitors the machine's condition and only intervenes when a real degradation is detected, maximising component lifetime while avoiding unplanned downtime.</w:t>
       </w:r>
     </w:p>
     <w:p>
@@ -687,7 +687,7 @@
           <wp:inline distT="0" distB="0" distL="0" distR="0">
             <wp:extent cx="4762500" cy="2943225"/>
             <wp:effectExtent l="0" t="0" r="0" b="0"/>
-            <wp:docPr id="1" name="Breakdown of motor failure causes in industry. Bearings account for 41% of failures — the leading cause ahead of stator faults (28%), other causes (22%) and rotor faults (9%)." descr="Breakdown of motor failure causes in industry. Bearings account for 41% of failures — the leading cause ahead of stator faults (28%), other causes (22%) and rotor faults (9%)." title="Breakdown of motor failure causes in industry. Bearings account for 41% of failures — the leading cause ahead of stator faults (28%), other causes (22%) and rotor faults (9%)."/>
+            <wp:docPr id="1" name="Distribution of motor failure causes in industry. Bearings account for 41% of failures — the leading cause ahead of stator faults (28%), other causes (22%) and rotor faults (9%)." descr="Distribution of motor failure causes in industry. Bearings account for 41% of failures — the leading cause ahead of stator faults (28%), other causes (22%) and rotor faults (9%)." title="Distribution of motor failure causes in industry. Bearings account for 41% of failures — the leading cause ahead of stator faults (28%), other causes (22%) and rotor faults (9%)."/>
             <wp:cNvGraphicFramePr>
               <a:graphicFrameLocks xmlns:a="http://schemas.openxmlformats.org/drawingml/2006/main" noChangeAspect="1"/>
             </wp:cNvGraphicFramePr>
@@ -695,7 +695,7 @@
               <a:graphicData uri="http://schemas.openxmlformats.org/drawingml/2006/picture">
                 <pic:pic xmlns:pic="http://schemas.openxmlformats.org/drawingml/2006/picture">
                   <pic:nvPicPr>
-                    <pic:cNvPr id="1" name="Breakdown of motor failure causes in industry. Bearings account for 41% of failures — the leading cause ahead of stator faults (28%), other causes (22%) and rotor faults (9%)." descr="Breakdown of motor failure causes in industry. Bearings account for 41% of failures — the leading cause ahead of stator faults (28%), other causes (22%) and rotor faults (9%)." title="Breakdown of motor failure causes in industry. Bearings account for 41% of failures — the leading cause ahead of stator faults (28%), other causes (22%) and rotor faults (9%)."/>
+                    <pic:cNvPr id="1" name="Distribution of motor failure causes in industry. Bearings account for 41% of failures — the leading cause ahead of stator faults (28%), other causes (22%) and rotor faults (9%)." descr="Distribution of motor failure causes in industry. Bearings account for 41% of failures — the leading cause ahead of stator faults (28%), other causes (22%) and rotor faults (9%)." title="Distribution of motor failure causes in industry. Bearings account for 41% of failures — the leading cause ahead of stator faults (28%), other causes (22%) and rotor faults (9%)."/>
                     <pic:cNvPicPr>
                       <a:picLocks noChangeAspect="1" noChangeArrowheads="1"/>
                     </pic:cNvPicPr>
@@ -746,10 +746,11 @@
           <w:rFonts w:eastAsia="Arial" w:cs="Arial"/>
           <w:i/>
           <w:iCs/>
-          <w:sz w:val="22"/>
-          <w:szCs w:val="22"/>
-        </w:rPr>
-        <w:t>Breakdown of motor failure causes in industry. Bearings account for 41% of failures — the leading cause ahead of stator faults (28%), other causes (22%) and rotor faults (9%).</w:t>
+          <w:color w:val="555555"/>
+          <w:sz w:val="18"/>
+          <w:szCs w:val="18"/>
+        </w:rPr>
+        <w:t>Distribution of motor failure causes in industry. Bearings account for 41% of failures — the leading cause ahead of stator faults (28%), other causes (22%) and rotor faults (9%).</w:t>
       </w:r>
     </w:p>
     <w:p>
@@ -859,7 +860,795 @@
           <w:sz w:val="22"/>
           <w:szCs w:val="22"/>
         </w:rPr>
-        <w:t>The fundamental challenge of anomaly detection in an industrial context is the absence of failure data at deployment time: one cannot wait for a machine to break down in order to build a training dataset. The unsupervised autoencoder approach sidesteps this problem by learning only to reconstruct healthy data. When a degraded signal is presented, the reconstruction fails and the error exceeds a statistical threshold — that is the alarm signal. This approach is generic: it adapts to any type of bearing and machine without retraining.</w:t>
+        <w:t>The fundamental challenge of anomaly detection in an industrial context is the absence of failure data at deployment time: one cannot wait for a machine to break down in order to build a training dataset. The chosen approach relies on an unsupervised autoencoder: the model learns only to reconstruct healthy data. When a degraded signal is presented, the reconstruction fails and the mean squared error exceeds a statistical threshold — that is the alarm signal.</w:t>
+      </w:r>
+    </w:p>
+    <w:p>
+      <w:pPr>
+        <w:pStyle w:val="Normal"/>
+        <w:spacing w:before="70" w:after="0"/>
+        <w:rPr/>
+      </w:pPr>
+      <w:r>
+        <w:rPr/>
+      </w:r>
+    </w:p>
+    <w:p>
+      <w:pPr>
+        <w:pStyle w:val="Normal"/>
+        <w:spacing w:before="80" w:after="80"/>
+        <w:jc w:val="both"/>
+        <w:rPr/>
+      </w:pPr>
+      <w:r>
+        <w:rPr>
+          <w:rFonts w:eastAsia="Arial" w:cs="Arial"/>
+          <w:sz w:val="22"/>
+          <w:szCs w:val="22"/>
+        </w:rPr>
+        <w:t>An alternative would have been to apply a statistical threshold directly on a scalar feature such as RMS or kurtosis, computed on healthy data and compared to new acquisitions. This approach, while simple, has significant limitations: it exploits only one dimension of the signal and ignores the multivariate correlations between the 14 extracted vibration features. The autoencoder models a normality subspace in the 14-dimensional feature space, enabling it to detect anomalies that would not manifest on any single feature in isolation. The following table summarises the advantages and disadvantages of both approaches.</w:t>
+      </w:r>
+    </w:p>
+    <w:p>
+      <w:pPr>
+        <w:pStyle w:val="Normal"/>
+        <w:spacing w:before="60" w:after="0"/>
+        <w:rPr/>
+      </w:pPr>
+      <w:r>
+        <w:rPr/>
+      </w:r>
+    </w:p>
+    <w:tbl>
+      <w:tblPr>
+        <w:tblW w:w="9026" w:type="dxa"/>
+        <w:jc w:val="start"/>
+        <w:tblInd w:w="0" w:type="dxa"/>
+        <w:tblLayout w:type="fixed"/>
+        <w:tblCellMar>
+          <w:top w:w="90" w:type="dxa"/>
+          <w:start w:w="120" w:type="dxa"/>
+          <w:bottom w:w="90" w:type="dxa"/>
+          <w:end w:w="120" w:type="dxa"/>
+        </w:tblCellMar>
+      </w:tblPr>
+      <w:tblGrid>
+        <w:gridCol w:w="2199"/>
+        <w:gridCol w:w="3301"/>
+        <w:gridCol w:w="3526"/>
+      </w:tblGrid>
+      <w:tr>
+        <w:trPr>
+          <w:tblHeader w:val="true"/>
+        </w:trPr>
+        <w:tc>
+          <w:tcPr>
+            <w:tcW w:w="2199" w:type="dxa"/>
+            <w:tcBorders>
+              <w:top w:val="single" w:sz="4" w:space="0" w:color="AAAAAA"/>
+              <w:start w:val="single" w:sz="4" w:space="0" w:color="AAAAAA"/>
+              <w:bottom w:val="single" w:sz="4" w:space="0" w:color="AAAAAA"/>
+              <w:end w:val="single" w:sz="4" w:space="0" w:color="AAAAAA"/>
+            </w:tcBorders>
+            <w:shd w:fill="1F4E79" w:val="clear"/>
+            <w:vAlign w:val="center"/>
+          </w:tcPr>
+          <w:p>
+            <w:pPr>
+              <w:pStyle w:val="Normal"/>
+              <w:jc w:val="center"/>
+              <w:rPr/>
+            </w:pPr>
+            <w:r>
+              <w:rPr/>
+            </w:r>
+          </w:p>
+        </w:tc>
+        <w:tc>
+          <w:tcPr>
+            <w:tcW w:w="3301" w:type="dxa"/>
+            <w:tcBorders>
+              <w:top w:val="single" w:sz="4" w:space="0" w:color="AAAAAA"/>
+              <w:start w:val="single" w:sz="4" w:space="0" w:color="AAAAAA"/>
+              <w:bottom w:val="single" w:sz="4" w:space="0" w:color="AAAAAA"/>
+              <w:end w:val="single" w:sz="4" w:space="0" w:color="AAAAAA"/>
+            </w:tcBorders>
+            <w:shd w:fill="1F4E79" w:val="clear"/>
+            <w:vAlign w:val="center"/>
+          </w:tcPr>
+          <w:p>
+            <w:pPr>
+              <w:pStyle w:val="Normal"/>
+              <w:jc w:val="center"/>
+              <w:rPr/>
+            </w:pPr>
+            <w:r>
+              <w:rPr>
+                <w:rFonts w:eastAsia="Arial" w:cs="Arial"/>
+                <w:b/>
+                <w:bCs/>
+                <w:color w:val="FFFFFF"/>
+                <w:sz w:val="20"/>
+                <w:szCs w:val="20"/>
+              </w:rPr>
+              <w:t>Statistical threshold</w:t>
+            </w:r>
+          </w:p>
+        </w:tc>
+        <w:tc>
+          <w:tcPr>
+            <w:tcW w:w="3526" w:type="dxa"/>
+            <w:tcBorders>
+              <w:top w:val="single" w:sz="4" w:space="0" w:color="AAAAAA"/>
+              <w:start w:val="single" w:sz="4" w:space="0" w:color="AAAAAA"/>
+              <w:bottom w:val="single" w:sz="4" w:space="0" w:color="AAAAAA"/>
+              <w:end w:val="single" w:sz="4" w:space="0" w:color="AAAAAA"/>
+            </w:tcBorders>
+            <w:shd w:fill="1F4E79" w:val="clear"/>
+            <w:vAlign w:val="center"/>
+          </w:tcPr>
+          <w:p>
+            <w:pPr>
+              <w:pStyle w:val="Normal"/>
+              <w:jc w:val="center"/>
+              <w:rPr/>
+            </w:pPr>
+            <w:r>
+              <w:rPr>
+                <w:rFonts w:eastAsia="Arial" w:cs="Arial"/>
+                <w:b/>
+                <w:bCs/>
+                <w:color w:val="FFFFFF"/>
+                <w:sz w:val="20"/>
+                <w:szCs w:val="20"/>
+              </w:rPr>
+              <w:t>Autoencoder</w:t>
+            </w:r>
+          </w:p>
+        </w:tc>
+      </w:tr>
+      <w:tr>
+        <w:trPr/>
+        <w:tc>
+          <w:tcPr>
+            <w:tcW w:w="2199" w:type="dxa"/>
+            <w:tcBorders>
+              <w:top w:val="single" w:sz="4" w:space="0" w:color="AAAAAA"/>
+              <w:start w:val="single" w:sz="4" w:space="0" w:color="AAAAAA"/>
+              <w:bottom w:val="single" w:sz="4" w:space="0" w:color="AAAAAA"/>
+              <w:end w:val="single" w:sz="4" w:space="0" w:color="AAAAAA"/>
+            </w:tcBorders>
+            <w:shd w:fill="FFFFFF" w:val="clear"/>
+            <w:tcMar>
+              <w:top w:w="65" w:type="dxa"/>
+              <w:start w:w="110" w:type="dxa"/>
+              <w:bottom w:w="65" w:type="dxa"/>
+              <w:end w:w="110" w:type="dxa"/>
+            </w:tcMar>
+            <w:vAlign w:val="center"/>
+          </w:tcPr>
+          <w:p>
+            <w:pPr>
+              <w:pStyle w:val="Normal"/>
+              <w:jc w:val="start"/>
+              <w:rPr/>
+            </w:pPr>
+            <w:r>
+              <w:rPr>
+                <w:rFonts w:eastAsia="Arial" w:cs="Arial"/>
+                <w:b/>
+                <w:bCs/>
+                <w:sz w:val="19"/>
+                <w:szCs w:val="19"/>
+              </w:rPr>
+              <w:t>Dimensions analysed</w:t>
+            </w:r>
+          </w:p>
+        </w:tc>
+        <w:tc>
+          <w:tcPr>
+            <w:tcW w:w="3301" w:type="dxa"/>
+            <w:tcBorders>
+              <w:top w:val="single" w:sz="4" w:space="0" w:color="AAAAAA"/>
+              <w:start w:val="single" w:sz="4" w:space="0" w:color="AAAAAA"/>
+              <w:bottom w:val="single" w:sz="4" w:space="0" w:color="AAAAAA"/>
+              <w:end w:val="single" w:sz="4" w:space="0" w:color="AAAAAA"/>
+            </w:tcBorders>
+            <w:shd w:fill="FFFFFF" w:val="clear"/>
+            <w:tcMar>
+              <w:top w:w="65" w:type="dxa"/>
+              <w:start w:w="110" w:type="dxa"/>
+              <w:bottom w:w="65" w:type="dxa"/>
+              <w:end w:w="110" w:type="dxa"/>
+            </w:tcMar>
+            <w:vAlign w:val="center"/>
+          </w:tcPr>
+          <w:p>
+            <w:pPr>
+              <w:pStyle w:val="Normal"/>
+              <w:jc w:val="center"/>
+              <w:rPr/>
+            </w:pPr>
+            <w:r>
+              <w:rPr>
+                <w:rFonts w:eastAsia="Arial" w:cs="Arial"/>
+                <w:sz w:val="19"/>
+                <w:szCs w:val="19"/>
+              </w:rPr>
+              <w:t xml:space="preserve">✗ </w:t>
+            </w:r>
+            <w:r>
+              <w:rPr>
+                <w:rFonts w:eastAsia="Arial" w:cs="Arial"/>
+                <w:sz w:val="19"/>
+                <w:szCs w:val="19"/>
+              </w:rPr>
+              <w:t>A single feature — correlations ignored</w:t>
+            </w:r>
+          </w:p>
+        </w:tc>
+        <w:tc>
+          <w:tcPr>
+            <w:tcW w:w="3526" w:type="dxa"/>
+            <w:tcBorders>
+              <w:top w:val="single" w:sz="4" w:space="0" w:color="AAAAAA"/>
+              <w:start w:val="single" w:sz="4" w:space="0" w:color="AAAAAA"/>
+              <w:bottom w:val="single" w:sz="4" w:space="0" w:color="AAAAAA"/>
+              <w:end w:val="single" w:sz="4" w:space="0" w:color="AAAAAA"/>
+            </w:tcBorders>
+            <w:shd w:fill="FFFFFF" w:val="clear"/>
+            <w:tcMar>
+              <w:top w:w="65" w:type="dxa"/>
+              <w:start w:w="110" w:type="dxa"/>
+              <w:bottom w:w="65" w:type="dxa"/>
+              <w:end w:w="110" w:type="dxa"/>
+            </w:tcMar>
+            <w:vAlign w:val="center"/>
+          </w:tcPr>
+          <w:p>
+            <w:pPr>
+              <w:pStyle w:val="Normal"/>
+              <w:jc w:val="center"/>
+              <w:rPr/>
+            </w:pPr>
+            <w:r>
+              <w:rPr>
+                <w:rFonts w:eastAsia="Arial" w:cs="Arial"/>
+                <w:sz w:val="19"/>
+                <w:szCs w:val="19"/>
+              </w:rPr>
+              <w:t xml:space="preserve">✓ </w:t>
+            </w:r>
+            <w:r>
+              <w:rPr>
+                <w:rFonts w:eastAsia="Arial" w:cs="Arial"/>
+                <w:sz w:val="19"/>
+                <w:szCs w:val="19"/>
+              </w:rPr>
+              <w:t>All 14 features jointly</w:t>
+            </w:r>
+          </w:p>
+        </w:tc>
+      </w:tr>
+      <w:tr>
+        <w:trPr/>
+        <w:tc>
+          <w:tcPr>
+            <w:tcW w:w="2199" w:type="dxa"/>
+            <w:tcBorders>
+              <w:top w:val="single" w:sz="4" w:space="0" w:color="AAAAAA"/>
+              <w:start w:val="single" w:sz="4" w:space="0" w:color="AAAAAA"/>
+              <w:bottom w:val="single" w:sz="4" w:space="0" w:color="AAAAAA"/>
+              <w:end w:val="single" w:sz="4" w:space="0" w:color="AAAAAA"/>
+            </w:tcBorders>
+            <w:shd w:fill="F2F2F2" w:val="clear"/>
+            <w:tcMar>
+              <w:top w:w="65" w:type="dxa"/>
+              <w:start w:w="110" w:type="dxa"/>
+              <w:bottom w:w="65" w:type="dxa"/>
+              <w:end w:w="110" w:type="dxa"/>
+            </w:tcMar>
+            <w:vAlign w:val="center"/>
+          </w:tcPr>
+          <w:p>
+            <w:pPr>
+              <w:pStyle w:val="Normal"/>
+              <w:jc w:val="start"/>
+              <w:rPr/>
+            </w:pPr>
+            <w:r>
+              <w:rPr>
+                <w:rFonts w:eastAsia="Arial" w:cs="Arial"/>
+                <w:b/>
+                <w:bCs/>
+                <w:sz w:val="19"/>
+                <w:szCs w:val="19"/>
+              </w:rPr>
+              <w:t>Detectable faults</w:t>
+            </w:r>
+          </w:p>
+        </w:tc>
+        <w:tc>
+          <w:tcPr>
+            <w:tcW w:w="3301" w:type="dxa"/>
+            <w:tcBorders>
+              <w:top w:val="single" w:sz="4" w:space="0" w:color="AAAAAA"/>
+              <w:start w:val="single" w:sz="4" w:space="0" w:color="AAAAAA"/>
+              <w:bottom w:val="single" w:sz="4" w:space="0" w:color="AAAAAA"/>
+              <w:end w:val="single" w:sz="4" w:space="0" w:color="AAAAAA"/>
+            </w:tcBorders>
+            <w:shd w:fill="F2F2F2" w:val="clear"/>
+            <w:tcMar>
+              <w:top w:w="65" w:type="dxa"/>
+              <w:start w:w="110" w:type="dxa"/>
+              <w:bottom w:w="65" w:type="dxa"/>
+              <w:end w:w="110" w:type="dxa"/>
+            </w:tcMar>
+            <w:vAlign w:val="center"/>
+          </w:tcPr>
+          <w:p>
+            <w:pPr>
+              <w:pStyle w:val="Normal"/>
+              <w:jc w:val="center"/>
+              <w:rPr/>
+            </w:pPr>
+            <w:r>
+              <w:rPr>
+                <w:rFonts w:eastAsia="Arial" w:cs="Arial"/>
+                <w:sz w:val="19"/>
+                <w:szCs w:val="19"/>
+              </w:rPr>
+              <w:t xml:space="preserve">✗ </w:t>
+            </w:r>
+            <w:r>
+              <w:rPr>
+                <w:rFonts w:eastAsia="Arial" w:cs="Arial"/>
+                <w:sz w:val="19"/>
+                <w:szCs w:val="19"/>
+              </w:rPr>
+              <w:t>Only those exceeding the threshold on the chosen feature</w:t>
+            </w:r>
+          </w:p>
+        </w:tc>
+        <w:tc>
+          <w:tcPr>
+            <w:tcW w:w="3526" w:type="dxa"/>
+            <w:tcBorders>
+              <w:top w:val="single" w:sz="4" w:space="0" w:color="AAAAAA"/>
+              <w:start w:val="single" w:sz="4" w:space="0" w:color="AAAAAA"/>
+              <w:bottom w:val="single" w:sz="4" w:space="0" w:color="AAAAAA"/>
+              <w:end w:val="single" w:sz="4" w:space="0" w:color="AAAAAA"/>
+            </w:tcBorders>
+            <w:shd w:fill="F2F2F2" w:val="clear"/>
+            <w:tcMar>
+              <w:top w:w="65" w:type="dxa"/>
+              <w:start w:w="110" w:type="dxa"/>
+              <w:bottom w:w="65" w:type="dxa"/>
+              <w:end w:w="110" w:type="dxa"/>
+            </w:tcMar>
+            <w:vAlign w:val="center"/>
+          </w:tcPr>
+          <w:p>
+            <w:pPr>
+              <w:pStyle w:val="Normal"/>
+              <w:jc w:val="center"/>
+              <w:rPr/>
+            </w:pPr>
+            <w:r>
+              <w:rPr>
+                <w:rFonts w:eastAsia="Arial" w:cs="Arial"/>
+                <w:sz w:val="19"/>
+                <w:szCs w:val="19"/>
+              </w:rPr>
+              <w:t xml:space="preserve">✓ </w:t>
+            </w:r>
+            <w:r>
+              <w:rPr>
+                <w:rFonts w:eastAsia="Arial" w:cs="Arial"/>
+                <w:sz w:val="19"/>
+                <w:szCs w:val="19"/>
+              </w:rPr>
+              <w:t>Any deviation from the normality subspace</w:t>
+            </w:r>
+          </w:p>
+        </w:tc>
+      </w:tr>
+      <w:tr>
+        <w:trPr/>
+        <w:tc>
+          <w:tcPr>
+            <w:tcW w:w="2199" w:type="dxa"/>
+            <w:tcBorders>
+              <w:top w:val="single" w:sz="4" w:space="0" w:color="AAAAAA"/>
+              <w:start w:val="single" w:sz="4" w:space="0" w:color="AAAAAA"/>
+              <w:bottom w:val="single" w:sz="4" w:space="0" w:color="AAAAAA"/>
+              <w:end w:val="single" w:sz="4" w:space="0" w:color="AAAAAA"/>
+            </w:tcBorders>
+            <w:shd w:fill="FFFFFF" w:val="clear"/>
+            <w:tcMar>
+              <w:top w:w="65" w:type="dxa"/>
+              <w:start w:w="110" w:type="dxa"/>
+              <w:bottom w:w="65" w:type="dxa"/>
+              <w:end w:w="110" w:type="dxa"/>
+            </w:tcMar>
+            <w:vAlign w:val="center"/>
+          </w:tcPr>
+          <w:p>
+            <w:pPr>
+              <w:pStyle w:val="Normal"/>
+              <w:jc w:val="start"/>
+              <w:rPr/>
+            </w:pPr>
+            <w:r>
+              <w:rPr>
+                <w:rFonts w:eastAsia="Arial" w:cs="Arial"/>
+                <w:b/>
+                <w:bCs/>
+                <w:sz w:val="19"/>
+                <w:szCs w:val="19"/>
+              </w:rPr>
+              <w:t>Robustness</w:t>
+            </w:r>
+          </w:p>
+        </w:tc>
+        <w:tc>
+          <w:tcPr>
+            <w:tcW w:w="3301" w:type="dxa"/>
+            <w:tcBorders>
+              <w:top w:val="single" w:sz="4" w:space="0" w:color="AAAAAA"/>
+              <w:start w:val="single" w:sz="4" w:space="0" w:color="AAAAAA"/>
+              <w:bottom w:val="single" w:sz="4" w:space="0" w:color="AAAAAA"/>
+              <w:end w:val="single" w:sz="4" w:space="0" w:color="AAAAAA"/>
+            </w:tcBorders>
+            <w:shd w:fill="FFFFFF" w:val="clear"/>
+            <w:tcMar>
+              <w:top w:w="65" w:type="dxa"/>
+              <w:start w:w="110" w:type="dxa"/>
+              <w:bottom w:w="65" w:type="dxa"/>
+              <w:end w:w="110" w:type="dxa"/>
+            </w:tcMar>
+            <w:vAlign w:val="center"/>
+          </w:tcPr>
+          <w:p>
+            <w:pPr>
+              <w:pStyle w:val="Normal"/>
+              <w:jc w:val="center"/>
+              <w:rPr/>
+            </w:pPr>
+            <w:r>
+              <w:rPr>
+                <w:rFonts w:eastAsia="Arial" w:cs="Arial"/>
+                <w:sz w:val="19"/>
+                <w:szCs w:val="19"/>
+              </w:rPr>
+              <w:t xml:space="preserve">✗ </w:t>
+            </w:r>
+            <w:r>
+              <w:rPr>
+                <w:rFonts w:eastAsia="Arial" w:cs="Arial"/>
+                <w:sz w:val="19"/>
+                <w:szCs w:val="19"/>
+              </w:rPr>
+              <w:t>Sensitive to slow drifts and normal variability</w:t>
+            </w:r>
+          </w:p>
+        </w:tc>
+        <w:tc>
+          <w:tcPr>
+            <w:tcW w:w="3526" w:type="dxa"/>
+            <w:tcBorders>
+              <w:top w:val="single" w:sz="4" w:space="0" w:color="AAAAAA"/>
+              <w:start w:val="single" w:sz="4" w:space="0" w:color="AAAAAA"/>
+              <w:bottom w:val="single" w:sz="4" w:space="0" w:color="AAAAAA"/>
+              <w:end w:val="single" w:sz="4" w:space="0" w:color="AAAAAA"/>
+            </w:tcBorders>
+            <w:shd w:fill="FFFFFF" w:val="clear"/>
+            <w:tcMar>
+              <w:top w:w="65" w:type="dxa"/>
+              <w:start w:w="110" w:type="dxa"/>
+              <w:bottom w:w="65" w:type="dxa"/>
+              <w:end w:w="110" w:type="dxa"/>
+            </w:tcMar>
+            <w:vAlign w:val="center"/>
+          </w:tcPr>
+          <w:p>
+            <w:pPr>
+              <w:pStyle w:val="Normal"/>
+              <w:jc w:val="center"/>
+              <w:rPr/>
+            </w:pPr>
+            <w:r>
+              <w:rPr>
+                <w:rFonts w:eastAsia="Arial" w:cs="Arial"/>
+                <w:sz w:val="19"/>
+                <w:szCs w:val="19"/>
+              </w:rPr>
+              <w:t xml:space="preserve">✓ </w:t>
+            </w:r>
+            <w:r>
+              <w:rPr>
+                <w:rFonts w:eastAsia="Arial" w:cs="Arial"/>
+                <w:sz w:val="19"/>
+                <w:szCs w:val="19"/>
+              </w:rPr>
+              <w:t>Models normal variability — fewer false alarms</w:t>
+            </w:r>
+          </w:p>
+        </w:tc>
+      </w:tr>
+      <w:tr>
+        <w:trPr/>
+        <w:tc>
+          <w:tcPr>
+            <w:tcW w:w="2199" w:type="dxa"/>
+            <w:tcBorders>
+              <w:top w:val="single" w:sz="4" w:space="0" w:color="AAAAAA"/>
+              <w:start w:val="single" w:sz="4" w:space="0" w:color="AAAAAA"/>
+              <w:bottom w:val="single" w:sz="4" w:space="0" w:color="AAAAAA"/>
+              <w:end w:val="single" w:sz="4" w:space="0" w:color="AAAAAA"/>
+            </w:tcBorders>
+            <w:shd w:fill="F2F2F2" w:val="clear"/>
+            <w:tcMar>
+              <w:top w:w="65" w:type="dxa"/>
+              <w:start w:w="110" w:type="dxa"/>
+              <w:bottom w:w="65" w:type="dxa"/>
+              <w:end w:w="110" w:type="dxa"/>
+            </w:tcMar>
+            <w:vAlign w:val="center"/>
+          </w:tcPr>
+          <w:p>
+            <w:pPr>
+              <w:pStyle w:val="Normal"/>
+              <w:jc w:val="start"/>
+              <w:rPr/>
+            </w:pPr>
+            <w:r>
+              <w:rPr>
+                <w:rFonts w:eastAsia="Arial" w:cs="Arial"/>
+                <w:b/>
+                <w:bCs/>
+                <w:sz w:val="19"/>
+                <w:szCs w:val="19"/>
+              </w:rPr>
+              <w:t>Complexity</w:t>
+            </w:r>
+          </w:p>
+        </w:tc>
+        <w:tc>
+          <w:tcPr>
+            <w:tcW w:w="3301" w:type="dxa"/>
+            <w:tcBorders>
+              <w:top w:val="single" w:sz="4" w:space="0" w:color="AAAAAA"/>
+              <w:start w:val="single" w:sz="4" w:space="0" w:color="AAAAAA"/>
+              <w:bottom w:val="single" w:sz="4" w:space="0" w:color="AAAAAA"/>
+              <w:end w:val="single" w:sz="4" w:space="0" w:color="AAAAAA"/>
+            </w:tcBorders>
+            <w:shd w:fill="F2F2F2" w:val="clear"/>
+            <w:tcMar>
+              <w:top w:w="65" w:type="dxa"/>
+              <w:start w:w="110" w:type="dxa"/>
+              <w:bottom w:w="65" w:type="dxa"/>
+              <w:end w:w="110" w:type="dxa"/>
+            </w:tcMar>
+            <w:vAlign w:val="center"/>
+          </w:tcPr>
+          <w:p>
+            <w:pPr>
+              <w:pStyle w:val="Normal"/>
+              <w:jc w:val="center"/>
+              <w:rPr/>
+            </w:pPr>
+            <w:r>
+              <w:rPr>
+                <w:rFonts w:eastAsia="Arial" w:cs="Arial"/>
+                <w:sz w:val="19"/>
+                <w:szCs w:val="19"/>
+              </w:rPr>
+              <w:t xml:space="preserve">✓ </w:t>
+            </w:r>
+            <w:r>
+              <w:rPr>
+                <w:rFonts w:eastAsia="Arial" w:cs="Arial"/>
+                <w:sz w:val="19"/>
+                <w:szCs w:val="19"/>
+              </w:rPr>
+              <w:t>Simple to implement and interpret</w:t>
+            </w:r>
+          </w:p>
+        </w:tc>
+        <w:tc>
+          <w:tcPr>
+            <w:tcW w:w="3526" w:type="dxa"/>
+            <w:tcBorders>
+              <w:top w:val="single" w:sz="4" w:space="0" w:color="AAAAAA"/>
+              <w:start w:val="single" w:sz="4" w:space="0" w:color="AAAAAA"/>
+              <w:bottom w:val="single" w:sz="4" w:space="0" w:color="AAAAAA"/>
+              <w:end w:val="single" w:sz="4" w:space="0" w:color="AAAAAA"/>
+            </w:tcBorders>
+            <w:shd w:fill="F2F2F2" w:val="clear"/>
+            <w:tcMar>
+              <w:top w:w="65" w:type="dxa"/>
+              <w:start w:w="110" w:type="dxa"/>
+              <w:bottom w:w="65" w:type="dxa"/>
+              <w:end w:w="110" w:type="dxa"/>
+            </w:tcMar>
+            <w:vAlign w:val="center"/>
+          </w:tcPr>
+          <w:p>
+            <w:pPr>
+              <w:pStyle w:val="Normal"/>
+              <w:jc w:val="center"/>
+              <w:rPr/>
+            </w:pPr>
+            <w:r>
+              <w:rPr>
+                <w:rFonts w:eastAsia="Arial" w:cs="Arial"/>
+                <w:sz w:val="19"/>
+                <w:szCs w:val="19"/>
+              </w:rPr>
+              <w:t xml:space="preserve">✗ </w:t>
+            </w:r>
+            <w:r>
+              <w:rPr>
+                <w:rFonts w:eastAsia="Arial" w:cs="Arial"/>
+                <w:sz w:val="19"/>
+                <w:szCs w:val="19"/>
+              </w:rPr>
+              <w:t>Network training + hyperparameters to tune</w:t>
+            </w:r>
+          </w:p>
+        </w:tc>
+      </w:tr>
+      <w:tr>
+        <w:trPr/>
+        <w:tc>
+          <w:tcPr>
+            <w:tcW w:w="2199" w:type="dxa"/>
+            <w:tcBorders>
+              <w:top w:val="single" w:sz="4" w:space="0" w:color="AAAAAA"/>
+              <w:start w:val="single" w:sz="4" w:space="0" w:color="AAAAAA"/>
+              <w:bottom w:val="single" w:sz="4" w:space="0" w:color="AAAAAA"/>
+              <w:end w:val="single" w:sz="4" w:space="0" w:color="AAAAAA"/>
+            </w:tcBorders>
+            <w:shd w:fill="FFFFFF" w:val="clear"/>
+            <w:tcMar>
+              <w:top w:w="65" w:type="dxa"/>
+              <w:start w:w="110" w:type="dxa"/>
+              <w:bottom w:w="65" w:type="dxa"/>
+              <w:end w:w="110" w:type="dxa"/>
+            </w:tcMar>
+            <w:vAlign w:val="center"/>
+          </w:tcPr>
+          <w:p>
+            <w:pPr>
+              <w:pStyle w:val="Normal"/>
+              <w:jc w:val="start"/>
+              <w:rPr/>
+            </w:pPr>
+            <w:r>
+              <w:rPr>
+                <w:rFonts w:eastAsia="Arial" w:cs="Arial"/>
+                <w:b/>
+                <w:bCs/>
+                <w:sz w:val="19"/>
+                <w:szCs w:val="19"/>
+              </w:rPr>
+              <w:t>FPGA deployment</w:t>
+            </w:r>
+          </w:p>
+        </w:tc>
+        <w:tc>
+          <w:tcPr>
+            <w:tcW w:w="3301" w:type="dxa"/>
+            <w:tcBorders>
+              <w:top w:val="single" w:sz="4" w:space="0" w:color="AAAAAA"/>
+              <w:start w:val="single" w:sz="4" w:space="0" w:color="AAAAAA"/>
+              <w:bottom w:val="single" w:sz="4" w:space="0" w:color="AAAAAA"/>
+              <w:end w:val="single" w:sz="4" w:space="0" w:color="AAAAAA"/>
+            </w:tcBorders>
+            <w:shd w:fill="FFFFFF" w:val="clear"/>
+            <w:tcMar>
+              <w:top w:w="65" w:type="dxa"/>
+              <w:start w:w="110" w:type="dxa"/>
+              <w:bottom w:w="65" w:type="dxa"/>
+              <w:end w:w="110" w:type="dxa"/>
+            </w:tcMar>
+            <w:vAlign w:val="center"/>
+          </w:tcPr>
+          <w:p>
+            <w:pPr>
+              <w:pStyle w:val="Normal"/>
+              <w:jc w:val="center"/>
+              <w:rPr/>
+            </w:pPr>
+            <w:r>
+              <w:rPr>
+                <w:rFonts w:eastAsia="Arial" w:cs="Arial"/>
+                <w:sz w:val="19"/>
+                <w:szCs w:val="19"/>
+              </w:rPr>
+              <w:t xml:space="preserve">✓ </w:t>
+            </w:r>
+            <w:r>
+              <w:rPr>
+                <w:rFonts w:eastAsia="Arial" w:cs="Arial"/>
+                <w:sz w:val="19"/>
+                <w:szCs w:val="19"/>
+              </w:rPr>
+              <w:t>Trivial — a single comparison suffices</w:t>
+            </w:r>
+          </w:p>
+        </w:tc>
+        <w:tc>
+          <w:tcPr>
+            <w:tcW w:w="3526" w:type="dxa"/>
+            <w:tcBorders>
+              <w:top w:val="single" w:sz="4" w:space="0" w:color="AAAAAA"/>
+              <w:start w:val="single" w:sz="4" w:space="0" w:color="AAAAAA"/>
+              <w:bottom w:val="single" w:sz="4" w:space="0" w:color="AAAAAA"/>
+              <w:end w:val="single" w:sz="4" w:space="0" w:color="AAAAAA"/>
+            </w:tcBorders>
+            <w:shd w:fill="FFFFFF" w:val="clear"/>
+            <w:tcMar>
+              <w:top w:w="65" w:type="dxa"/>
+              <w:start w:w="110" w:type="dxa"/>
+              <w:bottom w:w="65" w:type="dxa"/>
+              <w:end w:w="110" w:type="dxa"/>
+            </w:tcMar>
+            <w:vAlign w:val="center"/>
+          </w:tcPr>
+          <w:p>
+            <w:pPr>
+              <w:pStyle w:val="Normal"/>
+              <w:jc w:val="center"/>
+              <w:rPr/>
+            </w:pPr>
+            <w:r>
+              <w:rPr>
+                <w:rFonts w:eastAsia="Arial" w:cs="Arial"/>
+                <w:sz w:val="19"/>
+                <w:szCs w:val="19"/>
+              </w:rPr>
+              <w:t xml:space="preserve">✓ </w:t>
+            </w:r>
+            <w:r>
+              <w:rPr>
+                <w:rFonts w:eastAsia="Arial" w:cs="Arial"/>
+                <w:sz w:val="19"/>
+                <w:szCs w:val="19"/>
+              </w:rPr>
+              <w:t>Regular dense architecture, portable via hls4ml</w:t>
+            </w:r>
+          </w:p>
+        </w:tc>
+      </w:tr>
+    </w:tbl>
+    <w:p>
+      <w:pPr>
+        <w:pStyle w:val="Normal"/>
+        <w:spacing w:before="60" w:after="0"/>
+        <w:rPr/>
+      </w:pPr>
+      <w:r>
+        <w:rPr/>
+      </w:r>
+    </w:p>
+    <w:p>
+      <w:pPr>
+        <w:pStyle w:val="Normal"/>
+        <w:spacing w:before="80" w:after="80"/>
+        <w:jc w:val="center"/>
+        <w:rPr/>
+      </w:pPr>
+      <w:r>
+        <w:rPr>
+          <w:rFonts w:eastAsia="Arial" w:cs="Arial"/>
+          <w:i/>
+          <w:iCs/>
+          <w:sz w:val="22"/>
+          <w:szCs w:val="22"/>
+        </w:rPr>
+        <w:t>Table 1 — Comparison between univariate statistical threshold and autoencoder for vibration anomaly detection.</w:t>
       </w:r>
     </w:p>
     <w:p>
@@ -961,7 +1750,7 @@
           <w:sz w:val="22"/>
           <w:szCs w:val="22"/>
         </w:rPr>
-        <w:t>The work presented in this dissertation relies on the NASA IMS Bearing Dataset, one of the reference datasets in the predictive maintenance community. It was produced by the Intelligent Maintenance System (IMS) center at the University of Cincinnati under a NASA contract. It records the vibration evolution of four bearings mounted on a common shaft, from a perfectly healthy state to complete failure — a so-called run-to-failure test.</w:t>
+        <w:t>The work presented in this dissertation relies on the NASA IMS Bearing Dataset, one of the reference datasets in the predictive maintenance community. This dataset was produced by the Intelligent Maintenance System (IMS) center at the University of Cincinnati under a NASA contract. It records the vibration evolution of four bearings mounted on a common shaft, from a perfectly healthy state to complete failure — a so-called run-to-failure test.</w:t>
       </w:r>
     </w:p>
     <w:p>
@@ -1039,7 +1828,7 @@
           <wp:inline distT="0" distB="0" distL="0" distR="0">
             <wp:extent cx="5524500" cy="2343150"/>
             <wp:effectExtent l="0" t="0" r="0" b="0"/>
-            <wp:docPr id="2" name="RMS signal evolution across the 4 bearings of Set 2 (run-to-failure test, ~7 days, 982 files). Bearing 1 (red) shows far more pronounced degradation than the others from file ~450 onwards. The green zone corresponds to the healthy training phase; the red zone to the advanced failure phase." descr="RMS signal evolution across the 4 bearings of Set 2 (run-to-failure test, ~7 days, 982 files). Bearing 1 (red) shows far more pronounced degradation than the others from file ~450 onwards. The green zone corresponds to the healthy training phase; the red zone to the advanced failure phase." title="RMS signal evolution across the 4 bearings of Set 2 (run-to-failure test, ~7 days, 982 files). Bearing 1 (red) shows far more pronounced degradation than the others from file ~450 onwards. The green zone corresponds to the healthy training phase; the red zone to the advanced failure phase."/>
+            <wp:docPr id="2" name="RMS signal evolution across the 4 bearings of Set 2 (run-to-failure test, ~7 days, 982 files). Bearing 1 (red) shows far more pronounced degradation from file ~450 onwards. The green zone corresponds to the healthy training phase; the red zone to the advanced failure phase." descr="RMS signal evolution across the 4 bearings of Set 2 (run-to-failure test, ~7 days, 982 files). Bearing 1 (red) shows far more pronounced degradation from file ~450 onwards. The green zone corresponds to the healthy training phase; the red zone to the advanced failure phase." title="RMS signal evolution across the 4 bearings of Set 2 (run-to-failure test, ~7 days, 982 files). Bearing 1 (red) shows far more pronounced degradation from file ~450 onwards. The green zone corresponds to the healthy training phase; the red zone to the advanced failure phase."/>
             <wp:cNvGraphicFramePr>
               <a:graphicFrameLocks xmlns:a="http://schemas.openxmlformats.org/drawingml/2006/main" noChangeAspect="1"/>
             </wp:cNvGraphicFramePr>
@@ -1047,7 +1836,7 @@
               <a:graphicData uri="http://schemas.openxmlformats.org/drawingml/2006/picture">
                 <pic:pic xmlns:pic="http://schemas.openxmlformats.org/drawingml/2006/picture">
                   <pic:nvPicPr>
-                    <pic:cNvPr id="2" name="RMS signal evolution across the 4 bearings of Set 2 (run-to-failure test, ~7 days, 982 files). Bearing 1 (red) shows far more pronounced degradation than the others from file ~450 onwards. The green zone corresponds to the healthy training phase; the red zone to the advanced failure phase." descr="RMS signal evolution across the 4 bearings of Set 2 (run-to-failure test, ~7 days, 982 files). Bearing 1 (red) shows far more pronounced degradation than the others from file ~450 onwards. The green zone corresponds to the healthy training phase; the red zone to the advanced failure phase." title="RMS signal evolution across the 4 bearings of Set 2 (run-to-failure test, ~7 days, 982 files). Bearing 1 (red) shows far more pronounced degradation than the others from file ~450 onwards. The green zone corresponds to the healthy training phase; the red zone to the advanced failure phase."/>
+                    <pic:cNvPr id="2" name="RMS signal evolution across the 4 bearings of Set 2 (run-to-failure test, ~7 days, 982 files). Bearing 1 (red) shows far more pronounced degradation from file ~450 onwards. The green zone corresponds to the healthy training phase; the red zone to the advanced failure phase." descr="RMS signal evolution across the 4 bearings of Set 2 (run-to-failure test, ~7 days, 982 files). Bearing 1 (red) shows far more pronounced degradation from file ~450 onwards. The green zone corresponds to the healthy training phase; the red zone to the advanced failure phase." title="RMS signal evolution across the 4 bearings of Set 2 (run-to-failure test, ~7 days, 982 files). Bearing 1 (red) shows far more pronounced degradation from file ~450 onwards. The green zone corresponds to the healthy training phase; the red zone to the advanced failure phase."/>
                     <pic:cNvPicPr>
                       <a:picLocks noChangeAspect="1" noChangeArrowheads="1"/>
                     </pic:cNvPicPr>
@@ -1098,10 +1887,11 @@
           <w:rFonts w:eastAsia="Arial" w:cs="Arial"/>
           <w:i/>
           <w:iCs/>
-          <w:sz w:val="22"/>
-          <w:szCs w:val="22"/>
-        </w:rPr>
-        <w:t>RMS signal evolution across the 4 bearings of Set 2 (run-to-failure test, ~7 days, 982 files). Bearing 1 (red) shows far more pronounced degradation than the others from file ~450 onwards. The green zone corresponds to the healthy training phase; the red zone to the advanced failure phase.</w:t>
+          <w:color w:val="555555"/>
+          <w:sz w:val="18"/>
+          <w:szCs w:val="18"/>
+        </w:rPr>
+        <w:t>RMS signal evolution across the 4 bearings of Set 2 (run-to-failure test, ~7 days, 982 files). Bearing 1 (red) shows far more pronounced degradation from file ~450 onwards. The green zone corresponds to the healthy training phase; the red zone to the advanced failure phase.</w:t>
       </w:r>
     </w:p>
     <w:p>
@@ -1332,8 +2122,9 @@
           <w:rFonts w:eastAsia="Arial" w:cs="Arial"/>
           <w:i/>
           <w:iCs/>
-          <w:sz w:val="22"/>
-          <w:szCs w:val="22"/>
+          <w:color w:val="555555"/>
+          <w:sz w:val="18"/>
+          <w:szCs w:val="18"/>
         </w:rPr>
         <w:t>FFT comparison at 4 degradation stages of bearing 1. Top: healthy state (file #100) — flat spectrum, low overall amplitude. Second row: late healthy (#450) — first harmonics appearing. Third row: moderate degradation (#800) — BPFO harmonics clearly emerging at ~236 Hz. Bottom: advanced failure (#970) — spectral explosion with structural resonance at 985 Hz, amplitude ×10 vs healthy state.</w:t>
       </w:r>
@@ -1750,7 +2541,7 @@
                 <w:sz w:val="19"/>
                 <w:szCs w:val="19"/>
               </w:rPr>
-              <w:t>Root mean square — global signal energy</w:t>
+              <w:t>Global signal energy (root mean square)</w:t>
             </w:r>
           </w:p>
         </w:tc>
@@ -2550,7 +3341,7 @@
                 <w:sz w:val="19"/>
                 <w:szCs w:val="19"/>
               </w:rPr>
-              <w:t>Std. dev. σ</w:t>
+              <w:t>Std. deviation σ</w:t>
             </w:r>
           </w:p>
         </w:tc>
@@ -3705,8 +4496,9 @@
           <w:rFonts w:eastAsia="Arial" w:cs="Arial"/>
           <w:i/>
           <w:iCs/>
-          <w:sz w:val="22"/>
-          <w:szCs w:val="22"/>
+          <w:color w:val="555555"/>
+          <w:sz w:val="18"/>
+          <w:szCs w:val="18"/>
         </w:rPr>
         <w:t>Temporal evolution of 6 key features across 982 files of bearing 1. The green zone represents the healthy training phase (files 15–450); the pink zone the detected degradation phase. RMS, kurtosis, band_HF and spectral bands all show a clear transition between healthy and degraded regimes.</w:t>
       </w:r>
@@ -3915,7 +4707,7 @@
           <w:sz w:val="22"/>
           <w:szCs w:val="22"/>
         </w:rPr>
-        <w:t>The scaler is fitted exclusively on the healthy training data (files 0–450), then applied in a fixed manner to the entire dataset during the detection phase. This guarantees that the scaler has no knowledge of degradation data and faithfully reflects the distribution of the nominal healthy state.</w:t>
+        <w:t>The scaler is fitted exclusively on the healthy training data (files 1–450), then applied in a fixed manner to the entire dataset during the detection phase. This guarantees that the scaler has no knowledge of degradation data and faithfully reflects the distribution of the nominal healthy state.</w:t>
       </w:r>
     </w:p>
     <w:p>
@@ -4140,479 +4932,6 @@
         <w:rPr/>
       </w:r>
     </w:p>
-    <w:tbl>
-      <w:tblPr>
-        <w:tblW w:w="9026" w:type="dxa"/>
-        <w:jc w:val="start"/>
-        <w:tblInd w:w="0" w:type="dxa"/>
-        <w:tblLayout w:type="fixed"/>
-        <w:tblCellMar>
-          <w:top w:w="0" w:type="dxa"/>
-          <w:start w:w="0" w:type="dxa"/>
-          <w:bottom w:w="0" w:type="dxa"/>
-          <w:end w:w="60" w:type="dxa"/>
-        </w:tblCellMar>
-      </w:tblPr>
-      <w:tblGrid>
-        <w:gridCol w:w="4513"/>
-        <w:gridCol w:w="4513"/>
-      </w:tblGrid>
-      <w:tr>
-        <w:trPr/>
-        <w:tc>
-          <w:tcPr>
-            <w:tcW w:w="4513" w:type="dxa"/>
-            <w:tcBorders/>
-          </w:tcPr>
-          <w:p>
-            <w:pPr>
-              <w:pStyle w:val="Normal"/>
-              <w:spacing w:before="80" w:after="30"/>
-              <w:jc w:val="center"/>
-              <w:rPr/>
-            </w:pPr>
-            <w:r>
-              <w:rPr/>
-              <w:drawing>
-                <wp:inline distT="0" distB="0" distL="0" distR="0">
-                  <wp:extent cx="4762500" cy="2533650"/>
-                  <wp:effectExtent l="0" t="0" r="0" b="0"/>
-                  <wp:docPr id="5" name="Architecture summary (model.summary())" descr="Architecture summary (model.summary())" title="Architecture summary (model.summary())"/>
-                  <wp:cNvGraphicFramePr>
-                    <a:graphicFrameLocks xmlns:a="http://schemas.openxmlformats.org/drawingml/2006/main" noChangeAspect="1"/>
-                  </wp:cNvGraphicFramePr>
-                  <a:graphic xmlns:a="http://schemas.openxmlformats.org/drawingml/2006/main">
-                    <a:graphicData uri="http://schemas.openxmlformats.org/drawingml/2006/picture">
-                      <pic:pic xmlns:pic="http://schemas.openxmlformats.org/drawingml/2006/picture">
-                        <pic:nvPicPr>
-                          <pic:cNvPr id="5" name="Architecture summary (model.summary())" descr="Architecture summary (model.summary())" title="Architecture summary (model.summary())"/>
-                          <pic:cNvPicPr>
-                            <a:picLocks noChangeAspect="1" noChangeArrowheads="1"/>
-                          </pic:cNvPicPr>
-                        </pic:nvPicPr>
-                        <pic:blipFill>
-                          <a:blip r:embed="rId6"/>
-                          <a:stretch>
-                            <a:fillRect/>
-                          </a:stretch>
-                        </pic:blipFill>
-                        <pic:spPr bwMode="auto">
-                          <a:xfrm>
-                            <a:off x="0" y="0"/>
-                            <a:ext cx="4762500" cy="2533650"/>
-                          </a:xfrm>
-                          <a:prstGeom prst="rect">
-                            <a:avLst/>
-                          </a:prstGeom>
-                          <a:noFill/>
-                        </pic:spPr>
-                      </pic:pic>
-                    </a:graphicData>
-                  </a:graphic>
-                </wp:inline>
-              </w:drawing>
-            </w:r>
-          </w:p>
-          <w:p>
-            <w:pPr>
-              <w:pStyle w:val="Normal"/>
-              <w:jc w:val="center"/>
-              <w:rPr/>
-            </w:pPr>
-            <w:r>
-              <w:rPr>
-                <w:rFonts w:eastAsia="Arial" w:cs="Arial"/>
-                <w:i/>
-                <w:iCs/>
-                <w:sz w:val="22"/>
-                <w:szCs w:val="22"/>
-              </w:rPr>
-              <w:t>(a) Architecture summary (model.summary())</w:t>
-            </w:r>
-          </w:p>
-        </w:tc>
-        <w:tc>
-          <w:tcPr>
-            <w:tcW w:w="4513" w:type="dxa"/>
-            <w:tcBorders/>
-            <w:tcMar>
-              <w:start w:w="60" w:type="dxa"/>
-              <w:end w:w="0" w:type="dxa"/>
-            </w:tcMar>
-          </w:tcPr>
-          <w:p>
-            <w:pPr>
-              <w:pStyle w:val="Normal"/>
-              <w:spacing w:before="80" w:after="30"/>
-              <w:jc w:val="center"/>
-              <w:rPr/>
-            </w:pPr>
-            <w:r>
-              <w:rPr/>
-              <w:drawing>
-                <wp:inline distT="0" distB="0" distL="0" distR="0">
-                  <wp:extent cx="5524500" cy="2466975"/>
-                  <wp:effectExtent l="0" t="0" r="0" b="0"/>
-                  <wp:docPr id="6" name="Autoencoder topology — neuron count per layer" descr="Autoencoder topology — neuron count per layer" title="Autoencoder topology — neuron count per layer"/>
-                  <wp:cNvGraphicFramePr>
-                    <a:graphicFrameLocks xmlns:a="http://schemas.openxmlformats.org/drawingml/2006/main" noChangeAspect="1"/>
-                  </wp:cNvGraphicFramePr>
-                  <a:graphic xmlns:a="http://schemas.openxmlformats.org/drawingml/2006/main">
-                    <a:graphicData uri="http://schemas.openxmlformats.org/drawingml/2006/picture">
-                      <pic:pic xmlns:pic="http://schemas.openxmlformats.org/drawingml/2006/picture">
-                        <pic:nvPicPr>
-                          <pic:cNvPr id="6" name="Autoencoder topology — neuron count per layer" descr="Autoencoder topology — neuron count per layer" title="Autoencoder topology — neuron count per layer"/>
-                          <pic:cNvPicPr>
-                            <a:picLocks noChangeAspect="1" noChangeArrowheads="1"/>
-                          </pic:cNvPicPr>
-                        </pic:nvPicPr>
-                        <pic:blipFill>
-                          <a:blip r:embed="rId7"/>
-                          <a:stretch>
-                            <a:fillRect/>
-                          </a:stretch>
-                        </pic:blipFill>
-                        <pic:spPr bwMode="auto">
-                          <a:xfrm>
-                            <a:off x="0" y="0"/>
-                            <a:ext cx="5524500" cy="2466975"/>
-                          </a:xfrm>
-                          <a:prstGeom prst="rect">
-                            <a:avLst/>
-                          </a:prstGeom>
-                          <a:noFill/>
-                        </pic:spPr>
-                      </pic:pic>
-                    </a:graphicData>
-                  </a:graphic>
-                </wp:inline>
-              </w:drawing>
-            </w:r>
-          </w:p>
-          <w:p>
-            <w:pPr>
-              <w:pStyle w:val="Normal"/>
-              <w:jc w:val="center"/>
-              <w:rPr/>
-            </w:pPr>
-            <w:r>
-              <w:rPr>
-                <w:rFonts w:eastAsia="Arial" w:cs="Arial"/>
-                <w:i/>
-                <w:iCs/>
-                <w:sz w:val="22"/>
-                <w:szCs w:val="22"/>
-              </w:rPr>
-              <w:t>(b) Autoencoder topology — neuron count per layer</w:t>
-            </w:r>
-          </w:p>
-        </w:tc>
-      </w:tr>
-    </w:tbl>
-    <w:p>
-      <w:pPr>
-        <w:pStyle w:val="Normal"/>
-        <w:spacing w:before="20" w:after="120"/>
-        <w:jc w:val="center"/>
-        <w:rPr/>
-      </w:pPr>
-      <w:r>
-        <w:rPr>
-          <w:rFonts w:eastAsia="Arial" w:cs="Arial"/>
-          <w:b/>
-          <w:bCs/>
-          <w:color w:val="1F4E79"/>
-          <w:sz w:val="18"/>
-          <w:szCs w:val="18"/>
-        </w:rPr>
-        <w:t xml:space="preserve">Figure 7 — </w:t>
-      </w:r>
-      <w:r>
-        <w:rPr>
-          <w:rFonts w:eastAsia="Arial" w:cs="Arial"/>
-          <w:i/>
-          <w:iCs/>
-          <w:sz w:val="22"/>
-          <w:szCs w:val="22"/>
-        </w:rPr>
-        <w:t>(a) Architecture summary (model.summary())  /  (b) Autoencoder topology — neuron count per layer</w:t>
-      </w:r>
-    </w:p>
-    <w:p>
-      <w:pPr>
-        <w:pStyle w:val="Normal"/>
-        <w:spacing w:before="70" w:after="0"/>
-        <w:rPr/>
-      </w:pPr>
-      <w:r>
-        <w:rPr/>
-      </w:r>
-    </w:p>
-    <w:p>
-      <w:pPr>
-        <w:pStyle w:val="Normal"/>
-        <w:spacing w:before="80" w:after="80"/>
-        <w:jc w:val="both"/>
-        <w:rPr/>
-      </w:pPr>
-      <w:r>
-        <w:rPr>
-          <w:rFonts w:eastAsia="Arial" w:cs="Arial"/>
-          <w:sz w:val="22"/>
-          <w:szCs w:val="22"/>
-        </w:rPr>
-        <w:t>Figure 5 presents the architecture in two complementary formats. The right table details the dimensional progression layer by layer. The encoder compresses the 14-feature vector down to a 3-neuron bottleneck (compression factor 4.7×), forcing the network to retain only the most recurrent and structured patterns of the healthy signal. The decoder symmetrically reconstructs up to the 14 original features. The linear output activation (unbounded) is essential since normalised features are not constrained to [0,1]. The model totals 353 trainable parameters, intentionally compact for the FPGA constraint.</w:t>
-      </w:r>
-    </w:p>
-    <w:p>
-      <w:pPr>
-        <w:pStyle w:val="Normal"/>
-        <w:spacing w:before="70" w:after="0"/>
-        <w:rPr/>
-      </w:pPr>
-      <w:r>
-        <w:rPr/>
-      </w:r>
-    </w:p>
-    <w:p>
-      <w:pPr>
-        <w:pStyle w:val="Normal"/>
-        <w:spacing w:before="80" w:after="80"/>
-        <w:jc w:val="both"/>
-        <w:rPr/>
-      </w:pPr>
-      <w:r>
-        <w:rPr>
-          <w:rFonts w:eastAsia="Arial" w:cs="Arial"/>
-          <w:sz w:val="22"/>
-          <w:szCs w:val="22"/>
-        </w:rPr>
-        <w:t>The choice of a 3-neuron bottleneck rather than 4 results from experimentation: a bottleneck that is too wide (4+ neurons) allows the network to also memorise slightly degraded signals, reducing sensitivity; one that is too narrow (2 neurons) degrades reconstruction quality even on healthy data, increasing false alarms. Three neurons provide the best balance on this dataset.</w:t>
-      </w:r>
-    </w:p>
-    <w:p>
-      <w:pPr>
-        <w:pStyle w:val="Normal"/>
-        <w:spacing w:before="80" w:after="0"/>
-        <w:rPr/>
-      </w:pPr>
-      <w:r>
-        <w:rPr/>
-      </w:r>
-    </w:p>
-    <w:p>
-      <w:pPr>
-        <w:pStyle w:val="Heading2"/>
-        <w:pBdr>
-          <w:left w:val="single" w:sz="20" w:space="8" w:color="2E75B6"/>
-        </w:pBdr>
-        <w:spacing w:before="280" w:after="100"/>
-        <w:ind w:start="180"/>
-        <w:rPr/>
-      </w:pPr>
-      <w:r>
-        <w:rPr>
-          <w:rFonts w:eastAsia="Arial" w:cs="Arial" w:ascii="Arial" w:hAnsi="Arial"/>
-          <w:b/>
-          <w:bCs/>
-          <w:color w:val="2E75B6"/>
-          <w:sz w:val="26"/>
-          <w:szCs w:val="26"/>
-        </w:rPr>
-        <w:t>4.3  Training — procedure and hyperparameters</w:t>
-      </w:r>
-    </w:p>
-    <w:p>
-      <w:pPr>
-        <w:pStyle w:val="Normal"/>
-        <w:spacing w:before="70" w:after="0"/>
-        <w:rPr/>
-      </w:pPr>
-      <w:r>
-        <w:rPr/>
-      </w:r>
-    </w:p>
-    <w:p>
-      <w:pPr>
-        <w:pStyle w:val="Normal"/>
-        <w:spacing w:before="80" w:after="80"/>
-        <w:jc w:val="both"/>
-        <w:rPr/>
-      </w:pPr>
-      <w:r>
-        <w:rPr>
-          <w:rFonts w:eastAsia="Arial" w:cs="Arial"/>
-          <w:sz w:val="22"/>
-          <w:szCs w:val="22"/>
-        </w:rPr>
-        <w:t>Training is conducted exclusively on 450 healthy files. These files represent the nominal behaviour of the bearing in steady-state operation. The retained hyperparameters are as follows:</w:t>
-      </w:r>
-    </w:p>
-    <w:p>
-      <w:pPr>
-        <w:pStyle w:val="Normal"/>
-        <w:spacing w:before="40" w:after="0"/>
-        <w:rPr/>
-      </w:pPr>
-      <w:r>
-        <w:rPr/>
-      </w:r>
-    </w:p>
-    <w:p>
-      <w:pPr>
-        <w:pStyle w:val="ListParagraph"/>
-        <w:numPr>
-          <w:ilvl w:val="0"/>
-          <w:numId w:val="1"/>
-        </w:numPr>
-        <w:spacing w:before="55" w:after="55"/>
-        <w:rPr/>
-      </w:pPr>
-      <w:r>
-        <w:rPr>
-          <w:rFonts w:eastAsia="Arial" w:cs="Arial"/>
-          <w:b/>
-          <w:bCs/>
-          <w:sz w:val="22"/>
-          <w:szCs w:val="22"/>
-        </w:rPr>
-        <w:t>Adam optimiser</w:t>
-      </w:r>
-      <w:r>
-        <w:rPr>
-          <w:rFonts w:eastAsia="Arial" w:cs="Arial"/>
-          <w:sz w:val="22"/>
-          <w:szCs w:val="22"/>
-        </w:rPr>
-        <w:t xml:space="preserve"> (lr = 1×10⁻³, β₁ = 0.9, β₂ = 0.999) — robust to noisy gradients, fast convergence</w:t>
-      </w:r>
-    </w:p>
-    <w:p>
-      <w:pPr>
-        <w:pStyle w:val="ListParagraph"/>
-        <w:numPr>
-          <w:ilvl w:val="0"/>
-          <w:numId w:val="1"/>
-        </w:numPr>
-        <w:spacing w:before="55" w:after="55"/>
-        <w:rPr/>
-      </w:pPr>
-      <w:r>
-        <w:rPr>
-          <w:rFonts w:eastAsia="Arial" w:cs="Arial"/>
-          <w:b/>
-          <w:bCs/>
-          <w:sz w:val="22"/>
-          <w:szCs w:val="22"/>
-        </w:rPr>
-        <w:t>MSE loss function</w:t>
-      </w:r>
-      <w:r>
-        <w:rPr>
-          <w:rFonts w:eastAsia="Arial" w:cs="Arial"/>
-          <w:sz w:val="22"/>
-          <w:szCs w:val="22"/>
-        </w:rPr>
-        <w:t xml:space="preserve"> (Mean Squared Error) — penalises large reconstruction errors, consistent with the anomaly score</w:t>
-      </w:r>
-    </w:p>
-    <w:p>
-      <w:pPr>
-        <w:pStyle w:val="ListParagraph"/>
-        <w:numPr>
-          <w:ilvl w:val="0"/>
-          <w:numId w:val="1"/>
-        </w:numPr>
-        <w:spacing w:before="55" w:after="55"/>
-        <w:rPr/>
-      </w:pPr>
-      <w:r>
-        <w:rPr>
-          <w:rFonts w:eastAsia="Arial" w:cs="Arial"/>
-          <w:b/>
-          <w:bCs/>
-          <w:sz w:val="22"/>
-          <w:szCs w:val="22"/>
-        </w:rPr>
-        <w:t>150 epochs</w:t>
-      </w:r>
-      <w:r>
-        <w:rPr>
-          <w:rFonts w:eastAsia="Arial" w:cs="Arial"/>
-          <w:sz w:val="22"/>
-          <w:szCs w:val="22"/>
-        </w:rPr>
-        <w:t xml:space="preserve"> with batch_size = 32 — sufficient to reach convergence without overfitting</w:t>
-      </w:r>
-    </w:p>
-    <w:p>
-      <w:pPr>
-        <w:pStyle w:val="ListParagraph"/>
-        <w:numPr>
-          <w:ilvl w:val="0"/>
-          <w:numId w:val="1"/>
-        </w:numPr>
-        <w:spacing w:before="55" w:after="55"/>
-        <w:rPr/>
-      </w:pPr>
-      <w:r>
-        <w:rPr>
-          <w:rFonts w:eastAsia="Arial" w:cs="Arial"/>
-          <w:b/>
-          <w:bCs/>
-          <w:sz w:val="22"/>
-          <w:szCs w:val="22"/>
-        </w:rPr>
-        <w:t>80/20 train/validation split</w:t>
-      </w:r>
-      <w:r>
-        <w:rPr>
-          <w:rFonts w:eastAsia="Arial" w:cs="Arial"/>
-          <w:sz w:val="22"/>
-          <w:szCs w:val="22"/>
-        </w:rPr>
-        <w:t xml:space="preserve"> — 348 training files, 87 validation files to monitor overfitting</w:t>
-      </w:r>
-    </w:p>
-    <w:p>
-      <w:pPr>
-        <w:pStyle w:val="ListParagraph"/>
-        <w:numPr>
-          <w:ilvl w:val="0"/>
-          <w:numId w:val="1"/>
-        </w:numPr>
-        <w:spacing w:before="55" w:after="55"/>
-        <w:rPr/>
-      </w:pPr>
-      <w:r>
-        <w:rPr>
-          <w:rFonts w:eastAsia="Arial" w:cs="Arial"/>
-          <w:b/>
-          <w:bCs/>
-          <w:sz w:val="22"/>
-          <w:szCs w:val="22"/>
-        </w:rPr>
-        <w:t>RobustScaler + clipping ±5</w:t>
-      </w:r>
-      <w:r>
-        <w:rPr>
-          <w:rFonts w:eastAsia="Arial" w:cs="Arial"/>
-          <w:sz w:val="22"/>
-          <w:szCs w:val="22"/>
-        </w:rPr>
-        <w:t xml:space="preserve"> — applied as pre-processing before each batch</w:t>
-      </w:r>
-    </w:p>
-    <w:p>
-      <w:pPr>
-        <w:pStyle w:val="Normal"/>
-        <w:spacing w:before="70" w:after="0"/>
-        <w:rPr/>
-      </w:pPr>
-      <w:r>
-        <w:rPr/>
-      </w:r>
-    </w:p>
     <w:p>
       <w:pPr>
         <w:pStyle w:val="Normal"/>
@@ -4624,9 +4943,9 @@
         <w:rPr/>
         <w:drawing>
           <wp:inline distT="0" distB="0" distL="0" distR="0">
-            <wp:extent cx="4381500" cy="1828800"/>
+            <wp:extent cx="4762500" cy="2533650"/>
             <wp:effectExtent l="0" t="0" r="0" b="0"/>
-            <wp:docPr id="7" name="Learning curves of the float32 autoencoder (150 epochs). Train and Validation curves converge in parallel from an initial loss of ~0.55 to ~0.30, without significant divergence. The absence of overfitting confirms that the architecture is well-sized for this dataset." descr="Learning curves of the float32 autoencoder (150 epochs). Train and Validation curves converge in parallel from an initial loss of ~0.55 to ~0.30, without significant divergence. The absence of overfitting confirms that the architecture is well-sized for this dataset." title="Learning curves of the float32 autoencoder (150 epochs). Train and Validation curves converge in parallel from an initial loss of ~0.55 to ~0.30, without significant divergence. The absence of overfitting confirms that the architecture is well-sized for this dataset."/>
+            <wp:docPr id="5" name="Autoencoder topology — neuron count per layer" descr="Autoencoder topology — neuron count per layer" title="Autoencoder topology — neuron count per layer"/>
             <wp:cNvGraphicFramePr>
               <a:graphicFrameLocks xmlns:a="http://schemas.openxmlformats.org/drawingml/2006/main" noChangeAspect="1"/>
             </wp:cNvGraphicFramePr>
@@ -4634,7 +4953,636 @@
               <a:graphicData uri="http://schemas.openxmlformats.org/drawingml/2006/picture">
                 <pic:pic xmlns:pic="http://schemas.openxmlformats.org/drawingml/2006/picture">
                   <pic:nvPicPr>
-                    <pic:cNvPr id="7" name="Learning curves of the float32 autoencoder (150 epochs). Train and Validation curves converge in parallel from an initial loss of ~0.55 to ~0.30, without significant divergence. The absence of overfitting confirms that the architecture is well-sized for this dataset." descr="Learning curves of the float32 autoencoder (150 epochs). Train and Validation curves converge in parallel from an initial loss of ~0.55 to ~0.30, without significant divergence. The absence of overfitting confirms that the architecture is well-sized for this dataset." title="Learning curves of the float32 autoencoder (150 epochs). Train and Validation curves converge in parallel from an initial loss of ~0.55 to ~0.30, without significant divergence. The absence of overfitting confirms that the architecture is well-sized for this dataset."/>
+                    <pic:cNvPr id="5" name="Autoencoder topology — neuron count per layer" descr="Autoencoder topology — neuron count per layer" title="Autoencoder topology — neuron count per layer"/>
+                    <pic:cNvPicPr>
+                      <a:picLocks noChangeAspect="1" noChangeArrowheads="1"/>
+                    </pic:cNvPicPr>
+                  </pic:nvPicPr>
+                  <pic:blipFill>
+                    <a:blip r:embed="rId6"/>
+                    <a:stretch>
+                      <a:fillRect/>
+                    </a:stretch>
+                  </pic:blipFill>
+                  <pic:spPr bwMode="auto">
+                    <a:xfrm>
+                      <a:off x="0" y="0"/>
+                      <a:ext cx="4762500" cy="2533650"/>
+                    </a:xfrm>
+                    <a:prstGeom prst="rect">
+                      <a:avLst/>
+                    </a:prstGeom>
+                    <a:noFill/>
+                  </pic:spPr>
+                </pic:pic>
+              </a:graphicData>
+            </a:graphic>
+          </wp:inline>
+        </w:drawing>
+      </w:r>
+    </w:p>
+    <w:p>
+      <w:pPr>
+        <w:pStyle w:val="Normal"/>
+        <w:spacing w:before="0" w:after="120"/>
+        <w:jc w:val="center"/>
+        <w:rPr/>
+      </w:pPr>
+      <w:r>
+        <w:rPr>
+          <w:rFonts w:eastAsia="Arial" w:cs="Arial"/>
+          <w:b/>
+          <w:bCs/>
+          <w:color w:val="1F4E79"/>
+          <w:sz w:val="18"/>
+          <w:szCs w:val="18"/>
+        </w:rPr>
+        <w:t xml:space="preserve">Figure 5 — </w:t>
+      </w:r>
+      <w:r>
+        <w:rPr>
+          <w:rFonts w:eastAsia="Arial" w:cs="Arial"/>
+          <w:i/>
+          <w:iCs/>
+          <w:color w:val="555555"/>
+          <w:sz w:val="18"/>
+          <w:szCs w:val="18"/>
+        </w:rPr>
+        <w:t>Autoencoder topology — neuron count per layer</w:t>
+      </w:r>
+    </w:p>
+    <w:p>
+      <w:pPr>
+        <w:pStyle w:val="Normal"/>
+        <w:spacing w:before="70" w:after="0"/>
+        <w:rPr/>
+      </w:pPr>
+      <w:r>
+        <w:rPr/>
+      </w:r>
+    </w:p>
+    <w:p>
+      <w:pPr>
+        <w:pStyle w:val="Normal"/>
+        <w:spacing w:before="80" w:after="80"/>
+        <w:jc w:val="both"/>
+        <w:rPr/>
+      </w:pPr>
+      <w:r>
+        <w:rPr>
+          <w:rFonts w:eastAsia="Arial" w:cs="Arial"/>
+          <w:sz w:val="22"/>
+          <w:szCs w:val="22"/>
+        </w:rPr>
+        <w:t>Figure 5 presents the architecture. The encoder compresses the 14-feature vector down to a 3-neuron bottleneck (compression factor 4.7×), forcing the network to retain only the most recurrent and structured patterns of the healthy signal. The decoder symmetrically reconstructs up to the 14 original features. The linear output activation (unbounded) is essential since normalised features are not constrained to [0,1]. The model totals 353 trainable parameters, intentionally compact for the FPGA constraint.</w:t>
+      </w:r>
+    </w:p>
+    <w:p>
+      <w:pPr>
+        <w:pStyle w:val="Normal"/>
+        <w:spacing w:before="70" w:after="0"/>
+        <w:rPr/>
+      </w:pPr>
+      <w:r>
+        <w:rPr/>
+      </w:r>
+    </w:p>
+    <w:p>
+      <w:pPr>
+        <w:pStyle w:val="Normal"/>
+        <w:spacing w:before="80" w:after="80"/>
+        <w:jc w:val="both"/>
+        <w:rPr/>
+      </w:pPr>
+      <w:r>
+        <w:rPr>
+          <w:rFonts w:eastAsia="Arial" w:cs="Arial"/>
+          <w:sz w:val="22"/>
+          <w:szCs w:val="22"/>
+        </w:rPr>
+        <w:t>The choice of a 3-neuron bottleneck rather than 4 results from experimentation: a bottleneck that is too wide (4+ neurons) allows the network to also memorise slightly degraded signals, reducing sensitivity; one that is too narrow (2 neurons) degrades reconstruction quality even on healthy data, increasing false alarms. Three neurons provide the best balance on this dataset.</w:t>
+      </w:r>
+    </w:p>
+    <w:p>
+      <w:pPr>
+        <w:pStyle w:val="Normal"/>
+        <w:spacing w:before="80" w:after="0"/>
+        <w:rPr/>
+      </w:pPr>
+      <w:r>
+        <w:rPr/>
+      </w:r>
+    </w:p>
+    <w:p>
+      <w:pPr>
+        <w:pStyle w:val="Heading2"/>
+        <w:pBdr>
+          <w:left w:val="single" w:sz="20" w:space="8" w:color="2E75B6"/>
+        </w:pBdr>
+        <w:spacing w:before="280" w:after="100"/>
+        <w:ind w:start="180"/>
+        <w:rPr/>
+      </w:pPr>
+      <w:r>
+        <w:rPr>
+          <w:rFonts w:eastAsia="Arial" w:cs="Arial" w:ascii="Arial" w:hAnsi="Arial"/>
+          <w:b/>
+          <w:bCs/>
+          <w:color w:val="2E75B6"/>
+          <w:sz w:val="26"/>
+          <w:szCs w:val="26"/>
+        </w:rPr>
+        <w:t>4.3  Training — procedure and hyperparameters</w:t>
+      </w:r>
+    </w:p>
+    <w:p>
+      <w:pPr>
+        <w:pStyle w:val="Normal"/>
+        <w:spacing w:before="70" w:after="0"/>
+        <w:rPr/>
+      </w:pPr>
+      <w:r>
+        <w:rPr/>
+      </w:r>
+    </w:p>
+    <w:p>
+      <w:pPr>
+        <w:pStyle w:val="Normal"/>
+        <w:spacing w:before="80" w:after="80"/>
+        <w:jc w:val="both"/>
+        <w:rPr/>
+      </w:pPr>
+      <w:r>
+        <w:rPr>
+          <w:rFonts w:eastAsia="Arial" w:cs="Arial"/>
+          <w:sz w:val="22"/>
+          <w:szCs w:val="22"/>
+        </w:rPr>
+        <w:t>Training is conducted exclusively on 450 healthy files. These files represent the nominal behaviour of the bearing in steady-state operation. The retained hyperparameters are as follows:</w:t>
+      </w:r>
+    </w:p>
+    <w:p>
+      <w:pPr>
+        <w:pStyle w:val="Normal"/>
+        <w:spacing w:before="40" w:after="0"/>
+        <w:rPr/>
+      </w:pPr>
+      <w:r>
+        <w:rPr/>
+      </w:r>
+    </w:p>
+    <w:p>
+      <w:pPr>
+        <w:pStyle w:val="ListParagraph"/>
+        <w:numPr>
+          <w:ilvl w:val="0"/>
+          <w:numId w:val="1"/>
+        </w:numPr>
+        <w:spacing w:before="55" w:after="55"/>
+        <w:rPr/>
+      </w:pPr>
+      <w:r>
+        <w:rPr>
+          <w:rFonts w:eastAsia="Arial" w:cs="Arial"/>
+          <w:b/>
+          <w:bCs/>
+          <w:sz w:val="22"/>
+          <w:szCs w:val="22"/>
+        </w:rPr>
+        <w:t xml:space="preserve">Adam optimiser </w:t>
+      </w:r>
+      <w:r>
+        <w:rPr>
+          <w:rFonts w:eastAsia="Arial" w:cs="Arial"/>
+          <w:sz w:val="22"/>
+          <w:szCs w:val="22"/>
+        </w:rPr>
+        <w:t>(lr = 1×10⁻³, β₁ = 0.9, β₂ = 0.999) — robust to noisy gradients, fast convergence</w:t>
+      </w:r>
+    </w:p>
+    <w:p>
+      <w:pPr>
+        <w:pStyle w:val="ListParagraph"/>
+        <w:numPr>
+          <w:ilvl w:val="0"/>
+          <w:numId w:val="1"/>
+        </w:numPr>
+        <w:spacing w:before="55" w:after="55"/>
+        <w:rPr/>
+      </w:pPr>
+      <w:r>
+        <w:rPr>
+          <w:rFonts w:eastAsia="Arial" w:cs="Arial"/>
+          <w:b/>
+          <w:bCs/>
+          <w:sz w:val="22"/>
+          <w:szCs w:val="22"/>
+        </w:rPr>
+        <w:t xml:space="preserve">MSE loss function </w:t>
+      </w:r>
+      <w:r>
+        <w:rPr>
+          <w:rFonts w:eastAsia="Arial" w:cs="Arial"/>
+          <w:sz w:val="22"/>
+          <w:szCs w:val="22"/>
+        </w:rPr>
+        <w:t>(Mean Squared Error) — penalises large reconstruction errors, consistent with the anomaly score</w:t>
+      </w:r>
+    </w:p>
+    <w:p>
+      <w:pPr>
+        <w:pStyle w:val="ListParagraph"/>
+        <w:numPr>
+          <w:ilvl w:val="0"/>
+          <w:numId w:val="1"/>
+        </w:numPr>
+        <w:spacing w:before="55" w:after="55"/>
+        <w:rPr/>
+      </w:pPr>
+      <w:r>
+        <w:rPr>
+          <w:rFonts w:eastAsia="Arial" w:cs="Arial"/>
+          <w:b/>
+          <w:bCs/>
+          <w:sz w:val="22"/>
+          <w:szCs w:val="22"/>
+        </w:rPr>
+        <w:t xml:space="preserve">150 epochs </w:t>
+      </w:r>
+      <w:r>
+        <w:rPr>
+          <w:rFonts w:eastAsia="Arial" w:cs="Arial"/>
+          <w:sz w:val="22"/>
+          <w:szCs w:val="22"/>
+        </w:rPr>
+        <w:t>with batch_size = 32 — sufficient to reach convergence without overfitting</w:t>
+      </w:r>
+    </w:p>
+    <w:p>
+      <w:pPr>
+        <w:pStyle w:val="ListParagraph"/>
+        <w:numPr>
+          <w:ilvl w:val="0"/>
+          <w:numId w:val="1"/>
+        </w:numPr>
+        <w:spacing w:before="55" w:after="55"/>
+        <w:rPr/>
+      </w:pPr>
+      <w:r>
+        <w:rPr>
+          <w:rFonts w:eastAsia="Arial" w:cs="Arial"/>
+          <w:b/>
+          <w:bCs/>
+          <w:sz w:val="22"/>
+          <w:szCs w:val="22"/>
+        </w:rPr>
+        <w:t xml:space="preserve">80/20 train/validation split </w:t>
+      </w:r>
+      <w:r>
+        <w:rPr>
+          <w:rFonts w:eastAsia="Arial" w:cs="Arial"/>
+          <w:sz w:val="22"/>
+          <w:szCs w:val="22"/>
+        </w:rPr>
+        <w:t>— 348 training files, 87 validation files to monitor overfitting</w:t>
+      </w:r>
+    </w:p>
+    <w:p>
+      <w:pPr>
+        <w:pStyle w:val="ListParagraph"/>
+        <w:numPr>
+          <w:ilvl w:val="0"/>
+          <w:numId w:val="1"/>
+        </w:numPr>
+        <w:spacing w:before="55" w:after="55"/>
+        <w:rPr/>
+      </w:pPr>
+      <w:r>
+        <w:rPr>
+          <w:rFonts w:eastAsia="Arial" w:cs="Arial"/>
+          <w:b/>
+          <w:bCs/>
+          <w:sz w:val="22"/>
+          <w:szCs w:val="22"/>
+        </w:rPr>
+        <w:t xml:space="preserve">RobustScaler + clipping ±5 </w:t>
+      </w:r>
+      <w:r>
+        <w:rPr>
+          <w:rFonts w:eastAsia="Arial" w:cs="Arial"/>
+          <w:sz w:val="22"/>
+          <w:szCs w:val="22"/>
+        </w:rPr>
+        <w:t>— applied as pre-processing before each batch</w:t>
+      </w:r>
+    </w:p>
+    <w:p>
+      <w:pPr>
+        <w:pStyle w:val="Normal"/>
+        <w:spacing w:before="70" w:after="0"/>
+        <w:rPr/>
+      </w:pPr>
+      <w:r>
+        <w:rPr/>
+      </w:r>
+    </w:p>
+    <w:p>
+      <w:pPr>
+        <w:pStyle w:val="Normal"/>
+        <w:spacing w:before="100" w:after="50"/>
+        <w:jc w:val="center"/>
+        <w:rPr/>
+      </w:pPr>
+      <w:r>
+        <w:rPr/>
+        <w:drawing>
+          <wp:inline distT="0" distB="0" distL="0" distR="0">
+            <wp:extent cx="5524500" cy="2466975"/>
+            <wp:effectExtent l="0" t="0" r="0" b="0"/>
+            <wp:docPr id="6" name="Learning curves of the float32 autoencoder (150 epochs). Train and Validation curves converge in parallel from an initial loss of ~0.55 to ~0.30, without significant divergence. The absence of overfitting confirms that the architecture is well-sized for this dataset." descr="Learning curves of the float32 autoencoder (150 epochs). Train and Validation curves converge in parallel from an initial loss of ~0.55 to ~0.30, without significant divergence. The absence of overfitting confirms that the architecture is well-sized for this dataset." title="Learning curves of the float32 autoencoder (150 epochs). Train and Validation curves converge in parallel from an initial loss of ~0.55 to ~0.30, without significant divergence. The absence of overfitting confirms that the architecture is well-sized for this dataset."/>
+            <wp:cNvGraphicFramePr>
+              <a:graphicFrameLocks xmlns:a="http://schemas.openxmlformats.org/drawingml/2006/main" noChangeAspect="1"/>
+            </wp:cNvGraphicFramePr>
+            <a:graphic xmlns:a="http://schemas.openxmlformats.org/drawingml/2006/main">
+              <a:graphicData uri="http://schemas.openxmlformats.org/drawingml/2006/picture">
+                <pic:pic xmlns:pic="http://schemas.openxmlformats.org/drawingml/2006/picture">
+                  <pic:nvPicPr>
+                    <pic:cNvPr id="6" name="Learning curves of the float32 autoencoder (150 epochs). Train and Validation curves converge in parallel from an initial loss of ~0.55 to ~0.30, without significant divergence. The absence of overfitting confirms that the architecture is well-sized for this dataset." descr="Learning curves of the float32 autoencoder (150 epochs). Train and Validation curves converge in parallel from an initial loss of ~0.55 to ~0.30, without significant divergence. The absence of overfitting confirms that the architecture is well-sized for this dataset." title="Learning curves of the float32 autoencoder (150 epochs). Train and Validation curves converge in parallel from an initial loss of ~0.55 to ~0.30, without significant divergence. The absence of overfitting confirms that the architecture is well-sized for this dataset."/>
+                    <pic:cNvPicPr>
+                      <a:picLocks noChangeAspect="1" noChangeArrowheads="1"/>
+                    </pic:cNvPicPr>
+                  </pic:nvPicPr>
+                  <pic:blipFill>
+                    <a:blip r:embed="rId7"/>
+                    <a:stretch>
+                      <a:fillRect/>
+                    </a:stretch>
+                  </pic:blipFill>
+                  <pic:spPr bwMode="auto">
+                    <a:xfrm>
+                      <a:off x="0" y="0"/>
+                      <a:ext cx="5524500" cy="2466975"/>
+                    </a:xfrm>
+                    <a:prstGeom prst="rect">
+                      <a:avLst/>
+                    </a:prstGeom>
+                    <a:noFill/>
+                  </pic:spPr>
+                </pic:pic>
+              </a:graphicData>
+            </a:graphic>
+          </wp:inline>
+        </w:drawing>
+      </w:r>
+    </w:p>
+    <w:p>
+      <w:pPr>
+        <w:pStyle w:val="Normal"/>
+        <w:spacing w:before="0" w:after="120"/>
+        <w:jc w:val="center"/>
+        <w:rPr/>
+      </w:pPr>
+      <w:r>
+        <w:rPr>
+          <w:rFonts w:eastAsia="Arial" w:cs="Arial"/>
+          <w:b/>
+          <w:bCs/>
+          <w:color w:val="1F4E79"/>
+          <w:sz w:val="18"/>
+          <w:szCs w:val="18"/>
+        </w:rPr>
+        <w:t xml:space="preserve">Figure 6 — </w:t>
+      </w:r>
+      <w:r>
+        <w:rPr>
+          <w:rFonts w:eastAsia="Arial" w:cs="Arial"/>
+          <w:i/>
+          <w:iCs/>
+          <w:color w:val="555555"/>
+          <w:sz w:val="18"/>
+          <w:szCs w:val="18"/>
+        </w:rPr>
+        <w:t>Learning curves of the float32 autoencoder (150 epochs). Train and Validation curves converge in parallel from an initial loss of ~0.55 to ~0.30, without significant divergence. The absence of overfitting confirms that the architecture is well-sized for this dataset.</w:t>
+      </w:r>
+    </w:p>
+    <w:p>
+      <w:pPr>
+        <w:pStyle w:val="Normal"/>
+        <w:spacing w:before="70" w:after="0"/>
+        <w:rPr/>
+      </w:pPr>
+      <w:r>
+        <w:rPr/>
+      </w:r>
+    </w:p>
+    <w:p>
+      <w:pPr>
+        <w:pStyle w:val="Normal"/>
+        <w:spacing w:before="80" w:after="80"/>
+        <w:jc w:val="both"/>
+        <w:rPr/>
+      </w:pPr>
+      <w:r>
+        <w:rPr>
+          <w:rFonts w:eastAsia="Arial" w:cs="Arial"/>
+          <w:sz w:val="22"/>
+          <w:szCs w:val="22"/>
+        </w:rPr>
+        <w:t>Figure 6 shows the float32 model's learning curves. Convergence is smooth and the Train and Validation curves remain close throughout training — no overfitting is observable. The final loss of approximately 0.30 corresponds to a very low normalised reconstruction error, indicating that the model has correctly learnt the structure of healthy data.</w:t>
+      </w:r>
+    </w:p>
+    <w:p>
+      <w:pPr>
+        <w:pStyle w:val="Normal"/>
+        <w:spacing w:before="80" w:after="0"/>
+        <w:rPr/>
+      </w:pPr>
+      <w:r>
+        <w:rPr/>
+      </w:r>
+    </w:p>
+    <w:p>
+      <w:pPr>
+        <w:pStyle w:val="Heading2"/>
+        <w:pBdr>
+          <w:left w:val="single" w:sz="20" w:space="8" w:color="2E75B6"/>
+        </w:pBdr>
+        <w:spacing w:before="280" w:after="100"/>
+        <w:ind w:start="180"/>
+        <w:rPr/>
+      </w:pPr>
+      <w:r>
+        <w:rPr>
+          <w:rFonts w:eastAsia="Arial" w:cs="Arial" w:ascii="Arial" w:hAnsi="Arial"/>
+          <w:b/>
+          <w:bCs/>
+          <w:color w:val="2E75B6"/>
+          <w:sz w:val="26"/>
+          <w:szCs w:val="26"/>
+        </w:rPr>
+        <w:t>4.4  Anomaly threshold calculation</w:t>
+      </w:r>
+    </w:p>
+    <w:p>
+      <w:pPr>
+        <w:pStyle w:val="Normal"/>
+        <w:spacing w:before="70" w:after="0"/>
+        <w:rPr/>
+      </w:pPr>
+      <w:r>
+        <w:rPr/>
+      </w:r>
+    </w:p>
+    <w:p>
+      <w:pPr>
+        <w:pStyle w:val="Normal"/>
+        <w:spacing w:before="80" w:after="80"/>
+        <w:jc w:val="both"/>
+        <w:rPr/>
+      </w:pPr>
+      <w:r>
+        <w:rPr>
+          <w:rFonts w:eastAsia="Arial" w:cs="Arial"/>
+          <w:sz w:val="22"/>
+          <w:szCs w:val="22"/>
+        </w:rPr>
+        <w:t>Once training is complete, the anomaly threshold is calculated statistically on all healthy training data. For each of the 435 healthy files, the MSE reconstruction error is computed. The threshold is set at mean + K×σ, where σ is the standard deviation of the errors on healthy data and K is a margin factor. The value K = 3 is retained, which statistically guarantees fewer than 0.3% false alarms in the healthy regime (under Gaussian assumption).</w:t>
+      </w:r>
+    </w:p>
+    <w:p>
+      <w:pPr>
+        <w:pStyle w:val="Normal"/>
+        <w:rPr/>
+      </w:pPr>
+      <w:r>
+        <w:rPr/>
+      </w:r>
+      <w:r>
+        <w:br w:type="page"/>
+      </w:r>
+    </w:p>
+    <w:p>
+      <w:pPr>
+        <w:pStyle w:val="Heading1"/>
+        <w:pBdr>
+          <w:bottom w:val="single" w:sz="10" w:space="2" w:color="2E75B6"/>
+        </w:pBdr>
+        <w:spacing w:before="0" w:after="160"/>
+        <w:rPr/>
+      </w:pPr>
+      <w:r>
+        <w:rPr>
+          <w:rFonts w:eastAsia="Arial" w:cs="Arial" w:ascii="Arial" w:hAnsi="Arial"/>
+          <w:b/>
+          <w:bCs/>
+          <w:color w:val="2E75B6"/>
+          <w:sz w:val="32"/>
+          <w:szCs w:val="32"/>
+        </w:rPr>
+        <w:t xml:space="preserve">Chapter 5  —  </w:t>
+      </w:r>
+      <w:r>
+        <w:rPr>
+          <w:rFonts w:eastAsia="Arial" w:cs="Arial" w:ascii="Arial" w:hAnsi="Arial"/>
+          <w:b/>
+          <w:bCs/>
+          <w:color w:val="1F4E79"/>
+          <w:sz w:val="32"/>
+          <w:szCs w:val="32"/>
+        </w:rPr>
+        <w:t>Detection results — float32 baseline model</w:t>
+      </w:r>
+    </w:p>
+    <w:p>
+      <w:pPr>
+        <w:pStyle w:val="Normal"/>
+        <w:spacing w:before="80" w:after="0"/>
+        <w:rPr/>
+      </w:pPr>
+      <w:r>
+        <w:rPr/>
+      </w:r>
+    </w:p>
+    <w:p>
+      <w:pPr>
+        <w:pStyle w:val="Heading2"/>
+        <w:pBdr>
+          <w:left w:val="single" w:sz="20" w:space="8" w:color="2E75B6"/>
+        </w:pBdr>
+        <w:spacing w:before="280" w:after="100"/>
+        <w:ind w:start="180"/>
+        <w:rPr/>
+      </w:pPr>
+      <w:r>
+        <w:rPr>
+          <w:rFonts w:eastAsia="Arial" w:cs="Arial" w:ascii="Arial" w:hAnsi="Arial"/>
+          <w:b/>
+          <w:bCs/>
+          <w:color w:val="2E75B6"/>
+          <w:sz w:val="26"/>
+          <w:szCs w:val="26"/>
+        </w:rPr>
+        <w:t>5.1  First test — initial configuration</w:t>
+      </w:r>
+    </w:p>
+    <w:p>
+      <w:pPr>
+        <w:pStyle w:val="Normal"/>
+        <w:spacing w:before="70" w:after="0"/>
+        <w:rPr/>
+      </w:pPr>
+      <w:r>
+        <w:rPr/>
+      </w:r>
+    </w:p>
+    <w:p>
+      <w:pPr>
+        <w:pStyle w:val="Normal"/>
+        <w:spacing w:before="80" w:after="80"/>
+        <w:jc w:val="both"/>
+        <w:rPr/>
+      </w:pPr>
+      <w:r>
+        <w:rPr>
+          <w:rFonts w:eastAsia="Arial" w:cs="Arial"/>
+          <w:sz w:val="22"/>
+          <w:szCs w:val="22"/>
+        </w:rPr>
+        <w:t>The first detection test is run with the autoencoder's initial configuration: architecture 14→8→4→3→4→8→14, trained for 150 epochs on the 435 healthy files. Figure 7 shows the reconstruction error curve across all 982 files on a logarithmic scale.</w:t>
+      </w:r>
+    </w:p>
+    <w:p>
+      <w:pPr>
+        <w:pStyle w:val="Normal"/>
+        <w:spacing w:before="60" w:after="0"/>
+        <w:rPr/>
+      </w:pPr>
+      <w:r>
+        <w:rPr/>
+      </w:r>
+    </w:p>
+    <w:p>
+      <w:pPr>
+        <w:pStyle w:val="Normal"/>
+        <w:spacing w:before="100" w:after="50"/>
+        <w:jc w:val="center"/>
+        <w:rPr/>
+      </w:pPr>
+      <w:r>
+        <w:rPr/>
+        <w:drawing>
+          <wp:inline distT="0" distB="0" distL="0" distR="0">
+            <wp:extent cx="4381500" cy="1828800"/>
+            <wp:effectExtent l="0" t="0" r="0" b="0"/>
+            <wp:docPr id="7" name="First test — reconstruction error (log scale) across 982 files. Threshold = 0.697 (blue). The green zone corresponds to the training phase; the pink zone to the degradation phase. The error stays below the threshold throughout the healthy phase, then rises monotonically from file ~500." descr="First test — reconstruction error (log scale) across 982 files. Threshold = 0.697 (blue). The green zone corresponds to the training phase; the pink zone to the degradation phase. The error stays below the threshold throughout the healthy phase, then rises monotonically from file ~500." title="First test — reconstruction error (log scale) across 982 files. Threshold = 0.697 (blue). The green zone corresponds to the training phase; the pink zone to the degradation phase. The error stays below the threshold throughout the healthy phase, then rises monotonically from file ~500."/>
+            <wp:cNvGraphicFramePr>
+              <a:graphicFrameLocks xmlns:a="http://schemas.openxmlformats.org/drawingml/2006/main" noChangeAspect="1"/>
+            </wp:cNvGraphicFramePr>
+            <a:graphic xmlns:a="http://schemas.openxmlformats.org/drawingml/2006/main">
+              <a:graphicData uri="http://schemas.openxmlformats.org/drawingml/2006/picture">
+                <pic:pic xmlns:pic="http://schemas.openxmlformats.org/drawingml/2006/picture">
+                  <pic:nvPicPr>
+                    <pic:cNvPr id="7" name="First test — reconstruction error (log scale) across 982 files. Threshold = 0.697 (blue). The green zone corresponds to the training phase; the pink zone to the degradation phase. The error stays below the threshold throughout the healthy phase, then rises monotonically from file ~500." descr="First test — reconstruction error (log scale) across 982 files. Threshold = 0.697 (blue). The green zone corresponds to the training phase; the pink zone to the degradation phase. The error stays below the threshold throughout the healthy phase, then rises monotonically from file ~500." title="First test — reconstruction error (log scale) across 982 files. Threshold = 0.697 (blue). The green zone corresponds to the training phase; the pink zone to the degradation phase. The error stays below the threshold throughout the healthy phase, then rises monotonically from file ~500."/>
                     <pic:cNvPicPr>
                       <a:picLocks noChangeAspect="1" noChangeArrowheads="1"/>
                     </pic:cNvPicPr>
@@ -4678,203 +5626,44 @@
           <w:sz w:val="18"/>
           <w:szCs w:val="18"/>
         </w:rPr>
-        <w:t xml:space="preserve">Figure 6 — </w:t>
+        <w:t xml:space="preserve">Figure 7 — </w:t>
       </w:r>
       <w:r>
         <w:rPr>
           <w:rFonts w:eastAsia="Arial" w:cs="Arial"/>
           <w:i/>
           <w:iCs/>
+          <w:color w:val="555555"/>
+          <w:sz w:val="18"/>
+          <w:szCs w:val="18"/>
+        </w:rPr>
+        <w:t>First test — reconstruction error (log scale) across 982 files. Threshold = 0.697 (blue). The green zone corresponds to the training phase; the pink zone to the degradation phase. The error stays below the threshold throughout the healthy phase, then rises monotonically from file ~500.</w:t>
+      </w:r>
+    </w:p>
+    <w:p>
+      <w:pPr>
+        <w:pStyle w:val="Normal"/>
+        <w:spacing w:before="70" w:after="0"/>
+        <w:rPr/>
+      </w:pPr>
+      <w:r>
+        <w:rPr/>
+      </w:r>
+    </w:p>
+    <w:p>
+      <w:pPr>
+        <w:pStyle w:val="Normal"/>
+        <w:spacing w:before="80" w:after="80"/>
+        <w:jc w:val="both"/>
+        <w:rPr/>
+      </w:pPr>
+      <w:r>
+        <w:rPr>
+          <w:rFonts w:eastAsia="Arial" w:cs="Arial"/>
           <w:sz w:val="22"/>
           <w:szCs w:val="22"/>
         </w:rPr>
-        <w:t>Learning curves of the float32 autoencoder (150 epochs). Train and Validation curves converge in parallel from an initial loss of ~0.55 to ~0.30, without significant divergence. The absence of overfitting confirms that the architecture is well-sized for this dataset.</w:t>
-      </w:r>
-    </w:p>
-    <w:p>
-      <w:pPr>
-        <w:pStyle w:val="Normal"/>
-        <w:spacing w:before="70" w:after="0"/>
-        <w:rPr/>
-      </w:pPr>
-      <w:r>
-        <w:rPr/>
-      </w:r>
-    </w:p>
-    <w:p>
-      <w:pPr>
-        <w:pStyle w:val="Normal"/>
-        <w:spacing w:before="80" w:after="80"/>
-        <w:jc w:val="both"/>
-        <w:rPr/>
-      </w:pPr>
-      <w:r>
-        <w:rPr>
-          <w:rFonts w:eastAsia="Arial" w:cs="Arial"/>
-          <w:sz w:val="22"/>
-          <w:szCs w:val="22"/>
-        </w:rPr>
-        <w:t>Figure 6 shows the float32 model's learning curves. Convergence is smooth and the Train and Validation curves remain close throughout training — no overfitting is observable. The final loss of approximately 0.30 corresponds to a very low normalised reconstruction error, indicating that the model has correctly learnt the structure of healthy data.</w:t>
-      </w:r>
-    </w:p>
-    <w:p>
-      <w:pPr>
-        <w:pStyle w:val="Normal"/>
-        <w:spacing w:before="80" w:after="0"/>
-        <w:rPr/>
-      </w:pPr>
-      <w:r>
-        <w:rPr/>
-      </w:r>
-    </w:p>
-    <w:p>
-      <w:pPr>
-        <w:pStyle w:val="Heading2"/>
-        <w:pBdr>
-          <w:left w:val="single" w:sz="20" w:space="8" w:color="2E75B6"/>
-        </w:pBdr>
-        <w:spacing w:before="280" w:after="100"/>
-        <w:ind w:start="180"/>
-        <w:rPr/>
-      </w:pPr>
-      <w:r>
-        <w:rPr>
-          <w:rFonts w:eastAsia="Arial" w:cs="Arial" w:ascii="Arial" w:hAnsi="Arial"/>
-          <w:b/>
-          <w:bCs/>
-          <w:color w:val="2E75B6"/>
-          <w:sz w:val="26"/>
-          <w:szCs w:val="26"/>
-        </w:rPr>
-        <w:t>4.4  Anomaly threshold calculation</w:t>
-      </w:r>
-    </w:p>
-    <w:p>
-      <w:pPr>
-        <w:pStyle w:val="Normal"/>
-        <w:spacing w:before="70" w:after="0"/>
-        <w:rPr/>
-      </w:pPr>
-      <w:r>
-        <w:rPr/>
-      </w:r>
-    </w:p>
-    <w:p>
-      <w:pPr>
-        <w:pStyle w:val="Normal"/>
-        <w:spacing w:before="80" w:after="80"/>
-        <w:jc w:val="both"/>
-        <w:rPr/>
-      </w:pPr>
-      <w:r>
-        <w:rPr>
-          <w:rFonts w:eastAsia="Arial" w:cs="Arial"/>
-          <w:sz w:val="22"/>
-          <w:szCs w:val="22"/>
-        </w:rPr>
-        <w:t>Once training is complete, the anomaly threshold is calculated statistically on all healthy training data. For each of the 435 healthy files, the MSE reconstruction error is computed. The threshold is set at mean + K×σ, where σ is the standard deviation of the errors on healthy data and K is a margin factor. The value K = 3 is retained, which statistically guarantees fewer than 0.3% false alarms in healthy regime (under Gaussian assumption).</w:t>
-      </w:r>
-    </w:p>
-    <w:p>
-      <w:pPr>
-        <w:pStyle w:val="Normal"/>
-        <w:rPr/>
-      </w:pPr>
-      <w:r>
-        <w:rPr/>
-      </w:r>
-      <w:r>
-        <w:br w:type="page"/>
-      </w:r>
-    </w:p>
-    <w:p>
-      <w:pPr>
-        <w:pStyle w:val="Heading1"/>
-        <w:pBdr>
-          <w:bottom w:val="single" w:sz="10" w:space="2" w:color="2E75B6"/>
-        </w:pBdr>
-        <w:spacing w:before="0" w:after="160"/>
-        <w:rPr/>
-      </w:pPr>
-      <w:r>
-        <w:rPr>
-          <w:rFonts w:eastAsia="Arial" w:cs="Arial" w:ascii="Arial" w:hAnsi="Arial"/>
-          <w:b/>
-          <w:bCs/>
-          <w:color w:val="2E75B6"/>
-          <w:sz w:val="32"/>
-          <w:szCs w:val="32"/>
-        </w:rPr>
-        <w:t xml:space="preserve">Chapter 5  —  </w:t>
-      </w:r>
-      <w:r>
-        <w:rPr>
-          <w:rFonts w:eastAsia="Arial" w:cs="Arial" w:ascii="Arial" w:hAnsi="Arial"/>
-          <w:b/>
-          <w:bCs/>
-          <w:color w:val="1F4E79"/>
-          <w:sz w:val="32"/>
-          <w:szCs w:val="32"/>
-        </w:rPr>
-        <w:t>Detection results — float32 baseline model</w:t>
-      </w:r>
-    </w:p>
-    <w:p>
-      <w:pPr>
-        <w:pStyle w:val="Normal"/>
-        <w:spacing w:before="80" w:after="0"/>
-        <w:rPr/>
-      </w:pPr>
-      <w:r>
-        <w:rPr/>
-      </w:r>
-    </w:p>
-    <w:p>
-      <w:pPr>
-        <w:pStyle w:val="Heading2"/>
-        <w:pBdr>
-          <w:left w:val="single" w:sz="20" w:space="8" w:color="2E75B6"/>
-        </w:pBdr>
-        <w:spacing w:before="280" w:after="100"/>
-        <w:ind w:start="180"/>
-        <w:rPr/>
-      </w:pPr>
-      <w:r>
-        <w:rPr>
-          <w:rFonts w:eastAsia="Arial" w:cs="Arial" w:ascii="Arial" w:hAnsi="Arial"/>
-          <w:b/>
-          <w:bCs/>
-          <w:color w:val="2E75B6"/>
-          <w:sz w:val="26"/>
-          <w:szCs w:val="26"/>
-        </w:rPr>
-        <w:t>5.1  First test — initial configuration</w:t>
-      </w:r>
-    </w:p>
-    <w:p>
-      <w:pPr>
-        <w:pStyle w:val="Normal"/>
-        <w:spacing w:before="70" w:after="0"/>
-        <w:rPr/>
-      </w:pPr>
-      <w:r>
-        <w:rPr/>
-      </w:r>
-    </w:p>
-    <w:p>
-      <w:pPr>
-        <w:pStyle w:val="Normal"/>
-        <w:spacing w:before="80" w:after="80"/>
-        <w:jc w:val="both"/>
-        <w:rPr/>
-      </w:pPr>
-      <w:r>
-        <w:rPr>
-          <w:rFonts w:eastAsia="Arial" w:cs="Arial"/>
-          <w:sz w:val="22"/>
-          <w:szCs w:val="22"/>
-        </w:rPr>
-        <w:t>The first detection test is run with the autoencoder's initial configuration: architecture 14→8→4→3→4→8→14, trained for 150 epochs on the 435 healthy files. Figure 7 shows the reconstruction error curve across all 982 files on a logarithmic scale.</w:t>
+        <w:t>Figure 7 shows a broadly satisfactory behaviour: the reconstruction error stays strictly below the threshold throughout the healthy phase, then permanently crosses it from file ~500. However, the quantitative analysis reveals a serious problem:</w:t>
       </w:r>
     </w:p>
     <w:p>
@@ -4898,9 +5687,9 @@
         <w:rPr/>
         <w:drawing>
           <wp:inline distT="0" distB="0" distL="0" distR="0">
-            <wp:extent cx="4381500" cy="1828800"/>
+            <wp:extent cx="5334000" cy="1352550"/>
             <wp:effectExtent l="0" t="0" r="0" b="0"/>
-            <wp:docPr id="8" name="First test — reconstruction error (log scale) across 982 files. Threshold = 0.697 (blue). The green zone corresponds to the training phase; the pink zone to the degradation phase. The error stays below the threshold throughout the healthy phase, then rises monotonically from file ~500." descr="First test — reconstruction error (log scale) across 982 files. Threshold = 0.697 (blue). The green zone corresponds to the training phase; the pink zone to the degradation phase. The error stays below the threshold throughout the healthy phase, then rises monotonically from file ~500." title="First test — reconstruction error (log scale) across 982 files. Threshold = 0.697 (blue). The green zone corresponds to the training phase; the pink zone to the degradation phase. The error stays below the threshold throughout the healthy phase, then rises monotonically from file ~500."/>
+            <wp:docPr id="8" name="Quantitative results of the first test. Threshold: 0.697. Anomalies detected: 456/982. First anomalous file detected: #0. False alarms in healthy zone: 5/450." descr="Quantitative results of the first test. Threshold: 0.697. Anomalies detected: 456/982. First anomalous file detected: #0. False alarms in healthy zone: 5/450." title="Quantitative results of the first test. Threshold: 0.697. Anomalies detected: 456/982. First anomalous file detected: #0. False alarms in healthy zone: 5/450."/>
             <wp:cNvGraphicFramePr>
               <a:graphicFrameLocks xmlns:a="http://schemas.openxmlformats.org/drawingml/2006/main" noChangeAspect="1"/>
             </wp:cNvGraphicFramePr>
@@ -4908,127 +5697,13 @@
               <a:graphicData uri="http://schemas.openxmlformats.org/drawingml/2006/picture">
                 <pic:pic xmlns:pic="http://schemas.openxmlformats.org/drawingml/2006/picture">
                   <pic:nvPicPr>
-                    <pic:cNvPr id="8" name="First test — reconstruction error (log scale) across 982 files. Threshold = 0.697 (blue). The green zone corresponds to the training phase; the pink zone to the degradation phase. The error stays below the threshold throughout the healthy phase, then rises monotonically from file ~500." descr="First test — reconstruction error (log scale) across 982 files. Threshold = 0.697 (blue). The green zone corresponds to the training phase; the pink zone to the degradation phase. The error stays below the threshold throughout the healthy phase, then rises monotonically from file ~500." title="First test — reconstruction error (log scale) across 982 files. Threshold = 0.697 (blue). The green zone corresponds to the training phase; the pink zone to the degradation phase. The error stays below the threshold throughout the healthy phase, then rises monotonically from file ~500."/>
+                    <pic:cNvPr id="8" name="Quantitative results of the first test. Threshold: 0.697. Anomalies detected: 456/982. First anomalous file detected: #0. False alarms in healthy zone: 5/450." descr="Quantitative results of the first test. Threshold: 0.697. Anomalies detected: 456/982. First anomalous file detected: #0. False alarms in healthy zone: 5/450." title="Quantitative results of the first test. Threshold: 0.697. Anomalies detected: 456/982. First anomalous file detected: #0. False alarms in healthy zone: 5/450."/>
                     <pic:cNvPicPr>
                       <a:picLocks noChangeAspect="1" noChangeArrowheads="1"/>
                     </pic:cNvPicPr>
                   </pic:nvPicPr>
                   <pic:blipFill>
                     <a:blip r:embed="rId9"/>
-                    <a:stretch>
-                      <a:fillRect/>
-                    </a:stretch>
-                  </pic:blipFill>
-                  <pic:spPr bwMode="auto">
-                    <a:xfrm>
-                      <a:off x="0" y="0"/>
-                      <a:ext cx="4381500" cy="1828800"/>
-                    </a:xfrm>
-                    <a:prstGeom prst="rect">
-                      <a:avLst/>
-                    </a:prstGeom>
-                    <a:noFill/>
-                  </pic:spPr>
-                </pic:pic>
-              </a:graphicData>
-            </a:graphic>
-          </wp:inline>
-        </w:drawing>
-      </w:r>
-    </w:p>
-    <w:p>
-      <w:pPr>
-        <w:pStyle w:val="Normal"/>
-        <w:spacing w:before="0" w:after="120"/>
-        <w:jc w:val="center"/>
-        <w:rPr/>
-      </w:pPr>
-      <w:r>
-        <w:rPr>
-          <w:rFonts w:eastAsia="Arial" w:cs="Arial"/>
-          <w:b/>
-          <w:bCs/>
-          <w:color w:val="1F4E79"/>
-          <w:sz w:val="18"/>
-          <w:szCs w:val="18"/>
-        </w:rPr>
-        <w:t xml:space="preserve">Figure 7 — </w:t>
-      </w:r>
-      <w:r>
-        <w:rPr>
-          <w:rFonts w:eastAsia="Arial" w:cs="Arial"/>
-          <w:i/>
-          <w:iCs/>
-          <w:sz w:val="22"/>
-          <w:szCs w:val="22"/>
-        </w:rPr>
-        <w:t>First test — reconstruction error (log scale) across 982 files. Threshold = 0.697 (blue). The green zone corresponds to the training phase; the pink zone to the degradation phase. The error stays below the threshold throughout the healthy phase, then rises monotonically from file ~500.</w:t>
-      </w:r>
-    </w:p>
-    <w:p>
-      <w:pPr>
-        <w:pStyle w:val="Normal"/>
-        <w:spacing w:before="70" w:after="0"/>
-        <w:rPr/>
-      </w:pPr>
-      <w:r>
-        <w:rPr/>
-      </w:r>
-    </w:p>
-    <w:p>
-      <w:pPr>
-        <w:pStyle w:val="Normal"/>
-        <w:spacing w:before="80" w:after="80"/>
-        <w:jc w:val="both"/>
-        <w:rPr/>
-      </w:pPr>
-      <w:r>
-        <w:rPr>
-          <w:rFonts w:eastAsia="Arial" w:cs="Arial"/>
-          <w:sz w:val="22"/>
-          <w:szCs w:val="22"/>
-        </w:rPr>
-        <w:t>Figure 7 shows a broadly satisfactory behaviour: the reconstruction error stays strictly below the threshold throughout the healthy phase, then permanently crosses it from file ~500. However, the quantitative analysis reveals a serious problem:</w:t>
-      </w:r>
-    </w:p>
-    <w:p>
-      <w:pPr>
-        <w:pStyle w:val="Normal"/>
-        <w:spacing w:before="60" w:after="0"/>
-        <w:rPr/>
-      </w:pPr>
-      <w:r>
-        <w:rPr/>
-      </w:r>
-    </w:p>
-    <w:p>
-      <w:pPr>
-        <w:pStyle w:val="Normal"/>
-        <w:spacing w:before="100" w:after="50"/>
-        <w:jc w:val="center"/>
-        <w:rPr/>
-      </w:pPr>
-      <w:r>
-        <w:rPr/>
-        <w:drawing>
-          <wp:inline distT="0" distB="0" distL="0" distR="0">
-            <wp:extent cx="5334000" cy="1352550"/>
-            <wp:effectExtent l="0" t="0" r="0" b="0"/>
-            <wp:docPr id="9" name="Quantitative results of the first test. Threshold: 0.697. Anomalies detected: 456/982. First anomalous file detected: #0. False alarms in healthy zone: 5/450." descr="Quantitative results of the first test. Threshold: 0.697. Anomalies detected: 456/982. First anomalous file detected: #0. False alarms in healthy zone: 5/450." title="Quantitative results of the first test. Threshold: 0.697. Anomalies detected: 456/982. First anomalous file detected: #0. False alarms in healthy zone: 5/450."/>
-            <wp:cNvGraphicFramePr>
-              <a:graphicFrameLocks xmlns:a="http://schemas.openxmlformats.org/drawingml/2006/main" noChangeAspect="1"/>
-            </wp:cNvGraphicFramePr>
-            <a:graphic xmlns:a="http://schemas.openxmlformats.org/drawingml/2006/main">
-              <a:graphicData uri="http://schemas.openxmlformats.org/drawingml/2006/picture">
-                <pic:pic xmlns:pic="http://schemas.openxmlformats.org/drawingml/2006/picture">
-                  <pic:nvPicPr>
-                    <pic:cNvPr id="9" name="Quantitative results of the first test. Threshold: 0.697. Anomalies detected: 456/982. First anomalous file detected: #0. False alarms in healthy zone: 5/450." descr="Quantitative results of the first test. Threshold: 0.697. Anomalies detected: 456/982. First anomalous file detected: #0. False alarms in healthy zone: 5/450." title="Quantitative results of the first test. Threshold: 0.697. Anomalies detected: 456/982. First anomalous file detected: #0. False alarms in healthy zone: 5/450."/>
-                    <pic:cNvPicPr>
-                      <a:picLocks noChangeAspect="1" noChangeArrowheads="1"/>
-                    </pic:cNvPicPr>
-                  </pic:nvPicPr>
-                  <pic:blipFill>
-                    <a:blip r:embed="rId10"/>
                     <a:stretch>
                       <a:fillRect/>
                     </a:stretch>
@@ -5073,8 +5748,9 @@
           <w:rFonts w:eastAsia="Arial" w:cs="Arial"/>
           <w:i/>
           <w:iCs/>
-          <w:sz w:val="22"/>
-          <w:szCs w:val="22"/>
+          <w:color w:val="555555"/>
+          <w:sz w:val="18"/>
+          <w:szCs w:val="18"/>
         </w:rPr>
         <w:t>Quantitative results of the first test. Threshold: 0.697. Anomalies detected: 456/982. First anomalous file detected: #0. False alarms in healthy zone: 5/450.</w:t>
       </w:r>
@@ -5160,7 +5836,7 @@
           <w:sz w:val="22"/>
           <w:szCs w:val="22"/>
         </w:rPr>
-        <w:t>To understand the origin of the false alarms, a targeted analysis is conducted on the first 100 files of the dataset. The hypothesis is that the test rig may not be immediately in stabilised operation at start-up: lubricant films take time to establish, mechanical parts adjust thermally, and roulement-ring contacts gradually reach their equilibrium. If so, these start-up files exhibit vibration behaviour slightly different from the nominal healthy state and should not be included in the training data.</w:t>
+        <w:t>To understand the origin of the false alarms, a targeted analysis is conducted on the first 100 files of the dataset. The hypothesis is that the test rig may not be immediately in stabilised operation at start-up: lubricant films take time to establish, mechanical parts adjust thermally, and bearing-ring contacts gradually reach their equilibrium. If so, these start-up files exhibit vibration behaviour slightly different from the nominal healthy state and should not be included in the training data.</w:t>
       </w:r>
     </w:p>
     <w:p>
@@ -5210,9 +5886,9 @@
         <w:rPr/>
         <w:drawing>
           <wp:inline distT="0" distB="0" distL="0" distR="0">
-            <wp:extent cx="5334000" cy="3009900"/>
+            <wp:extent cx="4381500" cy="2476500"/>
             <wp:effectExtent l="0" t="0" r="0" b="0"/>
-            <wp:docPr id="10" name="Start-up regime analysis: evolution of RMS, kurtosis, crest factor and HF energy over the first 100 files. The orange zone (files 1–15) shows clearly atypical values — kurtosis peak at 1.15 at file #3, crest factor &gt; 7.5, unstable HF energy. From file #16 onwards, all features stabilise within their nominal range." descr="Start-up regime analysis: evolution of RMS, kurtosis, crest factor and HF energy over the first 100 files. The orange zone (files 1–15) shows clearly atypical values — kurtosis peak at 1.15 at file #3, crest factor &gt; 7.5, unstable HF energy. From file #16 onwards, all features stabilise within their nominal range." title="Start-up regime analysis: evolution of RMS, kurtosis, crest factor and HF energy over the first 100 files. The orange zone (files 1–15) shows clearly atypical values — kurtosis peak at 1.15 at file #3, crest factor &gt; 7.5, unstable HF energy. From file #16 onwards, all features stabilise within their nominal range."/>
+            <wp:docPr id="9" name="Start-up regime analysis: evolution of RMS, kurtosis, crest factor and HF energy over the first 100 files. The orange zone (files 1–15) shows clearly atypical values — kurtosis peak at 1.15 at file #3, crest factor &gt; 7.5, unstable HF energy. From file #16 onwards, all features stabilise within their nominal range." descr="Start-up regime analysis: evolution of RMS, kurtosis, crest factor and HF energy over the first 100 files. The orange zone (files 1–15) shows clearly atypical values — kurtosis peak at 1.15 at file #3, crest factor &gt; 7.5, unstable HF energy. From file #16 onwards, all features stabilise within their nominal range." title="Start-up regime analysis: evolution of RMS, kurtosis, crest factor and HF energy over the first 100 files. The orange zone (files 1–15) shows clearly atypical values — kurtosis peak at 1.15 at file #3, crest factor &gt; 7.5, unstable HF energy. From file #16 onwards, all features stabilise within their nominal range."/>
             <wp:cNvGraphicFramePr>
               <a:graphicFrameLocks xmlns:a="http://schemas.openxmlformats.org/drawingml/2006/main" noChangeAspect="1"/>
             </wp:cNvGraphicFramePr>
@@ -5220,7 +5896,206 @@
               <a:graphicData uri="http://schemas.openxmlformats.org/drawingml/2006/picture">
                 <pic:pic xmlns:pic="http://schemas.openxmlformats.org/drawingml/2006/picture">
                   <pic:nvPicPr>
-                    <pic:cNvPr id="10" name="Start-up regime analysis: evolution of RMS, kurtosis, crest factor and HF energy over the first 100 files. The orange zone (files 1–15) shows clearly atypical values — kurtosis peak at 1.15 at file #3, crest factor &gt; 7.5, unstable HF energy. From file #16 onwards, all features stabilise within their nominal range." descr="Start-up regime analysis: evolution of RMS, kurtosis, crest factor and HF energy over the first 100 files. The orange zone (files 1–15) shows clearly atypical values — kurtosis peak at 1.15 at file #3, crest factor &gt; 7.5, unstable HF energy. From file #16 onwards, all features stabilise within their nominal range." title="Start-up regime analysis: evolution of RMS, kurtosis, crest factor and HF energy over the first 100 files. The orange zone (files 1–15) shows clearly atypical values — kurtosis peak at 1.15 at file #3, crest factor &gt; 7.5, unstable HF energy. From file #16 onwards, all features stabilise within their nominal range."/>
+                    <pic:cNvPr id="9" name="Start-up regime analysis: evolution of RMS, kurtosis, crest factor and HF energy over the first 100 files. The orange zone (files 1–15) shows clearly atypical values — kurtosis peak at 1.15 at file #3, crest factor &gt; 7.5, unstable HF energy. From file #16 onwards, all features stabilise within their nominal range." descr="Start-up regime analysis: evolution of RMS, kurtosis, crest factor and HF energy over the first 100 files. The orange zone (files 1–15) shows clearly atypical values — kurtosis peak at 1.15 at file #3, crest factor &gt; 7.5, unstable HF energy. From file #16 onwards, all features stabilise within their nominal range." title="Start-up regime analysis: evolution of RMS, kurtosis, crest factor and HF energy over the first 100 files. The orange zone (files 1–15) shows clearly atypical values — kurtosis peak at 1.15 at file #3, crest factor &gt; 7.5, unstable HF energy. From file #16 onwards, all features stabilise within their nominal range."/>
+                    <pic:cNvPicPr>
+                      <a:picLocks noChangeAspect="1" noChangeArrowheads="1"/>
+                    </pic:cNvPicPr>
+                  </pic:nvPicPr>
+                  <pic:blipFill>
+                    <a:blip r:embed="rId10"/>
+                    <a:stretch>
+                      <a:fillRect/>
+                    </a:stretch>
+                  </pic:blipFill>
+                  <pic:spPr bwMode="auto">
+                    <a:xfrm>
+                      <a:off x="0" y="0"/>
+                      <a:ext cx="4381500" cy="2476500"/>
+                    </a:xfrm>
+                    <a:prstGeom prst="rect">
+                      <a:avLst/>
+                    </a:prstGeom>
+                    <a:noFill/>
+                  </pic:spPr>
+                </pic:pic>
+              </a:graphicData>
+            </a:graphic>
+          </wp:inline>
+        </w:drawing>
+      </w:r>
+    </w:p>
+    <w:p>
+      <w:pPr>
+        <w:pStyle w:val="Normal"/>
+        <w:spacing w:before="0" w:after="120"/>
+        <w:jc w:val="center"/>
+        <w:rPr/>
+      </w:pPr>
+      <w:r>
+        <w:rPr>
+          <w:rFonts w:eastAsia="Arial" w:cs="Arial"/>
+          <w:b/>
+          <w:bCs/>
+          <w:color w:val="1F4E79"/>
+          <w:sz w:val="18"/>
+          <w:szCs w:val="18"/>
+        </w:rPr>
+        <w:t xml:space="preserve">Figure 9 — </w:t>
+      </w:r>
+      <w:r>
+        <w:rPr>
+          <w:rFonts w:eastAsia="Arial" w:cs="Arial"/>
+          <w:i/>
+          <w:iCs/>
+          <w:color w:val="555555"/>
+          <w:sz w:val="18"/>
+          <w:szCs w:val="18"/>
+        </w:rPr>
+        <w:t>Start-up regime analysis: evolution of RMS, kurtosis, crest factor and HF energy over the first 100 files. The orange zone (files 1–15) shows clearly atypical values — kurtosis peak at 1.15 at file #3, crest factor &gt; 7.5, unstable HF energy. From file #16 onwards, all features stabilise within their nominal range.</w:t>
+      </w:r>
+    </w:p>
+    <w:p>
+      <w:pPr>
+        <w:pStyle w:val="Normal"/>
+        <w:spacing w:before="70" w:after="0"/>
+        <w:rPr/>
+      </w:pPr>
+      <w:r>
+        <w:rPr/>
+      </w:r>
+    </w:p>
+    <w:p>
+      <w:pPr>
+        <w:pStyle w:val="Normal"/>
+        <w:spacing w:before="80" w:after="80"/>
+        <w:jc w:val="both"/>
+        <w:rPr/>
+      </w:pPr>
+      <w:r>
+        <w:rPr>
+          <w:rFonts w:eastAsia="Arial" w:cs="Arial"/>
+          <w:sz w:val="22"/>
+          <w:szCs w:val="22"/>
+        </w:rPr>
+        <w:t>Figure 9 confirms the hypothesis: files 1 to 15 show abnormal values across all indicators. Kurtosis reaches 1.15 at file #3 (nominal value in the healthy regime: 0.4–0.6), the crest factor exceeds 7.5 (nominal range: 5.0–6.5), and HF energy is unstable. From file #16 onwards, all features converge to their nominal ranges and remain stable. These transients are physically linked to the warm-up of bearing-ring contacts and the establishment of the lubricant film.</w:t>
+      </w:r>
+    </w:p>
+    <w:p>
+      <w:pPr>
+        <w:pStyle w:val="Normal"/>
+        <w:spacing w:before="60" w:after="0"/>
+        <w:rPr/>
+      </w:pPr>
+      <w:r>
+        <w:rPr/>
+      </w:r>
+    </w:p>
+    <w:p>
+      <w:pPr>
+        <w:pStyle w:val="Normal"/>
+        <w:spacing w:before="80" w:after="80"/>
+        <w:jc w:val="both"/>
+        <w:rPr/>
+      </w:pPr>
+      <w:r>
+        <w:rPr>
+          <w:rFonts w:eastAsia="Arial" w:cs="Arial"/>
+          <w:sz w:val="22"/>
+          <w:szCs w:val="22"/>
+        </w:rPr>
+        <w:t>This diagnostic directly explains the false alarms from the first test: by including files 1–15 in the training data, the model learnt a distribution slightly different from the nominal healthy state, which biased the threshold downward. The fix is straightforward: systematically exclude the first 15 files (WARMUP = 15) from all training and evaluation phases.</w:t>
+      </w:r>
+    </w:p>
+    <w:p>
+      <w:pPr>
+        <w:pStyle w:val="Normal"/>
+        <w:spacing w:before="80" w:after="0"/>
+        <w:rPr/>
+      </w:pPr>
+      <w:r>
+        <w:rPr/>
+      </w:r>
+    </w:p>
+    <w:p>
+      <w:pPr>
+        <w:pStyle w:val="Heading2"/>
+        <w:pBdr>
+          <w:left w:val="single" w:sz="20" w:space="8" w:color="2E75B6"/>
+        </w:pBdr>
+        <w:spacing w:before="280" w:after="100"/>
+        <w:ind w:start="180"/>
+        <w:rPr/>
+      </w:pPr>
+      <w:r>
+        <w:rPr>
+          <w:rFonts w:eastAsia="Arial" w:cs="Arial" w:ascii="Arial" w:hAnsi="Arial"/>
+          <w:b/>
+          <w:bCs/>
+          <w:color w:val="2E75B6"/>
+          <w:sz w:val="26"/>
+          <w:szCs w:val="26"/>
+        </w:rPr>
+        <w:t>5.3  Second test — after warm-up correction</w:t>
+      </w:r>
+    </w:p>
+    <w:p>
+      <w:pPr>
+        <w:pStyle w:val="Normal"/>
+        <w:spacing w:before="70" w:after="0"/>
+        <w:rPr/>
+      </w:pPr>
+      <w:r>
+        <w:rPr/>
+      </w:r>
+    </w:p>
+    <w:p>
+      <w:pPr>
+        <w:pStyle w:val="Normal"/>
+        <w:spacing w:before="80" w:after="80"/>
+        <w:jc w:val="both"/>
+        <w:rPr/>
+      </w:pPr>
+      <w:r>
+        <w:rPr>
+          <w:rFonts w:eastAsia="Arial" w:cs="Arial"/>
+          <w:sz w:val="22"/>
+          <w:szCs w:val="22"/>
+        </w:rPr>
+        <w:t>The second test incorporates the identified correction: strict exclusion of files 1–15 (WARMUP = 15) and the RobustScaler recalibrated exclusively on files #15–450. Clipping at ±5 is maintained. Figure 10 shows the results of this second test across the entire dataset.</w:t>
+      </w:r>
+    </w:p>
+    <w:p>
+      <w:pPr>
+        <w:pStyle w:val="Normal"/>
+        <w:spacing w:before="60" w:after="0"/>
+        <w:rPr/>
+      </w:pPr>
+      <w:r>
+        <w:rPr/>
+      </w:r>
+    </w:p>
+    <w:p>
+      <w:pPr>
+        <w:pStyle w:val="Normal"/>
+        <w:spacing w:before="100" w:after="50"/>
+        <w:jc w:val="center"/>
+        <w:rPr/>
+      </w:pPr>
+      <w:r>
+        <w:rPr/>
+        <w:drawing>
+          <wp:inline distT="0" distB="0" distL="0" distR="0">
+            <wp:extent cx="5334000" cy="2114550"/>
+            <wp:effectExtent l="0" t="0" r="0" b="0"/>
+            <wp:docPr id="10" name="Second test — anomaly detection after warm-up correction (logarithmic scale). Zones: orange = excluded start-up, green = stable healthy training, light yellow = early degradation, pink = advanced degradation. Threshold = 1.815 (blue dashes). Detection occurs at file #538, with 0 false alarms throughout the healthy phase." descr="Second test — anomaly detection after warm-up correction (logarithmic scale). Zones: orange = excluded start-up, green = stable healthy training, light yellow = early degradation, pink = advanced degradation. Threshold = 1.815 (blue dashes). Detection occurs at file #538, with 0 false alarms throughout the healthy phase." title="Second test — anomaly detection after warm-up correction (logarithmic scale). Zones: orange = excluded start-up, green = stable healthy training, light yellow = early degradation, pink = advanced degradation. Threshold = 1.815 (blue dashes). Detection occurs at file #538, with 0 false alarms throughout the healthy phase."/>
+            <wp:cNvGraphicFramePr>
+              <a:graphicFrameLocks xmlns:a="http://schemas.openxmlformats.org/drawingml/2006/main" noChangeAspect="1"/>
+            </wp:cNvGraphicFramePr>
+            <a:graphic xmlns:a="http://schemas.openxmlformats.org/drawingml/2006/main">
+              <a:graphicData uri="http://schemas.openxmlformats.org/drawingml/2006/picture">
+                <pic:pic xmlns:pic="http://schemas.openxmlformats.org/drawingml/2006/picture">
+                  <pic:nvPicPr>
+                    <pic:cNvPr id="10" name="Second test — anomaly detection after warm-up correction (logarithmic scale). Zones: orange = excluded start-up, green = stable healthy training, light yellow = early degradation, pink = advanced degradation. Threshold = 1.815 (blue dashes). Detection occurs at file #538, with 0 false alarms throughout the healthy phase." descr="Second test — anomaly detection after warm-up correction (logarithmic scale). Zones: orange = excluded start-up, green = stable healthy training, light yellow = early degradation, pink = advanced degradation. Threshold = 1.815 (blue dashes). Detection occurs at file #538, with 0 false alarms throughout the healthy phase." title="Second test — anomaly detection after warm-up correction (logarithmic scale). Zones: orange = excluded start-up, green = stable healthy training, light yellow = early degradation, pink = advanced degradation. Threshold = 1.815 (blue dashes). Detection occurs at file #538, with 0 false alarms throughout the healthy phase."/>
                     <pic:cNvPicPr>
                       <a:picLocks noChangeAspect="1" noChangeArrowheads="1"/>
                     </pic:cNvPicPr>
@@ -5234,7 +6109,7 @@
                   <pic:spPr bwMode="auto">
                     <a:xfrm>
                       <a:off x="0" y="0"/>
-                      <a:ext cx="5334000" cy="3009900"/>
+                      <a:ext cx="5334000" cy="2114550"/>
                     </a:xfrm>
                     <a:prstGeom prst="rect">
                       <a:avLst/>
@@ -5264,133 +6139,24 @@
           <w:sz w:val="18"/>
           <w:szCs w:val="18"/>
         </w:rPr>
-        <w:t xml:space="preserve">Figure 9 — </w:t>
+        <w:t xml:space="preserve">Figure 10 — </w:t>
       </w:r>
       <w:r>
         <w:rPr>
           <w:rFonts w:eastAsia="Arial" w:cs="Arial"/>
           <w:i/>
           <w:iCs/>
-          <w:sz w:val="22"/>
-          <w:szCs w:val="22"/>
-        </w:rPr>
-        <w:t>Start-up regime analysis: evolution of RMS, kurtosis, crest factor and HF energy over the first 100 files. The orange zone (files 1–15) shows clearly atypical values — kurtosis peak at 1.15 at file #3, crest factor &gt; 7.5, unstable HF energy. From file #16 onwards, all features stabilise within their nominal range.</w:t>
+          <w:color w:val="555555"/>
+          <w:sz w:val="18"/>
+          <w:szCs w:val="18"/>
+        </w:rPr>
+        <w:t>Second test — anomaly detection after warm-up correction (logarithmic scale). Zones: orange = excluded start-up, green = stable healthy training, light yellow = early degradation, pink = advanced degradation. Threshold = 1.815 (blue dashes). Detection occurs at file #538, with 0 false alarms throughout the healthy phase.</w:t>
       </w:r>
     </w:p>
     <w:p>
       <w:pPr>
         <w:pStyle w:val="Normal"/>
         <w:spacing w:before="70" w:after="0"/>
-        <w:rPr/>
-      </w:pPr>
-      <w:r>
-        <w:rPr/>
-      </w:r>
-    </w:p>
-    <w:p>
-      <w:pPr>
-        <w:pStyle w:val="Normal"/>
-        <w:spacing w:before="80" w:after="80"/>
-        <w:jc w:val="both"/>
-        <w:rPr/>
-      </w:pPr>
-      <w:r>
-        <w:rPr>
-          <w:rFonts w:eastAsia="Arial" w:cs="Arial"/>
-          <w:sz w:val="22"/>
-          <w:szCs w:val="22"/>
-        </w:rPr>
-        <w:t>Figure 9 confirms the hypothesis: files 1 to 15 show abnormal values across all indicators. Kurtosis reaches 1.15 at file #3 (nominal value in healthy regime: 0.4–0.6), the crest factor exceeds 7.5 (nominal range: 5.0–6.5), and HF energy is unstable. From file #16 onwards, all features converge to their nominal ranges and remain stable. These transients are physically linked to the warm-up of roulement-ring contacts and the establishment of the lubricant film.</w:t>
-      </w:r>
-    </w:p>
-    <w:p>
-      <w:pPr>
-        <w:pStyle w:val="Normal"/>
-        <w:spacing w:before="60" w:after="0"/>
-        <w:rPr/>
-      </w:pPr>
-      <w:r>
-        <w:rPr/>
-      </w:r>
-    </w:p>
-    <w:p>
-      <w:pPr>
-        <w:pStyle w:val="Normal"/>
-        <w:spacing w:before="80" w:after="80"/>
-        <w:jc w:val="both"/>
-        <w:rPr/>
-      </w:pPr>
-      <w:r>
-        <w:rPr>
-          <w:rFonts w:eastAsia="Arial" w:cs="Arial"/>
-          <w:sz w:val="22"/>
-          <w:szCs w:val="22"/>
-        </w:rPr>
-        <w:t>This diagnostic directly explains the false alarms from the first test: by including files 1–15 in the training data, the model learnt a distribution slightly different from the nominal healthy state, which biased the threshold downward. The fix is straightforward: systematically exclude the first 15 files (WARMUP = 15) from all training and evaluation phases.</w:t>
-      </w:r>
-    </w:p>
-    <w:p>
-      <w:pPr>
-        <w:pStyle w:val="Normal"/>
-        <w:spacing w:before="80" w:after="0"/>
-        <w:rPr/>
-      </w:pPr>
-      <w:r>
-        <w:rPr/>
-      </w:r>
-    </w:p>
-    <w:p>
-      <w:pPr>
-        <w:pStyle w:val="Heading2"/>
-        <w:pBdr>
-          <w:left w:val="single" w:sz="20" w:space="8" w:color="2E75B6"/>
-        </w:pBdr>
-        <w:spacing w:before="280" w:after="100"/>
-        <w:ind w:start="180"/>
-        <w:rPr/>
-      </w:pPr>
-      <w:r>
-        <w:rPr>
-          <w:rFonts w:eastAsia="Arial" w:cs="Arial" w:ascii="Arial" w:hAnsi="Arial"/>
-          <w:b/>
-          <w:bCs/>
-          <w:color w:val="2E75B6"/>
-          <w:sz w:val="26"/>
-          <w:szCs w:val="26"/>
-        </w:rPr>
-        <w:t>5.3  Second test — after warm-up correction</w:t>
-      </w:r>
-    </w:p>
-    <w:p>
-      <w:pPr>
-        <w:pStyle w:val="Normal"/>
-        <w:spacing w:before="70" w:after="0"/>
-        <w:rPr/>
-      </w:pPr>
-      <w:r>
-        <w:rPr/>
-      </w:r>
-    </w:p>
-    <w:p>
-      <w:pPr>
-        <w:pStyle w:val="Normal"/>
-        <w:spacing w:before="80" w:after="80"/>
-        <w:jc w:val="both"/>
-        <w:rPr/>
-      </w:pPr>
-      <w:r>
-        <w:rPr>
-          <w:rFonts w:eastAsia="Arial" w:cs="Arial"/>
-          <w:sz w:val="22"/>
-          <w:szCs w:val="22"/>
-        </w:rPr>
-        <w:t>The second test incorporates the identified correction: strict exclusion of files 1–15 (WARMUP = 15) and the RobustScaler recalibrated exclusively on files #15–450. Clipping at ±5 is maintained. Figure 10 shows the results of this second test across the entire dataset.</w:t>
-      </w:r>
-    </w:p>
-    <w:p>
-      <w:pPr>
-        <w:pStyle w:val="Normal"/>
-        <w:spacing w:before="60" w:after="0"/>
         <w:rPr/>
       </w:pPr>
       <w:r>
@@ -5408,9 +6174,9 @@
         <w:rPr/>
         <w:drawing>
           <wp:inline distT="0" distB="0" distL="0" distR="0">
-            <wp:extent cx="4381500" cy="1733550"/>
+            <wp:extent cx="5334000" cy="1200150"/>
             <wp:effectExtent l="0" t="0" r="0" b="0"/>
-            <wp:docPr id="11" name="Second test — anomaly detection after warm-up correction (logarithmic scale). Zones: orange = excluded start-up, green = stable healthy training, light yellow = early degradation, pink = advanced degradation. Threshold = 1.815 (blue dashes). Detection occurs at file #538, with 0 false alarms throughout the healthy phase." descr="Second test — anomaly detection after warm-up correction (logarithmic scale). Zones: orange = excluded start-up, green = stable healthy training, light yellow = early degradation, pink = advanced degradation. Threshold = 1.815 (blue dashes). Detection occurs at file #538, with 0 false alarms throughout the healthy phase." title="Second test — anomaly detection after warm-up correction (logarithmic scale). Zones: orange = excluded start-up, green = stable healthy training, light yellow = early degradation, pink = advanced degradation. Threshold = 1.815 (blue dashes). Detection occurs at file #538, with 0 false alarms throughout the healthy phase."/>
+            <wp:docPr id="11" name="Quantitative results of the second test. Threshold: 1.815. False alarms: 0/435. First detected file: #538. Lead time: ~74 h (~3.1 days) before final failure." descr="Quantitative results of the second test. Threshold: 1.815. False alarms: 0/435. First detected file: #538. Lead time: ~74 h (~3.1 days) before final failure." title="Quantitative results of the second test. Threshold: 1.815. False alarms: 0/435. First detected file: #538. Lead time: ~74 h (~3.1 days) before final failure."/>
             <wp:cNvGraphicFramePr>
               <a:graphicFrameLocks xmlns:a="http://schemas.openxmlformats.org/drawingml/2006/main" noChangeAspect="1"/>
             </wp:cNvGraphicFramePr>
@@ -5418,101 +6184,13 @@
               <a:graphicData uri="http://schemas.openxmlformats.org/drawingml/2006/picture">
                 <pic:pic xmlns:pic="http://schemas.openxmlformats.org/drawingml/2006/picture">
                   <pic:nvPicPr>
-                    <pic:cNvPr id="11" name="Second test — anomaly detection after warm-up correction (logarithmic scale). Zones: orange = excluded start-up, green = stable healthy training, light yellow = early degradation, pink = advanced degradation. Threshold = 1.815 (blue dashes). Detection occurs at file #538, with 0 false alarms throughout the healthy phase." descr="Second test — anomaly detection after warm-up correction (logarithmic scale). Zones: orange = excluded start-up, green = stable healthy training, light yellow = early degradation, pink = advanced degradation. Threshold = 1.815 (blue dashes). Detection occurs at file #538, with 0 false alarms throughout the healthy phase." title="Second test — anomaly detection after warm-up correction (logarithmic scale). Zones: orange = excluded start-up, green = stable healthy training, light yellow = early degradation, pink = advanced degradation. Threshold = 1.815 (blue dashes). Detection occurs at file #538, with 0 false alarms throughout the healthy phase."/>
+                    <pic:cNvPr id="11" name="Quantitative results of the second test. Threshold: 1.815. False alarms: 0/435. First detected file: #538. Lead time: ~74 h (~3.1 days) before final failure." descr="Quantitative results of the second test. Threshold: 1.815. False alarms: 0/435. First detected file: #538. Lead time: ~74 h (~3.1 days) before final failure." title="Quantitative results of the second test. Threshold: 1.815. False alarms: 0/435. First detected file: #538. Lead time: ~74 h (~3.1 days) before final failure."/>
                     <pic:cNvPicPr>
                       <a:picLocks noChangeAspect="1" noChangeArrowheads="1"/>
                     </pic:cNvPicPr>
                   </pic:nvPicPr>
                   <pic:blipFill>
                     <a:blip r:embed="rId12"/>
-                    <a:stretch>
-                      <a:fillRect/>
-                    </a:stretch>
-                  </pic:blipFill>
-                  <pic:spPr bwMode="auto">
-                    <a:xfrm>
-                      <a:off x="0" y="0"/>
-                      <a:ext cx="4381500" cy="1733550"/>
-                    </a:xfrm>
-                    <a:prstGeom prst="rect">
-                      <a:avLst/>
-                    </a:prstGeom>
-                    <a:noFill/>
-                  </pic:spPr>
-                </pic:pic>
-              </a:graphicData>
-            </a:graphic>
-          </wp:inline>
-        </w:drawing>
-      </w:r>
-    </w:p>
-    <w:p>
-      <w:pPr>
-        <w:pStyle w:val="Normal"/>
-        <w:spacing w:before="0" w:after="120"/>
-        <w:jc w:val="center"/>
-        <w:rPr/>
-      </w:pPr>
-      <w:r>
-        <w:rPr>
-          <w:rFonts w:eastAsia="Arial" w:cs="Arial"/>
-          <w:b/>
-          <w:bCs/>
-          <w:color w:val="1F4E79"/>
-          <w:sz w:val="18"/>
-          <w:szCs w:val="18"/>
-        </w:rPr>
-        <w:t xml:space="preserve">Figure 10 — </w:t>
-      </w:r>
-      <w:r>
-        <w:rPr>
-          <w:rFonts w:eastAsia="Arial" w:cs="Arial"/>
-          <w:i/>
-          <w:iCs/>
-          <w:sz w:val="22"/>
-          <w:szCs w:val="22"/>
-        </w:rPr>
-        <w:t>Second test — anomaly detection after warm-up correction (logarithmic scale). Zones: orange = excluded start-up, green = stable healthy training, light yellow = early degradation, pink = advanced degradation. Threshold = 1.815 (blue dashes). Detection occurs at file #538, with 0 false alarms throughout the healthy phase.</w:t>
-      </w:r>
-    </w:p>
-    <w:p>
-      <w:pPr>
-        <w:pStyle w:val="Normal"/>
-        <w:spacing w:before="70" w:after="0"/>
-        <w:rPr/>
-      </w:pPr>
-      <w:r>
-        <w:rPr/>
-      </w:r>
-    </w:p>
-    <w:p>
-      <w:pPr>
-        <w:pStyle w:val="Normal"/>
-        <w:spacing w:before="100" w:after="50"/>
-        <w:jc w:val="center"/>
-        <w:rPr/>
-      </w:pPr>
-      <w:r>
-        <w:rPr/>
-        <w:drawing>
-          <wp:inline distT="0" distB="0" distL="0" distR="0">
-            <wp:extent cx="5334000" cy="1200150"/>
-            <wp:effectExtent l="0" t="0" r="0" b="0"/>
-            <wp:docPr id="12" name="Quantitative results of the second test. Threshold: 1.815. False alarms: 0/435. First detected file: #538. Lead time: ~74 h (~3.1 days) before final failure." descr="Quantitative results of the second test. Threshold: 1.815. False alarms: 0/435. First detected file: #538. Lead time: ~74 h (~3.1 days) before final failure." title="Quantitative results of the second test. Threshold: 1.815. False alarms: 0/435. First detected file: #538. Lead time: ~74 h (~3.1 days) before final failure."/>
-            <wp:cNvGraphicFramePr>
-              <a:graphicFrameLocks xmlns:a="http://schemas.openxmlformats.org/drawingml/2006/main" noChangeAspect="1"/>
-            </wp:cNvGraphicFramePr>
-            <a:graphic xmlns:a="http://schemas.openxmlformats.org/drawingml/2006/main">
-              <a:graphicData uri="http://schemas.openxmlformats.org/drawingml/2006/picture">
-                <pic:pic xmlns:pic="http://schemas.openxmlformats.org/drawingml/2006/picture">
-                  <pic:nvPicPr>
-                    <pic:cNvPr id="12" name="Quantitative results of the second test. Threshold: 1.815. False alarms: 0/435. First detected file: #538. Lead time: ~74 h (~3.1 days) before final failure." descr="Quantitative results of the second test. Threshold: 1.815. False alarms: 0/435. First detected file: #538. Lead time: ~74 h (~3.1 days) before final failure." title="Quantitative results of the second test. Threshold: 1.815. False alarms: 0/435. First detected file: #538. Lead time: ~74 h (~3.1 days) before final failure."/>
-                    <pic:cNvPicPr>
-                      <a:picLocks noChangeAspect="1" noChangeArrowheads="1"/>
-                    </pic:cNvPicPr>
-                  </pic:nvPicPr>
-                  <pic:blipFill>
-                    <a:blip r:embed="rId13"/>
                     <a:stretch>
                       <a:fillRect/>
                     </a:stretch>
@@ -5557,36 +6235,37 @@
           <w:rFonts w:eastAsia="Arial" w:cs="Arial"/>
           <w:i/>
           <w:iCs/>
+          <w:color w:val="555555"/>
+          <w:sz w:val="18"/>
+          <w:szCs w:val="18"/>
+        </w:rPr>
+        <w:t>Quantitative results of the second test. Threshold: 1.815. False alarms: 0/435. First detected file: #538. Lead time: ~74 h (~3.1 days) before final failure.</w:t>
+      </w:r>
+    </w:p>
+    <w:p>
+      <w:pPr>
+        <w:pStyle w:val="Normal"/>
+        <w:spacing w:before="70" w:after="0"/>
+        <w:rPr/>
+      </w:pPr>
+      <w:r>
+        <w:rPr/>
+      </w:r>
+    </w:p>
+    <w:p>
+      <w:pPr>
+        <w:pStyle w:val="Normal"/>
+        <w:spacing w:before="80" w:after="80"/>
+        <w:jc w:val="both"/>
+        <w:rPr/>
+      </w:pPr>
+      <w:r>
+        <w:rPr>
+          <w:rFonts w:eastAsia="Arial" w:cs="Arial"/>
           <w:sz w:val="22"/>
           <w:szCs w:val="22"/>
         </w:rPr>
-        <w:t>Quantitative results of the second test. Threshold: 1.815. False alarms: 0/435. First detected file: #538. Lead time: ~74 h (~3.1 days) before final failure.</w:t>
-      </w:r>
-    </w:p>
-    <w:p>
-      <w:pPr>
-        <w:pStyle w:val="Normal"/>
-        <w:spacing w:before="70" w:after="0"/>
-        <w:rPr/>
-      </w:pPr>
-      <w:r>
-        <w:rPr/>
-      </w:r>
-    </w:p>
-    <w:p>
-      <w:pPr>
-        <w:pStyle w:val="Normal"/>
-        <w:spacing w:before="80" w:after="80"/>
-        <w:jc w:val="both"/>
-        <w:rPr/>
-      </w:pPr>
-      <w:r>
-        <w:rPr>
-          <w:rFonts w:eastAsia="Arial" w:cs="Arial"/>
-          <w:sz w:val="22"/>
-          <w:szCs w:val="22"/>
-        </w:rPr>
-        <w:t>Figures 10 and 11 confirm the effectiveness of the correction. With WARMUP = 15, the threshold recalibrates to 1.815 (vs 0.697 previously) — well above the healthy reconstruction noise. Results are now excellent: 0 false alarms over the 435 healthy files and first anomaly detected at file #538, giving ~74 hours of advance warning before the final failure. This lead time of more than 3 days is perfectly compatible with industrial maintenance planning.</w:t>
+        <w:t>Figures 10 and 11 confirm the effectiveness of the correction. With WARMUP = 15, the threshold recalibrates to 1.815 (vs 0.697 previously) — well above the healthy reconstruction noise. Results are now excellent: 0 false alarms over the 435 healthy files and first anomaly detected at file #538, giving ~74 hours of lead time before the final failure. This advance warning of more than 3 days is perfectly compatible with industrial maintenance planning.</w:t>
       </w:r>
     </w:p>
     <w:p>
@@ -5824,7 +6503,7 @@
           <wp:inline distT="0" distB="0" distL="0" distR="0">
             <wp:extent cx="4762500" cy="2095500"/>
             <wp:effectExtent l="0" t="0" r="0" b="0"/>
-            <wp:docPr id="13" name="Learning curves of the QKeras 8-bit quantised autoencoder (200 epochs). The Train (quantised) and Validation (quantised) curves converge in parallel without divergence, from ~0.55 to ~0.30 — identical to the float32 model. Quantisation has not degraded learning capacity." descr="Learning curves of the QKeras 8-bit quantised autoencoder (200 epochs). The Train (quantised) and Validation (quantised) curves converge in parallel without divergence, from ~0.55 to ~0.30 — identical to the float32 model. Quantisation has not degraded learning capacity." title="Learning curves of the QKeras 8-bit quantised autoencoder (200 epochs). The Train (quantised) and Validation (quantised) curves converge in parallel without divergence, from ~0.55 to ~0.30 — identical to the float32 model. Quantisation has not degraded learning capacity."/>
+            <wp:docPr id="12" name="Learning curves of the QKeras 8-bit quantised autoencoder (200 epochs). Train (quantised) and Validation (quantised) curves converge in parallel without divergence, from ~0.55 to ~0.30 — identical to the float32 model. Quantisation has not degraded learning capacity." descr="Learning curves of the QKeras 8-bit quantised autoencoder (200 epochs). Train (quantised) and Validation (quantised) curves converge in parallel without divergence, from ~0.55 to ~0.30 — identical to the float32 model. Quantisation has not degraded learning capacity." title="Learning curves of the QKeras 8-bit quantised autoencoder (200 epochs). Train (quantised) and Validation (quantised) curves converge in parallel without divergence, from ~0.55 to ~0.30 — identical to the float32 model. Quantisation has not degraded learning capacity."/>
             <wp:cNvGraphicFramePr>
               <a:graphicFrameLocks xmlns:a="http://schemas.openxmlformats.org/drawingml/2006/main" noChangeAspect="1"/>
             </wp:cNvGraphicFramePr>
@@ -5832,13 +6511,13 @@
               <a:graphicData uri="http://schemas.openxmlformats.org/drawingml/2006/picture">
                 <pic:pic xmlns:pic="http://schemas.openxmlformats.org/drawingml/2006/picture">
                   <pic:nvPicPr>
-                    <pic:cNvPr id="13" name="Learning curves of the QKeras 8-bit quantised autoencoder (200 epochs). The Train (quantised) and Validation (quantised) curves converge in parallel without divergence, from ~0.55 to ~0.30 — identical to the float32 model. Quantisation has not degraded learning capacity." descr="Learning curves of the QKeras 8-bit quantised autoencoder (200 epochs). The Train (quantised) and Validation (quantised) curves converge in parallel without divergence, from ~0.55 to ~0.30 — identical to the float32 model. Quantisation has not degraded learning capacity." title="Learning curves of the QKeras 8-bit quantised autoencoder (200 epochs). The Train (quantised) and Validation (quantised) curves converge in parallel without divergence, from ~0.55 to ~0.30 — identical to the float32 model. Quantisation has not degraded learning capacity."/>
+                    <pic:cNvPr id="12" name="Learning curves of the QKeras 8-bit quantised autoencoder (200 epochs). Train (quantised) and Validation (quantised) curves converge in parallel without divergence, from ~0.55 to ~0.30 — identical to the float32 model. Quantisation has not degraded learning capacity." descr="Learning curves of the QKeras 8-bit quantised autoencoder (200 epochs). Train (quantised) and Validation (quantised) curves converge in parallel without divergence, from ~0.55 to ~0.30 — identical to the float32 model. Quantisation has not degraded learning capacity." title="Learning curves of the QKeras 8-bit quantised autoencoder (200 epochs). Train (quantised) and Validation (quantised) curves converge in parallel without divergence, from ~0.55 to ~0.30 — identical to the float32 model. Quantisation has not degraded learning capacity."/>
                     <pic:cNvPicPr>
                       <a:picLocks noChangeAspect="1" noChangeArrowheads="1"/>
                     </pic:cNvPicPr>
                   </pic:nvPicPr>
                   <pic:blipFill>
-                    <a:blip r:embed="rId14"/>
+                    <a:blip r:embed="rId13"/>
                     <a:stretch>
                       <a:fillRect/>
                     </a:stretch>
@@ -5883,10 +6562,11 @@
           <w:rFonts w:eastAsia="Arial" w:cs="Arial"/>
           <w:i/>
           <w:iCs/>
-          <w:sz w:val="22"/>
-          <w:szCs w:val="22"/>
-        </w:rPr>
-        <w:t>Learning curves of the QKeras 8-bit quantised autoencoder (200 epochs). The Train (quantised) and Validation (quantised) curves converge in parallel without divergence, from ~0.55 to ~0.30 — identical to the float32 model. Quantisation has not degraded learning capacity.</w:t>
+          <w:color w:val="555555"/>
+          <w:sz w:val="18"/>
+          <w:szCs w:val="18"/>
+        </w:rPr>
+        <w:t>Learning curves of the QKeras 8-bit quantised autoencoder (200 epochs). Train (quantised) and Validation (quantised) curves converge in parallel without divergence, from ~0.55 to ~0.30 — identical to the float32 model. Quantisation has not degraded learning capacity.</w:t>
       </w:r>
     </w:p>
     <w:p>
@@ -5996,7 +6676,7 @@
           <wp:inline distT="0" distB="0" distL="0" distR="0">
             <wp:extent cx="5524500" cy="2305050"/>
             <wp:effectExtent l="0" t="0" r="0" b="0"/>
-            <wp:docPr id="14" name="Reconstruction error comparison: Float32 (light blue) vs 8-bit quantised (dark red) across 982 files. The two curves are virtually superimposed. The respective thresholds (dashes) are close: 1.8729 (float32) and 1.3192 (8-bit). First detection identical at file #533 for both models." descr="Reconstruction error comparison: Float32 (light blue) vs 8-bit quantised (dark red) across 982 files. The two curves are virtually superimposed. The respective thresholds (dashes) are close: 1.8729 (float32) and 1.3192 (8-bit). First detection identical at file #533 for both models." title="Reconstruction error comparison: Float32 (light blue) vs 8-bit quantised (dark red) across 982 files. The two curves are virtually superimposed. The respective thresholds (dashes) are close: 1.8729 (float32) and 1.3192 (8-bit). First detection identical at file #533 for both models."/>
+            <wp:docPr id="13" name="Reconstruction error comparison: Float32 (light blue) vs 8-bit quantised (dark red) across 982 files. The two curves are virtually superimposed. The respective thresholds (dashes) are close: 1.8729 (float32) and 1.3192 (8-bit). First detection identical at file #533 for both models." descr="Reconstruction error comparison: Float32 (light blue) vs 8-bit quantised (dark red) across 982 files. The two curves are virtually superimposed. The respective thresholds (dashes) are close: 1.8729 (float32) and 1.3192 (8-bit). First detection identical at file #533 for both models." title="Reconstruction error comparison: Float32 (light blue) vs 8-bit quantised (dark red) across 982 files. The two curves are virtually superimposed. The respective thresholds (dashes) are close: 1.8729 (float32) and 1.3192 (8-bit). First detection identical at file #533 for both models."/>
             <wp:cNvGraphicFramePr>
               <a:graphicFrameLocks xmlns:a="http://schemas.openxmlformats.org/drawingml/2006/main" noChangeAspect="1"/>
             </wp:cNvGraphicFramePr>
@@ -6004,13 +6684,13 @@
               <a:graphicData uri="http://schemas.openxmlformats.org/drawingml/2006/picture">
                 <pic:pic xmlns:pic="http://schemas.openxmlformats.org/drawingml/2006/picture">
                   <pic:nvPicPr>
-                    <pic:cNvPr id="14" name="Reconstruction error comparison: Float32 (light blue) vs 8-bit quantised (dark red) across 982 files. The two curves are virtually superimposed. The respective thresholds (dashes) are close: 1.8729 (float32) and 1.3192 (8-bit). First detection identical at file #533 for both models." descr="Reconstruction error comparison: Float32 (light blue) vs 8-bit quantised (dark red) across 982 files. The two curves are virtually superimposed. The respective thresholds (dashes) are close: 1.8729 (float32) and 1.3192 (8-bit). First detection identical at file #533 for both models." title="Reconstruction error comparison: Float32 (light blue) vs 8-bit quantised (dark red) across 982 files. The two curves are virtually superimposed. The respective thresholds (dashes) are close: 1.8729 (float32) and 1.3192 (8-bit). First detection identical at file #533 for both models."/>
+                    <pic:cNvPr id="13" name="Reconstruction error comparison: Float32 (light blue) vs 8-bit quantised (dark red) across 982 files. The two curves are virtually superimposed. The respective thresholds (dashes) are close: 1.8729 (float32) and 1.3192 (8-bit). First detection identical at file #533 for both models." descr="Reconstruction error comparison: Float32 (light blue) vs 8-bit quantised (dark red) across 982 files. The two curves are virtually superimposed. The respective thresholds (dashes) are close: 1.8729 (float32) and 1.3192 (8-bit). First detection identical at file #533 for both models." title="Reconstruction error comparison: Float32 (light blue) vs 8-bit quantised (dark red) across 982 files. The two curves are virtually superimposed. The respective thresholds (dashes) are close: 1.8729 (float32) and 1.3192 (8-bit). First detection identical at file #533 for both models."/>
                     <pic:cNvPicPr>
                       <a:picLocks noChangeAspect="1" noChangeArrowheads="1"/>
                     </pic:cNvPicPr>
                   </pic:nvPicPr>
                   <pic:blipFill>
-                    <a:blip r:embed="rId15"/>
+                    <a:blip r:embed="rId14"/>
                     <a:stretch>
                       <a:fillRect/>
                     </a:stretch>
@@ -6055,8 +6735,9 @@
           <w:rFonts w:eastAsia="Arial" w:cs="Arial"/>
           <w:i/>
           <w:iCs/>
-          <w:sz w:val="22"/>
-          <w:szCs w:val="22"/>
+          <w:color w:val="555555"/>
+          <w:sz w:val="18"/>
+          <w:szCs w:val="18"/>
         </w:rPr>
         <w:t>Reconstruction error comparison: Float32 (light blue) vs 8-bit quantised (dark red) across 982 files. The two curves are virtually superimposed. The respective thresholds (dashes) are close: 1.8729 (float32) and 1.3192 (8-bit). First detection identical at file #533 for both models.</w:t>
       </w:r>
@@ -7143,7 +7824,7 @@
           <w:sz w:val="22"/>
           <w:szCs w:val="22"/>
         </w:rPr>
-        <w:t>Figure 14 summarises the complete characteristics of the final model retained for FPGA conversion, including its training parameters and detection performance on the NASA IMS dataset.</w:t>
+        <w:t>Figure 14 summarises the complete characteristics of the final model retained for FPGA conversion, with its training parameters and detection performance on the NASA IMS dataset.</w:t>
       </w:r>
     </w:p>
     <w:p>
@@ -7169,7 +7850,7 @@
           <wp:inline distT="0" distB="0" distL="0" distR="0">
             <wp:extent cx="4000500" cy="3400425"/>
             <wp:effectExtent l="0" t="0" r="0" b="0"/>
-            <wp:docPr id="15" name="Summary table of the final model characteristics (after simplification and quantisation). Architecture: 14→8→4→3→4→8→14, QKeras 8-bit, 353 parameters, 0.35 KB. Results: first file detected #533, 0 false alarms on 435 healthy files, ~75 h lead time." descr="Summary table of the final model characteristics (after simplification and quantisation). Architecture: 14→8→4→3→4→8→14, QKeras 8-bit, 353 parameters, 0.35 KB. Results: first file detected #533, 0 false alarms on 435 healthy files, ~75 h lead time." title="Summary table of the final model characteristics (after simplification and quantisation). Architecture: 14→8→4→3→4→8→14, QKeras 8-bit, 353 parameters, 0.35 KB. Results: first file detected #533, 0 false alarms on 435 healthy files, ~75 h lead time."/>
+            <wp:docPr id="14" name="Summary table of the final model characteristics (after simplification and quantisation). Architecture: 14→8→4→3→4→8→14, QKeras 8-bit, 353 parameters, 0.35 KB. Results: first file detected #533, 0 false alarms on 435 healthy files, ~75 h lead time." descr="Summary table of the final model characteristics (after simplification and quantisation). Architecture: 14→8→4→3→4→8→14, QKeras 8-bit, 353 parameters, 0.35 KB. Results: first file detected #533, 0 false alarms on 435 healthy files, ~75 h lead time." title="Summary table of the final model characteristics (after simplification and quantisation). Architecture: 14→8→4→3→4→8→14, QKeras 8-bit, 353 parameters, 0.35 KB. Results: first file detected #533, 0 false alarms on 435 healthy files, ~75 h lead time."/>
             <wp:cNvGraphicFramePr>
               <a:graphicFrameLocks xmlns:a="http://schemas.openxmlformats.org/drawingml/2006/main" noChangeAspect="1"/>
             </wp:cNvGraphicFramePr>
@@ -7177,13 +7858,13 @@
               <a:graphicData uri="http://schemas.openxmlformats.org/drawingml/2006/picture">
                 <pic:pic xmlns:pic="http://schemas.openxmlformats.org/drawingml/2006/picture">
                   <pic:nvPicPr>
-                    <pic:cNvPr id="15" name="Summary table of the final model characteristics (after simplification and quantisation). Architecture: 14→8→4→3→4→8→14, QKeras 8-bit, 353 parameters, 0.35 KB. Results: first file detected #533, 0 false alarms on 435 healthy files, ~75 h lead time." descr="Summary table of the final model characteristics (after simplification and quantisation). Architecture: 14→8→4→3→4→8→14, QKeras 8-bit, 353 parameters, 0.35 KB. Results: first file detected #533, 0 false alarms on 435 healthy files, ~75 h lead time." title="Summary table of the final model characteristics (after simplification and quantisation). Architecture: 14→8→4→3→4→8→14, QKeras 8-bit, 353 parameters, 0.35 KB. Results: first file detected #533, 0 false alarms on 435 healthy files, ~75 h lead time."/>
+                    <pic:cNvPr id="14" name="Summary table of the final model characteristics (after simplification and quantisation). Architecture: 14→8→4→3→4→8→14, QKeras 8-bit, 353 parameters, 0.35 KB. Results: first file detected #533, 0 false alarms on 435 healthy files, ~75 h lead time." descr="Summary table of the final model characteristics (after simplification and quantisation). Architecture: 14→8→4→3→4→8→14, QKeras 8-bit, 353 parameters, 0.35 KB. Results: first file detected #533, 0 false alarms on 435 healthy files, ~75 h lead time." title="Summary table of the final model characteristics (after simplification and quantisation). Architecture: 14→8→4→3→4→8→14, QKeras 8-bit, 353 parameters, 0.35 KB. Results: first file detected #533, 0 false alarms on 435 healthy files, ~75 h lead time."/>
                     <pic:cNvPicPr>
                       <a:picLocks noChangeAspect="1" noChangeArrowheads="1"/>
                     </pic:cNvPicPr>
                   </pic:nvPicPr>
                   <pic:blipFill>
-                    <a:blip r:embed="rId16"/>
+                    <a:blip r:embed="rId15"/>
                     <a:stretch>
                       <a:fillRect/>
                     </a:stretch>
@@ -7228,36 +7909,37 @@
           <w:rFonts w:eastAsia="Arial" w:cs="Arial"/>
           <w:i/>
           <w:iCs/>
+          <w:color w:val="555555"/>
+          <w:sz w:val="18"/>
+          <w:szCs w:val="18"/>
+        </w:rPr>
+        <w:t>Summary table of the final model characteristics (after simplification and quantisation). Architecture: 14→8→4→3→4→8→14, QKeras 8-bit, 353 parameters, 0.35 KB. Results: first file detected #533, 0 false alarms on 435 healthy files, ~75 h lead time.</w:t>
+      </w:r>
+    </w:p>
+    <w:p>
+      <w:pPr>
+        <w:pStyle w:val="Normal"/>
+        <w:spacing w:before="70" w:after="0"/>
+        <w:rPr/>
+      </w:pPr>
+      <w:r>
+        <w:rPr/>
+      </w:r>
+    </w:p>
+    <w:p>
+      <w:pPr>
+        <w:pStyle w:val="Normal"/>
+        <w:spacing w:before="80" w:after="80"/>
+        <w:jc w:val="both"/>
+        <w:rPr/>
+      </w:pPr>
+      <w:r>
+        <w:rPr>
+          <w:rFonts w:eastAsia="Arial" w:cs="Arial"/>
           <w:sz w:val="22"/>
           <w:szCs w:val="22"/>
         </w:rPr>
-        <w:t>Summary table of the final model characteristics (after simplification and quantisation). Architecture: 14→8→4→3→4→8→14, QKeras 8-bit, 353 parameters, 0.35 KB. Results: first file detected #533, 0 false alarms on 435 healthy files, ~75 h lead time.</w:t>
-      </w:r>
-    </w:p>
-    <w:p>
-      <w:pPr>
-        <w:pStyle w:val="Normal"/>
-        <w:spacing w:before="70" w:after="0"/>
-        <w:rPr/>
-      </w:pPr>
-      <w:r>
-        <w:rPr/>
-      </w:r>
-    </w:p>
-    <w:p>
-      <w:pPr>
-        <w:pStyle w:val="Normal"/>
-        <w:spacing w:before="80" w:after="80"/>
-        <w:jc w:val="both"/>
-        <w:rPr/>
-      </w:pPr>
-      <w:r>
-        <w:rPr>
-          <w:rFonts w:eastAsia="Arial" w:cs="Arial"/>
-          <w:sz w:val="22"/>
-          <w:szCs w:val="22"/>
-        </w:rPr>
-        <w:t>Figure 14 confirms the consistency between the trained model and the obtained results. Notably, the bottleneck dimension is 3 neurons (not 4 as in some intermediate versions), providing a compression factor of 4.7× and 353 parameters in total. The memory footprint of 0.35 KB for the 8-bit quantised model is remarkably small, which is a decisive advantage for embedded deployment on resource-constrained systems.</w:t>
+        <w:t>Figure 14 confirms the consistency between the trained model and the obtained results. Notably, the bottleneck dimension is 3 neurons (not 4 as in some intermediate versions), providing a compression factor of 4.7× and 353 parameters in total. The memory footprint of 0.35 KB for the 8-bit quantised model is remarkably small — a decisive advantage for embedded deployment on resource-constrained systems.</w:t>
       </w:r>
     </w:p>
     <w:p>
@@ -7359,7 +8041,111 @@
           <w:sz w:val="22"/>
           <w:szCs w:val="22"/>
         </w:rPr>
-        <w:t>The hls4ml (High-Level Synthesis for Machine Learning) framework automatically converts the QKeras model into synthesisable C++ code for Vivado HLS. hls4ml analyses the model graph, maps each layer to an optimised HLS implementation, and generates a complete Vivado HLS project with appropriate `#pragma HLS` directives to maximise pipelining and parallelism.</w:t>
+        <w:t>The hls4ml (High-Level Synthesis for Machine Learning) framework automatically converts the QKeras model into synthesisable C++ code for Vivado HLS. hls4ml analyses the model graph, maps each layer to an optimised HLS implementation, and generates a complete Vivado HLS project with appropriate `#pragma HLS` directives to maximise pipelining and deployment.</w:t>
+      </w:r>
+    </w:p>
+    <w:p>
+      <w:pPr>
+        <w:pStyle w:val="Normal"/>
+        <w:spacing w:before="70" w:after="0"/>
+        <w:rPr/>
+      </w:pPr>
+      <w:r>
+        <w:rPr/>
+      </w:r>
+    </w:p>
+    <w:p>
+      <w:pPr>
+        <w:pStyle w:val="Normal"/>
+        <w:spacing w:before="80" w:after="80"/>
+        <w:jc w:val="both"/>
+        <w:rPr/>
+      </w:pPr>
+      <w:r>
+        <w:rPr>
+          <w:rFonts w:eastAsia="Arial" w:cs="Arial"/>
+          <w:sz w:val="22"/>
+          <w:szCs w:val="22"/>
+        </w:rPr>
+        <w:t>The conversion mode uses the Vivado backend (and subsequently VivadoAccelerator for final deployment) with the io_type='io_parallel' option, which serialises the 14 input features into a single vector processed in a single interface cycle. This configuration is best suited to a small dense network such as ours: it avoids the logic overhead of an io_stream flow, which is only justified for high-throughput convolutional architectures.</w:t>
+      </w:r>
+    </w:p>
+    <w:p>
+      <w:pPr>
+        <w:pStyle w:val="Normal"/>
+        <w:spacing w:before="70" w:after="0"/>
+        <w:rPr/>
+      </w:pPr>
+      <w:r>
+        <w:rPr/>
+      </w:r>
+    </w:p>
+    <w:p>
+      <w:pPr>
+        <w:pStyle w:val="Normal"/>
+        <w:spacing w:before="80" w:after="80"/>
+        <w:jc w:val="both"/>
+        <w:rPr/>
+      </w:pPr>
+      <w:r>
+        <w:rPr>
+          <w:rFonts w:eastAsia="Arial" w:cs="Arial"/>
+          <w:sz w:val="22"/>
+          <w:szCs w:val="22"/>
+        </w:rPr>
+        <w:t>The numerical precision of the synthesised model is set by the default_precision='ap_fixed&lt;16,6&gt;' parameter. This signed fixed-point representation uses 16 bits in total, of which 6 are for the integer part (including the sign bit) and 10 for the fractional part, giving a resolution of 2⁻¹⁰ ≈ 9.8×10⁻⁴ and a dynamic range of ±32. A 'name' granularity is applied to the configuration: hls4ml generates a separate entry for each layer in the configuration dictionary, which would allow per-layer precision tuning if needed. In our case, uniform precision proved sufficient given the numerical validation presented in Chapter 6 (correlation &gt; 0.999 between Keras and HLS outputs).</w:t>
+      </w:r>
+    </w:p>
+    <w:p>
+      <w:pPr>
+        <w:pStyle w:val="Normal"/>
+        <w:spacing w:before="70" w:after="0"/>
+        <w:rPr/>
+      </w:pPr>
+      <w:r>
+        <w:rPr/>
+      </w:r>
+    </w:p>
+    <w:p>
+      <w:pPr>
+        <w:pStyle w:val="Normal"/>
+        <w:spacing w:before="80" w:after="80"/>
+        <w:jc w:val="both"/>
+        <w:rPr/>
+      </w:pPr>
+      <w:r>
+        <w:rPr>
+          <w:rFonts w:eastAsia="Arial" w:cs="Arial"/>
+          <w:sz w:val="22"/>
+          <w:szCs w:val="22"/>
+        </w:rPr>
+        <w:t>For each dense layer of the network, two complementary directives are passed to the backend: the Strategy='Resource' strategy, which prioritises minimising compute resources at the cost of latency, and the ReuseFactor that controls temporal sharing of multipliers (studied in detail in Section 7.2). The alternative Latency strategy would have fully unrolled the inner loops to achieve minimum latency, but would have instantiated a dedicated multiplier per operation — incompatible with our goal of a minimal footprint on the Zynq-7020 target.</w:t>
+      </w:r>
+    </w:p>
+    <w:p>
+      <w:pPr>
+        <w:pStyle w:val="Normal"/>
+        <w:spacing w:before="70" w:after="0"/>
+        <w:rPr/>
+      </w:pPr>
+      <w:r>
+        <w:rPr/>
+      </w:r>
+    </w:p>
+    <w:p>
+      <w:pPr>
+        <w:pStyle w:val="Normal"/>
+        <w:spacing w:before="80" w:after="80"/>
+        <w:jc w:val="both"/>
+        <w:rPr/>
+      </w:pPr>
+      <w:r>
+        <w:rPr>
+          <w:rFonts w:eastAsia="Arial" w:cs="Arial"/>
+          <w:sz w:val="22"/>
+          <w:szCs w:val="22"/>
+        </w:rPr>
+        <w:t>The call to hls4ml.converters.convert_from_keras_model produces a complete Vivado HLS project in the output directory. This project contains myproject.cpp implementing inference through successive calls to dense layer functions parameterised by C++ templates, myproject_axi.cpp wrapping the network in an AXI Stream wrapper for hardware integration, directives.tcl driving the HLS synthesis, and hls4ml_config.yml summarising all conversion choices. The project is immediately synthesisable by Vivado HLS without any manual intervention on the C++ code.</w:t>
       </w:r>
     </w:p>
     <w:p>
@@ -7411,7 +8197,7 @@
           <wp:inline distT="0" distB="0" distL="0" distR="0">
             <wp:extent cx="3429000" cy="3743325"/>
             <wp:effectExtent l="0" t="0" r="0" b="0"/>
-            <wp:docPr id="16" name="Vivado HLS simulation report — first synthesis with reuse_factor = 4. DSP: 55/220 (25%), LUT: 31,943/53,200 (60%), FF: 22,903/106,400 (21%), BRAM: 26/140 (19%), latency: 0.32 µs. LUT utilisation at 60% exceeds the recommended 50% limit and would risk place-and-route convergence failures." descr="Vivado HLS simulation report — first synthesis with reuse_factor = 4. DSP: 55/220 (25%), LUT: 31,943/53,200 (60%), FF: 22,903/106,400 (21%), BRAM: 26/140 (19%), latency: 0.32 µs. LUT utilisation at 60% exceeds the recommended 50% limit and would risk place-and-route convergence failures." title="Vivado HLS simulation report — first synthesis with reuse_factor = 4. DSP: 55/220 (25%), LUT: 31,943/53,200 (60%), FF: 22,903/106,400 (21%), BRAM: 26/140 (19%), latency: 0.32 µs. LUT utilisation at 60% exceeds the recommended 50% limit and would risk place-and-route convergence failures."/>
+            <wp:docPr id="15" name="Vivado HLS simulation report — first synthesis with reuse_factor = 4. DSP: 55/220 (25%), LUT: 31,943/53,200 (60%), FF: 22,903/106,400 (21%), BRAM: 26/140 (19%), latency: 0.32 µs. LUT utilisation at 60% exceeds the recommended 50% limit and would risk place-and-route convergence failures." descr="Vivado HLS simulation report — first synthesis with reuse_factor = 4. DSP: 55/220 (25%), LUT: 31,943/53,200 (60%), FF: 22,903/106,400 (21%), BRAM: 26/140 (19%), latency: 0.32 µs. LUT utilisation at 60% exceeds the recommended 50% limit and would risk place-and-route convergence failures." title="Vivado HLS simulation report — first synthesis with reuse_factor = 4. DSP: 55/220 (25%), LUT: 31,943/53,200 (60%), FF: 22,903/106,400 (21%), BRAM: 26/140 (19%), latency: 0.32 µs. LUT utilisation at 60% exceeds the recommended 50% limit and would risk place-and-route convergence failures."/>
             <wp:cNvGraphicFramePr>
               <a:graphicFrameLocks xmlns:a="http://schemas.openxmlformats.org/drawingml/2006/main" noChangeAspect="1"/>
             </wp:cNvGraphicFramePr>
@@ -7419,13 +8205,13 @@
               <a:graphicData uri="http://schemas.openxmlformats.org/drawingml/2006/picture">
                 <pic:pic xmlns:pic="http://schemas.openxmlformats.org/drawingml/2006/picture">
                   <pic:nvPicPr>
-                    <pic:cNvPr id="16" name="Vivado HLS simulation report — first synthesis with reuse_factor = 4. DSP: 55/220 (25%), LUT: 31,943/53,200 (60%), FF: 22,903/106,400 (21%), BRAM: 26/140 (19%), latency: 0.32 µs. LUT utilisation at 60% exceeds the recommended 50% limit and would risk place-and-route convergence failures." descr="Vivado HLS simulation report — first synthesis with reuse_factor = 4. DSP: 55/220 (25%), LUT: 31,943/53,200 (60%), FF: 22,903/106,400 (21%), BRAM: 26/140 (19%), latency: 0.32 µs. LUT utilisation at 60% exceeds the recommended 50% limit and would risk place-and-route convergence failures." title="Vivado HLS simulation report — first synthesis with reuse_factor = 4. DSP: 55/220 (25%), LUT: 31,943/53,200 (60%), FF: 22,903/106,400 (21%), BRAM: 26/140 (19%), latency: 0.32 µs. LUT utilisation at 60% exceeds the recommended 50% limit and would risk place-and-route convergence failures."/>
+                    <pic:cNvPr id="15" name="Vivado HLS simulation report — first synthesis with reuse_factor = 4. DSP: 55/220 (25%), LUT: 31,943/53,200 (60%), FF: 22,903/106,400 (21%), BRAM: 26/140 (19%), latency: 0.32 µs. LUT utilisation at 60% exceeds the recommended 50% limit and would risk place-and-route convergence failures." descr="Vivado HLS simulation report — first synthesis with reuse_factor = 4. DSP: 55/220 (25%), LUT: 31,943/53,200 (60%), FF: 22,903/106,400 (21%), BRAM: 26/140 (19%), latency: 0.32 µs. LUT utilisation at 60% exceeds the recommended 50% limit and would risk place-and-route convergence failures." title="Vivado HLS simulation report — first synthesis with reuse_factor = 4. DSP: 55/220 (25%), LUT: 31,943/53,200 (60%), FF: 22,903/106,400 (21%), BRAM: 26/140 (19%), latency: 0.32 µs. LUT utilisation at 60% exceeds the recommended 50% limit and would risk place-and-route convergence failures."/>
                     <pic:cNvPicPr>
                       <a:picLocks noChangeAspect="1" noChangeArrowheads="1"/>
                     </pic:cNvPicPr>
                   </pic:nvPicPr>
                   <pic:blipFill>
-                    <a:blip r:embed="rId17"/>
+                    <a:blip r:embed="rId16"/>
                     <a:stretch>
                       <a:fillRect/>
                     </a:stretch>
@@ -7470,8 +8256,9 @@
           <w:rFonts w:eastAsia="Arial" w:cs="Arial"/>
           <w:i/>
           <w:iCs/>
-          <w:sz w:val="22"/>
-          <w:szCs w:val="22"/>
+          <w:color w:val="555555"/>
+          <w:sz w:val="18"/>
+          <w:szCs w:val="18"/>
         </w:rPr>
         <w:t>Vivado HLS simulation report — first synthesis with reuse_factor = 4. DSP: 55/220 (25%), LUT: 31,943/53,200 (60%), FF: 22,903/106,400 (21%), BRAM: 26/140 (19%), latency: 0.32 µs. LUT utilisation at 60% exceeds the recommended 50% limit and would risk place-and-route convergence failures.</w:t>
       </w:r>
@@ -7583,7 +8370,7 @@
           <wp:inline distT="0" distB="0" distL="0" distR="0">
             <wp:extent cx="5524500" cy="1800225"/>
             <wp:effectExtent l="0" t="0" r="0" b="0"/>
-            <wp:docPr id="17" name="reuse_factor DSE: latency in µs (left) and DSP48 + LUT resources (right) for values 1, 4, 16 and 64. The non-monotonic behaviour of reuse = 4 (more resource-hungry than reuse = 1) is clearly visible on the right graph." descr="reuse_factor DSE: latency in µs (left) and DSP48 + LUT resources (right) for values 1, 4, 16 and 64. The non-monotonic behaviour of reuse = 4 (more resource-hungry than reuse = 1) is clearly visible on the right graph." title="reuse_factor DSE: latency in µs (left) and DSP48 + LUT resources (right) for values 1, 4, 16 and 64. The non-monotonic behaviour of reuse = 4 (more resource-hungry than reuse = 1) is clearly visible on the right graph."/>
+            <wp:docPr id="16" name="reuse_factor DSE: latency in µs (left) and DSP48 + LUT resources (right) for values 1, 4, 16 and 64. The non-monotonic behaviour of reuse = 4 (more resource-hungry than reuse = 1) is clearly visible on the right graph." descr="reuse_factor DSE: latency in µs (left) and DSP48 + LUT resources (right) for values 1, 4, 16 and 64. The non-monotonic behaviour of reuse = 4 (more resource-hungry than reuse = 1) is clearly visible on the right graph." title="reuse_factor DSE: latency in µs (left) and DSP48 + LUT resources (right) for values 1, 4, 16 and 64. The non-monotonic behaviour of reuse = 4 (more resource-hungry than reuse = 1) is clearly visible on the right graph."/>
             <wp:cNvGraphicFramePr>
               <a:graphicFrameLocks xmlns:a="http://schemas.openxmlformats.org/drawingml/2006/main" noChangeAspect="1"/>
             </wp:cNvGraphicFramePr>
@@ -7591,13 +8378,13 @@
               <a:graphicData uri="http://schemas.openxmlformats.org/drawingml/2006/picture">
                 <pic:pic xmlns:pic="http://schemas.openxmlformats.org/drawingml/2006/picture">
                   <pic:nvPicPr>
-                    <pic:cNvPr id="17" name="reuse_factor DSE: latency in µs (left) and DSP48 + LUT resources (right) for values 1, 4, 16 and 64. The non-monotonic behaviour of reuse = 4 (more resource-hungry than reuse = 1) is clearly visible on the right graph." descr="reuse_factor DSE: latency in µs (left) and DSP48 + LUT resources (right) for values 1, 4, 16 and 64. The non-monotonic behaviour of reuse = 4 (more resource-hungry than reuse = 1) is clearly visible on the right graph." title="reuse_factor DSE: latency in µs (left) and DSP48 + LUT resources (right) for values 1, 4, 16 and 64. The non-monotonic behaviour of reuse = 4 (more resource-hungry than reuse = 1) is clearly visible on the right graph."/>
+                    <pic:cNvPr id="16" name="reuse_factor DSE: latency in µs (left) and DSP48 + LUT resources (right) for values 1, 4, 16 and 64. The non-monotonic behaviour of reuse = 4 (more resource-hungry than reuse = 1) is clearly visible on the right graph." descr="reuse_factor DSE: latency in µs (left) and DSP48 + LUT resources (right) for values 1, 4, 16 and 64. The non-monotonic behaviour of reuse = 4 (more resource-hungry than reuse = 1) is clearly visible on the right graph." title="reuse_factor DSE: latency in µs (left) and DSP48 + LUT resources (right) for values 1, 4, 16 and 64. The non-monotonic behaviour of reuse = 4 (more resource-hungry than reuse = 1) is clearly visible on the right graph."/>
                     <pic:cNvPicPr>
                       <a:picLocks noChangeAspect="1" noChangeArrowheads="1"/>
                     </pic:cNvPicPr>
                   </pic:nvPicPr>
                   <pic:blipFill>
-                    <a:blip r:embed="rId18"/>
+                    <a:blip r:embed="rId17"/>
                     <a:stretch>
                       <a:fillRect/>
                     </a:stretch>
@@ -7642,10 +8429,37 @@
           <w:rFonts w:eastAsia="Arial" w:cs="Arial"/>
           <w:i/>
           <w:iCs/>
+          <w:color w:val="555555"/>
+          <w:sz w:val="18"/>
+          <w:szCs w:val="18"/>
+        </w:rPr>
+        <w:t>reuse_factor DSE: latency in µs (left) and DSP48 + LUT resources (right) for values 1, 4, 16 and 64. The non-monotonic behaviour of reuse = 4 (more resource-hungry than reuse = 1) is clearly visible on the right graph.</w:t>
+      </w:r>
+    </w:p>
+    <w:p>
+      <w:pPr>
+        <w:pStyle w:val="Normal"/>
+        <w:spacing w:before="70" w:after="0"/>
+        <w:rPr/>
+      </w:pPr>
+      <w:r>
+        <w:rPr/>
+      </w:r>
+    </w:p>
+    <w:p>
+      <w:pPr>
+        <w:pStyle w:val="Normal"/>
+        <w:spacing w:before="80" w:after="80"/>
+        <w:jc w:val="both"/>
+        <w:rPr/>
+      </w:pPr>
+      <w:r>
+        <w:rPr>
+          <w:rFonts w:eastAsia="Arial" w:cs="Arial"/>
           <w:sz w:val="22"/>
           <w:szCs w:val="22"/>
         </w:rPr>
-        <w:t>reuse_factor DSE: latency in µs (left) and DSP48 + LUT resources (right) for values 1, 4, 16 and 64. The non-monotonic behaviour of reuse = 4 (more resource-hungry than reuse = 1) is clearly visible on the right graph.</w:t>
+        <w:t>Figure 16 reveals a counter-intuitive result: reuse_factor = 4 is paradoxically more resource-intensive than reuse_factor = 1 in LUTs and DSPs. This phenomenon is linked to pipeline dependencies introduced by hls4ml: with reuse = 4, the sequencer control logic (counters, multiplexers, state registers) becomes more complex than the benefit of reuse, generating more LUTs than direct wiring. reuse_factor = 64 is retained as optimal: only 2 DSPs and 26% of the LUTs, at the cost of a latency of 1.56 µs — well within the real-time constraint of the application, which is on the order of a millisecond.</w:t>
       </w:r>
     </w:p>
     <w:p>
@@ -7671,7 +8485,33 @@
           <w:sz w:val="22"/>
           <w:szCs w:val="22"/>
         </w:rPr>
-        <w:t>Figure 16 reveals a counter-intuitive result: reuse_factor = 4 is paradoxically more resource-intensive than reuse_factor = 1 in LUTs and DSPs. This phenomenon is linked to pipeline dependencies introduced by hls4ml: with reuse = 4, the sequencer control logic (counters, multiplexers, state registers) becomes more complex than the benefit of reuse, generating more LUTs than direct wiring. reuse_factor = 64 is retained as optimal: only 2 DSPs and 26% of the LUTs, at the cost of a latency of 1.56 µs — well within the real-time constraint of the application, which is on the order of a millisecond.</w:t>
+        <w:t>The physical origin of this non-monotonicity lies in the interaction between the reuse factor and the dimensions of the dense layers. The successive sizes 14, 8, 4, 3, 4, 8, 14 are not all integer multiples of the factor 4. When hls4ml generates code for reuse_factor = 4 on a layer whose dimension is not a multiple of the factor, it must insert additional sequencing logic: modulo counters, address multiplexers to route each cycle to the correct weight in memory, and state registers to track the current position in the pipeline. This control logic can consume more LUTs than the gain from multiplier sharing.</w:t>
+      </w:r>
+    </w:p>
+    <w:p>
+      <w:pPr>
+        <w:pStyle w:val="Normal"/>
+        <w:spacing w:before="70" w:after="0"/>
+        <w:rPr/>
+      </w:pPr>
+      <w:r>
+        <w:rPr/>
+      </w:r>
+    </w:p>
+    <w:p>
+      <w:pPr>
+        <w:pStyle w:val="Normal"/>
+        <w:spacing w:before="80" w:after="80"/>
+        <w:jc w:val="both"/>
+        <w:rPr/>
+      </w:pPr>
+      <w:r>
+        <w:rPr>
+          <w:rFonts w:eastAsia="Arial" w:cs="Arial"/>
+          <w:sz w:val="22"/>
+          <w:szCs w:val="22"/>
+        </w:rPr>
+        <w:t>Conversely, reuse_factor = 1 (pure dataflow, no reuse) generates direct wiring where each multiplication has its own operator, with no sequencing logic; reuse_factor = 64 shares so many multiplications on the same DSP that the marginal cost of control becomes amortised by the massive gain in operators. The result is a non-monotonic trade-off that must be characterised empirically for each network architecture. This observation is consistent with the HLS flow literature, where it is regularly reported that reuse parameters must be aligned with the effective tensor dimensions to produce optimal code.</w:t>
       </w:r>
     </w:p>
     <w:p>
@@ -7697,7 +8537,7 @@
           <wp:inline distT="0" distB="0" distL="0" distR="0">
             <wp:extent cx="3238500" cy="3962400"/>
             <wp:effectExtent l="0" t="0" r="0" b="0"/>
-            <wp:docPr id="18" name="Vivado HLS simulation report after optimisation with reuse_factor = 64: DSP: 2/220 (0.9%), LUT: 13,712/53,200 (26%), FF: 7,766/106,400 (7%), BRAM: 6/140 (4%), latency: 247 cycles = 1.56 µs at 200 MHz, theoretical throughput ~640,000 inferences/s." descr="Vivado HLS simulation report after optimisation with reuse_factor = 64: DSP: 2/220 (0.9%), LUT: 13,712/53,200 (26%), FF: 7,766/106,400 (7%), BRAM: 6/140 (4%), latency: 247 cycles = 1.56 µs at 200 MHz, theoretical throughput ~640,000 inferences/s." title="Vivado HLS simulation report after optimisation with reuse_factor = 64: DSP: 2/220 (0.9%), LUT: 13,712/53,200 (26%), FF: 7,766/106,400 (7%), BRAM: 6/140 (4%), latency: 247 cycles = 1.56 µs at 200 MHz, theoretical throughput ~640,000 inferences/s."/>
+            <wp:docPr id="17" name="Vivado HLS simulation report after optimisation with reuse_factor = 64: DSP: 2/220 (0.9%), LUT: 13,712/53,200 (26%), FF: 7,766/106,400 (7%), BRAM: 6/140 (4%), latency: 247 cycles = 1.56 µs at 200 MHz, theoretical throughput ~640,000 inferences/s." descr="Vivado HLS simulation report after optimisation with reuse_factor = 64: DSP: 2/220 (0.9%), LUT: 13,712/53,200 (26%), FF: 7,766/106,400 (7%), BRAM: 6/140 (4%), latency: 247 cycles = 1.56 µs at 200 MHz, theoretical throughput ~640,000 inferences/s." title="Vivado HLS simulation report after optimisation with reuse_factor = 64: DSP: 2/220 (0.9%), LUT: 13,712/53,200 (26%), FF: 7,766/106,400 (7%), BRAM: 6/140 (4%), latency: 247 cycles = 1.56 µs at 200 MHz, theoretical throughput ~640,000 inferences/s."/>
             <wp:cNvGraphicFramePr>
               <a:graphicFrameLocks xmlns:a="http://schemas.openxmlformats.org/drawingml/2006/main" noChangeAspect="1"/>
             </wp:cNvGraphicFramePr>
@@ -7705,13 +8545,13 @@
               <a:graphicData uri="http://schemas.openxmlformats.org/drawingml/2006/picture">
                 <pic:pic xmlns:pic="http://schemas.openxmlformats.org/drawingml/2006/picture">
                   <pic:nvPicPr>
-                    <pic:cNvPr id="18" name="Vivado HLS simulation report after optimisation with reuse_factor = 64: DSP: 2/220 (0.9%), LUT: 13,712/53,200 (26%), FF: 7,766/106,400 (7%), BRAM: 6/140 (4%), latency: 247 cycles = 1.56 µs at 200 MHz, theoretical throughput ~640,000 inferences/s." descr="Vivado HLS simulation report after optimisation with reuse_factor = 64: DSP: 2/220 (0.9%), LUT: 13,712/53,200 (26%), FF: 7,766/106,400 (7%), BRAM: 6/140 (4%), latency: 247 cycles = 1.56 µs at 200 MHz, theoretical throughput ~640,000 inferences/s." title="Vivado HLS simulation report after optimisation with reuse_factor = 64: DSP: 2/220 (0.9%), LUT: 13,712/53,200 (26%), FF: 7,766/106,400 (7%), BRAM: 6/140 (4%), latency: 247 cycles = 1.56 µs at 200 MHz, theoretical throughput ~640,000 inferences/s."/>
+                    <pic:cNvPr id="17" name="Vivado HLS simulation report after optimisation with reuse_factor = 64: DSP: 2/220 (0.9%), LUT: 13,712/53,200 (26%), FF: 7,766/106,400 (7%), BRAM: 6/140 (4%), latency: 247 cycles = 1.56 µs at 200 MHz, theoretical throughput ~640,000 inferences/s." descr="Vivado HLS simulation report after optimisation with reuse_factor = 64: DSP: 2/220 (0.9%), LUT: 13,712/53,200 (26%), FF: 7,766/106,400 (7%), BRAM: 6/140 (4%), latency: 247 cycles = 1.56 µs at 200 MHz, theoretical throughput ~640,000 inferences/s." title="Vivado HLS simulation report after optimisation with reuse_factor = 64: DSP: 2/220 (0.9%), LUT: 13,712/53,200 (26%), FF: 7,766/106,400 (7%), BRAM: 6/140 (4%), latency: 247 cycles = 1.56 µs at 200 MHz, theoretical throughput ~640,000 inferences/s."/>
                     <pic:cNvPicPr>
                       <a:picLocks noChangeAspect="1" noChangeArrowheads="1"/>
                     </pic:cNvPicPr>
                   </pic:nvPicPr>
                   <pic:blipFill>
-                    <a:blip r:embed="rId19"/>
+                    <a:blip r:embed="rId18"/>
                     <a:stretch>
                       <a:fillRect/>
                     </a:stretch>
@@ -7756,8 +8596,9 @@
           <w:rFonts w:eastAsia="Arial" w:cs="Arial"/>
           <w:i/>
           <w:iCs/>
-          <w:sz w:val="22"/>
-          <w:szCs w:val="22"/>
+          <w:color w:val="555555"/>
+          <w:sz w:val="18"/>
+          <w:szCs w:val="18"/>
         </w:rPr>
         <w:t>Vivado HLS simulation report after optimisation with reuse_factor = 64: DSP: 2/220 (0.9%), LUT: 13,712/53,200 (26%), FF: 7,766/106,400 (7%), BRAM: 6/140 (4%), latency: 247 cycles = 1.56 µs at 200 MHz, theoretical throughput ~640,000 inferences/s.</w:t>
       </w:r>
@@ -7849,6 +8690,110 @@
     <w:p>
       <w:pPr>
         <w:pStyle w:val="Normal"/>
+        <w:spacing w:before="70" w:after="0"/>
+        <w:rPr/>
+      </w:pPr>
+      <w:r>
+        <w:rPr/>
+      </w:r>
+    </w:p>
+    <w:p>
+      <w:pPr>
+        <w:pStyle w:val="Normal"/>
+        <w:spacing w:before="80" w:after="80"/>
+        <w:jc w:val="both"/>
+        <w:rPr/>
+      </w:pPr>
+      <w:r>
+        <w:rPr>
+          <w:rFonts w:eastAsia="Arial" w:cs="Arial"/>
+          <w:sz w:val="22"/>
+          <w:szCs w:val="22"/>
+        </w:rPr>
+        <w:t>The Zynq-7020 Processing System is the dual-core ARM Cortex-A9 embedded on the SoC. It runs the PYNQ operating system (lightweight Ubuntu Linux for embedded environments) and hosts the Python interface that drives the inference: sending feature vectors to the FPGA, reading the reconstructed output, computing the reconstruction error and comparing it to the threshold. The PS communicates with the Programmable Logic (PL) via standard AXI buses.</w:t>
+      </w:r>
+    </w:p>
+    <w:p>
+      <w:pPr>
+        <w:pStyle w:val="Normal"/>
+        <w:spacing w:before="70" w:after="0"/>
+        <w:rPr/>
+      </w:pPr>
+      <w:r>
+        <w:rPr/>
+      </w:r>
+    </w:p>
+    <w:p>
+      <w:pPr>
+        <w:pStyle w:val="Normal"/>
+        <w:spacing w:before="80" w:after="80"/>
+        <w:jc w:val="both"/>
+        <w:rPr/>
+      </w:pPr>
+      <w:r>
+        <w:rPr>
+          <w:rFonts w:eastAsia="Arial" w:cs="Arial"/>
+          <w:sz w:val="22"/>
+          <w:szCs w:val="22"/>
+        </w:rPr>
+        <w:t>The AXI DMA controller handles data transfers between the PS's DDR3 memory and the PL inference core without ARM processor involvement. For each inference, the DMA reads the 14-feature vector from a PYNQ-allocated memory region, transmits it to the hls4ml core via an AXI Stream MM2S (Memory-to-Master) channel, retrieves the 14 output values via a symmetric S2MM (Slave-to-Memory) channel and writes them back to DDR3. This mechanism frees the processor during inference and is the standard communication path between Python and an FPGA accelerator on the Zynq architecture.</w:t>
+      </w:r>
+    </w:p>
+    <w:p>
+      <w:pPr>
+        <w:pStyle w:val="Normal"/>
+        <w:spacing w:before="70" w:after="0"/>
+        <w:rPr/>
+      </w:pPr>
+      <w:r>
+        <w:rPr/>
+      </w:r>
+    </w:p>
+    <w:p>
+      <w:pPr>
+        <w:pStyle w:val="Normal"/>
+        <w:spacing w:before="80" w:after="80"/>
+        <w:jc w:val="both"/>
+        <w:rPr/>
+      </w:pPr>
+      <w:r>
+        <w:rPr>
+          <w:rFonts w:eastAsia="Arial" w:cs="Arial"/>
+          <w:sz w:val="22"/>
+          <w:szCs w:val="22"/>
+        </w:rPr>
+        <w:t>The AXI Interconnect arbitrates the buses between the PS, DMA and inference core, managing access conflicts and bus width conversions as needed. The Processor System Reset ensures synchronised start-up of the various clock domains after each FPGA reconfiguration. Finally, the hierarchical hier_0 block visually encapsulates the hls4ml core and its DMA interface to clarify the schematic.</w:t>
+      </w:r>
+    </w:p>
+    <w:p>
+      <w:pPr>
+        <w:pStyle w:val="Normal"/>
+        <w:spacing w:before="70" w:after="0"/>
+        <w:rPr/>
+      </w:pPr>
+      <w:r>
+        <w:rPr/>
+      </w:r>
+    </w:p>
+    <w:p>
+      <w:pPr>
+        <w:pStyle w:val="Normal"/>
+        <w:spacing w:before="80" w:after="80"/>
+        <w:jc w:val="both"/>
+        <w:rPr/>
+      </w:pPr>
+      <w:r>
+        <w:rPr>
+          <w:rFonts w:eastAsia="Arial" w:cs="Arial"/>
+          <w:sz w:val="22"/>
+          <w:szCs w:val="22"/>
+        </w:rPr>
+        <w:t>Moving from the HLS-synthesised model to the final executable bitstream follows a standard Vivado three-stage flow. Logic synthesis converts the Verilog RTL code generated by HLS into a netlist of gates and FPGA primitives, exploiting Zynq-7020-specific optimisations (DSP48E1 blocks for multiplications, 18Kbit BRAMs for weight memories, 6-input LUTs for combinational logic). Place-and-route then physically distributes these elements across the silicon matrix and establishes interconnect paths while meeting the timing constraints imposed by the target clock. Bitstream generation finally produces the .bit binary file that programmes each FPGA logic cell's configuration, accompanied by the .hwh file describing the architecture for the PYNQ environment.</w:t>
+      </w:r>
+    </w:p>
+    <w:p>
+      <w:pPr>
+        <w:pStyle w:val="Normal"/>
         <w:spacing w:before="60" w:after="0"/>
         <w:rPr/>
       </w:pPr>
@@ -7869,7 +8814,7 @@
           <wp:inline distT="0" distB="0" distL="0" distR="0">
             <wp:extent cx="5524500" cy="2009775"/>
             <wp:effectExtent l="0" t="0" r="0" b="0"/>
-            <wp:docPr id="19" name="Vivado IP Integrator block design: Zynq-7020 Processing System (right), AXI Interconnect (top left), hier_0 (hls4ml IP core + AXI DMA, centre), axi_mem_intercon (bottom centre), Processor System Reset (bottom left). Blue connections represent the AXI buses." descr="Vivado IP Integrator block design: Zynq-7020 Processing System (right), AXI Interconnect (top left), hier_0 (hls4ml IP core + AXI DMA, centre), axi_mem_intercon (bottom centre), Processor System Reset (bottom left). Blue connections represent the AXI buses." title="Vivado IP Integrator block design: Zynq-7020 Processing System (right), AXI Interconnect (top left), hier_0 (hls4ml IP core + AXI DMA, centre), axi_mem_intercon (bottom centre), Processor System Reset (bottom left). Blue connections represent the AXI buses."/>
+            <wp:docPr id="18" name="Vivado IP Integrator block design: Zynq-7020 Processing System (right), AXI Interconnect (top left), hier_0 (hls4ml IP core + AXI DMA, centre), axi_mem_intercon (bottom centre), Processor System Reset (bottom left). Blue connections represent the AXI buses." descr="Vivado IP Integrator block design: Zynq-7020 Processing System (right), AXI Interconnect (top left), hier_0 (hls4ml IP core + AXI DMA, centre), axi_mem_intercon (bottom centre), Processor System Reset (bottom left). Blue connections represent the AXI buses." title="Vivado IP Integrator block design: Zynq-7020 Processing System (right), AXI Interconnect (top left), hier_0 (hls4ml IP core + AXI DMA, centre), axi_mem_intercon (bottom centre), Processor System Reset (bottom left). Blue connections represent the AXI buses."/>
             <wp:cNvGraphicFramePr>
               <a:graphicFrameLocks xmlns:a="http://schemas.openxmlformats.org/drawingml/2006/main" noChangeAspect="1"/>
             </wp:cNvGraphicFramePr>
@@ -7877,13 +8822,13 @@
               <a:graphicData uri="http://schemas.openxmlformats.org/drawingml/2006/picture">
                 <pic:pic xmlns:pic="http://schemas.openxmlformats.org/drawingml/2006/picture">
                   <pic:nvPicPr>
-                    <pic:cNvPr id="19" name="Vivado IP Integrator block design: Zynq-7020 Processing System (right), AXI Interconnect (top left), hier_0 (hls4ml IP core + AXI DMA, centre), axi_mem_intercon (bottom centre), Processor System Reset (bottom left). Blue connections represent the AXI buses." descr="Vivado IP Integrator block design: Zynq-7020 Processing System (right), AXI Interconnect (top left), hier_0 (hls4ml IP core + AXI DMA, centre), axi_mem_intercon (bottom centre), Processor System Reset (bottom left). Blue connections represent the AXI buses." title="Vivado IP Integrator block design: Zynq-7020 Processing System (right), AXI Interconnect (top left), hier_0 (hls4ml IP core + AXI DMA, centre), axi_mem_intercon (bottom centre), Processor System Reset (bottom left). Blue connections represent the AXI buses."/>
+                    <pic:cNvPr id="18" name="Vivado IP Integrator block design: Zynq-7020 Processing System (right), AXI Interconnect (top left), hier_0 (hls4ml IP core + AXI DMA, centre), axi_mem_intercon (bottom centre), Processor System Reset (bottom left). Blue connections represent the AXI buses." descr="Vivado IP Integrator block design: Zynq-7020 Processing System (right), AXI Interconnect (top left), hier_0 (hls4ml IP core + AXI DMA, centre), axi_mem_intercon (bottom centre), Processor System Reset (bottom left). Blue connections represent the AXI buses." title="Vivado IP Integrator block design: Zynq-7020 Processing System (right), AXI Interconnect (top left), hier_0 (hls4ml IP core + AXI DMA, centre), axi_mem_intercon (bottom centre), Processor System Reset (bottom left). Blue connections represent the AXI buses."/>
                     <pic:cNvPicPr>
                       <a:picLocks noChangeAspect="1" noChangeArrowheads="1"/>
                     </pic:cNvPicPr>
                   </pic:nvPicPr>
                   <pic:blipFill>
-                    <a:blip r:embed="rId20"/>
+                    <a:blip r:embed="rId19"/>
                     <a:stretch>
                       <a:fillRect/>
                     </a:stretch>
@@ -7928,8 +8873,9 @@
           <w:rFonts w:eastAsia="Arial" w:cs="Arial"/>
           <w:i/>
           <w:iCs/>
-          <w:sz w:val="22"/>
-          <w:szCs w:val="22"/>
+          <w:color w:val="555555"/>
+          <w:sz w:val="18"/>
+          <w:szCs w:val="18"/>
         </w:rPr>
         <w:t>Vivado IP Integrator block design: Zynq-7020 Processing System (right), AXI Interconnect (top left), hier_0 (hls4ml IP core + AXI DMA, centre), axi_mem_intercon (bottom centre), Processor System Reset (bottom left). Blue connections represent the AXI buses.</w:t>
       </w:r>
@@ -8015,7 +8961,7 @@
           <wp:inline distT="0" distB="0" distL="0" distR="0">
             <wp:extent cx="5524500" cy="2076450"/>
             <wp:effectExtent l="0" t="0" r="0" b="0"/>
-            <wp:docPr id="20" name="FPGA anomaly detection (Bearing 1): FPGA reconstruction error across 982 files. Recalibrated threshold = 1.893. First detection at file #534. 0 false alarms throughout the healthy phase." descr="FPGA anomaly detection (Bearing 1): FPGA reconstruction error across 982 files. Recalibrated threshold = 1.893. First detection at file #534. 0 false alarms throughout the healthy phase." title="FPGA anomaly detection (Bearing 1): FPGA reconstruction error across 982 files. Recalibrated threshold = 1.893. First detection at file #534. 0 false alarms throughout the healthy phase."/>
+            <wp:docPr id="19" name="FPGA anomaly detection (Bearing 1): FPGA reconstruction error across 982 files. Recalibrated threshold = 1.893. First detection at file #534. 0 false alarms throughout the healthy phase." descr="FPGA anomaly detection (Bearing 1): FPGA reconstruction error across 982 files. Recalibrated threshold = 1.893. First detection at file #534. 0 false alarms throughout the healthy phase." title="FPGA anomaly detection (Bearing 1): FPGA reconstruction error across 982 files. Recalibrated threshold = 1.893. First detection at file #534. 0 false alarms throughout the healthy phase."/>
             <wp:cNvGraphicFramePr>
               <a:graphicFrameLocks xmlns:a="http://schemas.openxmlformats.org/drawingml/2006/main" noChangeAspect="1"/>
             </wp:cNvGraphicFramePr>
@@ -8023,13 +8969,13 @@
               <a:graphicData uri="http://schemas.openxmlformats.org/drawingml/2006/picture">
                 <pic:pic xmlns:pic="http://schemas.openxmlformats.org/drawingml/2006/picture">
                   <pic:nvPicPr>
-                    <pic:cNvPr id="20" name="FPGA anomaly detection (Bearing 1): FPGA reconstruction error across 982 files. Recalibrated threshold = 1.893. First detection at file #534. 0 false alarms throughout the healthy phase." descr="FPGA anomaly detection (Bearing 1): FPGA reconstruction error across 982 files. Recalibrated threshold = 1.893. First detection at file #534. 0 false alarms throughout the healthy phase." title="FPGA anomaly detection (Bearing 1): FPGA reconstruction error across 982 files. Recalibrated threshold = 1.893. First detection at file #534. 0 false alarms throughout the healthy phase."/>
+                    <pic:cNvPr id="19" name="FPGA anomaly detection (Bearing 1): FPGA reconstruction error across 982 files. Recalibrated threshold = 1.893. First detection at file #534. 0 false alarms throughout the healthy phase." descr="FPGA anomaly detection (Bearing 1): FPGA reconstruction error across 982 files. Recalibrated threshold = 1.893. First detection at file #534. 0 false alarms throughout the healthy phase." title="FPGA anomaly detection (Bearing 1): FPGA reconstruction error across 982 files. Recalibrated threshold = 1.893. First detection at file #534. 0 false alarms throughout the healthy phase."/>
                     <pic:cNvPicPr>
                       <a:picLocks noChangeAspect="1" noChangeArrowheads="1"/>
                     </pic:cNvPicPr>
                   </pic:nvPicPr>
                   <pic:blipFill>
-                    <a:blip r:embed="rId21"/>
+                    <a:blip r:embed="rId20"/>
                     <a:stretch>
                       <a:fillRect/>
                     </a:stretch>
@@ -8074,10 +9020,37 @@
           <w:rFonts w:eastAsia="Arial" w:cs="Arial"/>
           <w:i/>
           <w:iCs/>
+          <w:color w:val="555555"/>
+          <w:sz w:val="18"/>
+          <w:szCs w:val="18"/>
+        </w:rPr>
+        <w:t>FPGA anomaly detection (Bearing 1): FPGA reconstruction error across 982 files. Recalibrated threshold = 1.893. First detection at file #534. 0 false alarms throughout the healthy phase.</w:t>
+      </w:r>
+    </w:p>
+    <w:p>
+      <w:pPr>
+        <w:pStyle w:val="Normal"/>
+        <w:spacing w:before="70" w:after="0"/>
+        <w:rPr/>
+      </w:pPr>
+      <w:r>
+        <w:rPr/>
+      </w:r>
+    </w:p>
+    <w:p>
+      <w:pPr>
+        <w:pStyle w:val="Normal"/>
+        <w:spacing w:before="80" w:after="80"/>
+        <w:jc w:val="both"/>
+        <w:rPr/>
+      </w:pPr>
+      <w:r>
+        <w:rPr>
+          <w:rFonts w:eastAsia="Arial" w:cs="Arial"/>
           <w:sz w:val="22"/>
           <w:szCs w:val="22"/>
         </w:rPr>
-        <w:t>FPGA anomaly detection (Bearing 1): FPGA reconstruction error across 982 files. Recalibrated threshold = 1.893. First detection at file #534. 0 false alarms throughout the healthy phase.</w:t>
+        <w:t>Figure 19 confirms the validity of the FPGA deployment. The one-file offset (#533 in simulation vs #534 on FPGA) is due to accumulated rounding errors across the 353 quantised parameters — operationally negligible (less than 10 minutes over a 75-hour lead time).</w:t>
       </w:r>
     </w:p>
     <w:p>
@@ -8103,7 +9076,7 @@
           <w:sz w:val="22"/>
           <w:szCs w:val="22"/>
         </w:rPr>
-        <w:t>Figure 19 confirms the validity of the FPGA deployment. The one-file offset (#533 in simulation vs #534 on FPGA) is due to accumulated rounding errors across the 353 quantised parameters — operationally negligible (less than 10 minutes over a 75-hour lead time).</w:t>
+        <w:t>Beyond the marginal one-file offset in first detection, the overall agreement between the FPGA curve and the Python simulation curve is remarkable: same error evolution profile, same clear threshold crossing, same behaviour in the advanced degradation phase. This hardware validation closes the verification chain of the complete flow, from the initial Keras training all the way to physical inference on silicon.</w:t>
       </w:r>
     </w:p>
     <w:p>
@@ -8129,7 +9102,7 @@
           <wp:inline distT="0" distB="0" distL="0" distR="0">
             <wp:extent cx="3238500" cy="3190875"/>
             <wp:effectExtent l="0" t="0" r="0" b="0"/>
-            <wp:docPr id="21" name="Vivado floorplan after place-and-route on the Zynq-7020. The dense cyan area (bottom) concentrates the hls4ml logic. Orange blocks represent the DMA BRAM. The unused surface (~80%) confirms the very low resource utilisation." descr="Vivado floorplan after place-and-route on the Zynq-7020. The dense cyan area (bottom) concentrates the hls4ml logic. Orange blocks represent the DMA BRAM. The unused surface (~80%) confirms the very low resource utilisation." title="Vivado floorplan after place-and-route on the Zynq-7020. The dense cyan area (bottom) concentrates the hls4ml logic. Orange blocks represent the DMA BRAM. The unused surface (~80%) confirms the very low resource utilisation."/>
+            <wp:docPr id="20" name="Vivado floorplan after place-and-route on the Zynq-7020. The dense cyan area (bottom) concentrates the hls4ml logic. Orange blocks represent the DMA BRAM. The unused surface (~80%) confirms the very low resource utilisation." descr="Vivado floorplan after place-and-route on the Zynq-7020. The dense cyan area (bottom) concentrates the hls4ml logic. Orange blocks represent the DMA BRAM. The unused surface (~80%) confirms the very low resource utilisation." title="Vivado floorplan after place-and-route on the Zynq-7020. The dense cyan area (bottom) concentrates the hls4ml logic. Orange blocks represent the DMA BRAM. The unused surface (~80%) confirms the very low resource utilisation."/>
             <wp:cNvGraphicFramePr>
               <a:graphicFrameLocks xmlns:a="http://schemas.openxmlformats.org/drawingml/2006/main" noChangeAspect="1"/>
             </wp:cNvGraphicFramePr>
@@ -8137,13 +9110,13 @@
               <a:graphicData uri="http://schemas.openxmlformats.org/drawingml/2006/picture">
                 <pic:pic xmlns:pic="http://schemas.openxmlformats.org/drawingml/2006/picture">
                   <pic:nvPicPr>
-                    <pic:cNvPr id="21" name="Vivado floorplan after place-and-route on the Zynq-7020. The dense cyan area (bottom) concentrates the hls4ml logic. Orange blocks represent the DMA BRAM. The unused surface (~80%) confirms the very low resource utilisation." descr="Vivado floorplan after place-and-route on the Zynq-7020. The dense cyan area (bottom) concentrates the hls4ml logic. Orange blocks represent the DMA BRAM. The unused surface (~80%) confirms the very low resource utilisation." title="Vivado floorplan after place-and-route on the Zynq-7020. The dense cyan area (bottom) concentrates the hls4ml logic. Orange blocks represent the DMA BRAM. The unused surface (~80%) confirms the very low resource utilisation."/>
+                    <pic:cNvPr id="20" name="Vivado floorplan after place-and-route on the Zynq-7020. The dense cyan area (bottom) concentrates the hls4ml logic. Orange blocks represent the DMA BRAM. The unused surface (~80%) confirms the very low resource utilisation." descr="Vivado floorplan after place-and-route on the Zynq-7020. The dense cyan area (bottom) concentrates the hls4ml logic. Orange blocks represent the DMA BRAM. The unused surface (~80%) confirms the very low resource utilisation." title="Vivado floorplan after place-and-route on the Zynq-7020. The dense cyan area (bottom) concentrates the hls4ml logic. Orange blocks represent the DMA BRAM. The unused surface (~80%) confirms the very low resource utilisation."/>
                     <pic:cNvPicPr>
                       <a:picLocks noChangeAspect="1" noChangeArrowheads="1"/>
                     </pic:cNvPicPr>
                   </pic:nvPicPr>
                   <pic:blipFill>
-                    <a:blip r:embed="rId22"/>
+                    <a:blip r:embed="rId21"/>
                     <a:stretch>
                       <a:fillRect/>
                     </a:stretch>
@@ -8188,16 +9161,43 @@
           <w:rFonts w:eastAsia="Arial" w:cs="Arial"/>
           <w:i/>
           <w:iCs/>
+          <w:color w:val="555555"/>
+          <w:sz w:val="18"/>
+          <w:szCs w:val="18"/>
+        </w:rPr>
+        <w:t>Vivado floorplan after place-and-route on the Zynq-7020. The dense cyan area (bottom) concentrates the hls4ml logic. Orange blocks represent the DMA BRAM. The unused surface (~80%) confirms the very low resource utilisation.</w:t>
+      </w:r>
+    </w:p>
+    <w:p>
+      <w:pPr>
+        <w:pStyle w:val="Normal"/>
+        <w:spacing w:before="70" w:after="0"/>
+        <w:rPr/>
+      </w:pPr>
+      <w:r>
+        <w:rPr/>
+      </w:r>
+    </w:p>
+    <w:p>
+      <w:pPr>
+        <w:pStyle w:val="Normal"/>
+        <w:spacing w:before="80" w:after="80"/>
+        <w:jc w:val="both"/>
+        <w:rPr/>
+      </w:pPr>
+      <w:r>
+        <w:rPr>
+          <w:rFonts w:eastAsia="Arial" w:cs="Arial"/>
           <w:sz w:val="22"/>
           <w:szCs w:val="22"/>
         </w:rPr>
-        <w:t>Vivado floorplan after place-and-route on the Zynq-7020. The dense cyan area (bottom) concentrates the hls4ml logic. Orange blocks represent the DMA BRAM. The unused surface (~80%) confirms the very low resource utilisation.</w:t>
-      </w:r>
-    </w:p>
-    <w:p>
-      <w:pPr>
-        <w:pStyle w:val="Normal"/>
-        <w:spacing w:before="70" w:after="0"/>
+        <w:t>The floorplan visualises the physical distribution of the synthesised circuit across the Zynq-7020 silicon matrix after place-and-route. The coloured rectangles represent the resources actually used: the dense cyan area located in the lower half of the floorplan corresponds to the combinational logic of the hls4ml core (LUTs and registers), while the isolated orange blocks represent the BRAM memories allocated by the DMA controller for AXI Stream buffers. The very large black area occupying approximately 80% of the total surface corresponds to unused resources, remaining available for future extensions. This representation visually confirms the quantitative synthesis result: the neural network and its DMA interface occupy a very limited fraction of the FPGA, leaving a comfortable margin for subsequently integrating additional modules on the same chip.</w:t>
+      </w:r>
+    </w:p>
+    <w:p>
+      <w:pPr>
+        <w:pStyle w:val="Normal"/>
+        <w:spacing w:before="60" w:after="0"/>
         <w:rPr/>
       </w:pPr>
       <w:r>
@@ -8217,7 +9217,7 @@
           <wp:inline distT="0" distB="0" distL="0" distR="0">
             <wp:extent cx="5524500" cy="3695700"/>
             <wp:effectExtent l="0" t="0" r="0" b="0"/>
-            <wp:docPr id="22" name="Full comparison table: HLS simulation reuse=4 (before optimisation) / HLS simulation reuse=64 (after optimisation) / actual implementation (complete block design). The Difference reuse=64→actual column quantifies the DMA/AXI integration overhead." descr="Full comparison table: HLS simulation reuse=4 (before optimisation) / HLS simulation reuse=64 (after optimisation) / actual implementation (complete block design). The Difference reuse=64→actual column quantifies the DMA/AXI integration overhead." title="Full comparison table: HLS simulation reuse=4 (before optimisation) / HLS simulation reuse=64 (after optimisation) / actual implementation (complete block design). The Difference reuse=64→actual column quantifies the DMA/AXI integration overhead."/>
+            <wp:docPr id="21" name="Full comparison table: HLS simulation reuse=4 (before optimisation) / HLS simulation reuse=64 (after optimisation) / actual implementation (complete block design). The Difference reuse=64→actual column quantifies the DMA/AXI integration overhead." descr="Full comparison table: HLS simulation reuse=4 (before optimisation) / HLS simulation reuse=64 (after optimisation) / actual implementation (complete block design). The Difference reuse=64→actual column quantifies the DMA/AXI integration overhead." title="Full comparison table: HLS simulation reuse=4 (before optimisation) / HLS simulation reuse=64 (after optimisation) / actual implementation (complete block design). The Difference reuse=64→actual column quantifies the DMA/AXI integration overhead."/>
             <wp:cNvGraphicFramePr>
               <a:graphicFrameLocks xmlns:a="http://schemas.openxmlformats.org/drawingml/2006/main" noChangeAspect="1"/>
             </wp:cNvGraphicFramePr>
@@ -8225,13 +9225,13 @@
               <a:graphicData uri="http://schemas.openxmlformats.org/drawingml/2006/picture">
                 <pic:pic xmlns:pic="http://schemas.openxmlformats.org/drawingml/2006/picture">
                   <pic:nvPicPr>
-                    <pic:cNvPr id="22" name="Full comparison table: HLS simulation reuse=4 (before optimisation) / HLS simulation reuse=64 (after optimisation) / actual implementation (complete block design). The Difference reuse=64→actual column quantifies the DMA/AXI integration overhead." descr="Full comparison table: HLS simulation reuse=4 (before optimisation) / HLS simulation reuse=64 (after optimisation) / actual implementation (complete block design). The Difference reuse=64→actual column quantifies the DMA/AXI integration overhead." title="Full comparison table: HLS simulation reuse=4 (before optimisation) / HLS simulation reuse=64 (after optimisation) / actual implementation (complete block design). The Difference reuse=64→actual column quantifies the DMA/AXI integration overhead."/>
+                    <pic:cNvPr id="21" name="Full comparison table: HLS simulation reuse=4 (before optimisation) / HLS simulation reuse=64 (after optimisation) / actual implementation (complete block design). The Difference reuse=64→actual column quantifies the DMA/AXI integration overhead." descr="Full comparison table: HLS simulation reuse=4 (before optimisation) / HLS simulation reuse=64 (after optimisation) / actual implementation (complete block design). The Difference reuse=64→actual column quantifies the DMA/AXI integration overhead." title="Full comparison table: HLS simulation reuse=4 (before optimisation) / HLS simulation reuse=64 (after optimisation) / actual implementation (complete block design). The Difference reuse=64→actual column quantifies the DMA/AXI integration overhead."/>
                     <pic:cNvPicPr>
                       <a:picLocks noChangeAspect="1" noChangeArrowheads="1"/>
                     </pic:cNvPicPr>
                   </pic:nvPicPr>
                   <pic:blipFill>
-                    <a:blip r:embed="rId23"/>
+                    <a:blip r:embed="rId22"/>
                     <a:stretch>
                       <a:fillRect/>
                     </a:stretch>
@@ -8276,10 +9276,37 @@
           <w:rFonts w:eastAsia="Arial" w:cs="Arial"/>
           <w:i/>
           <w:iCs/>
+          <w:color w:val="555555"/>
+          <w:sz w:val="18"/>
+          <w:szCs w:val="18"/>
+        </w:rPr>
+        <w:t>Full comparison table: HLS simulation reuse=4 (before optimisation) / HLS simulation reuse=64 (after optimisation) / actual implementation (complete block design). The Difference reuse=64→actual column quantifies the DMA/AXI integration overhead.</w:t>
+      </w:r>
+    </w:p>
+    <w:p>
+      <w:pPr>
+        <w:pStyle w:val="Normal"/>
+        <w:spacing w:before="70" w:after="0"/>
+        <w:rPr/>
+      </w:pPr>
+      <w:r>
+        <w:rPr/>
+      </w:r>
+    </w:p>
+    <w:p>
+      <w:pPr>
+        <w:pStyle w:val="Normal"/>
+        <w:spacing w:before="80" w:after="80"/>
+        <w:jc w:val="both"/>
+        <w:rPr/>
+      </w:pPr>
+      <w:r>
+        <w:rPr>
+          <w:rFonts w:eastAsia="Arial" w:cs="Arial"/>
           <w:sz w:val="22"/>
           <w:szCs w:val="22"/>
         </w:rPr>
-        <w:t>Full comparison table: HLS simulation reuse=4 (before optimisation) / HLS simulation reuse=64 (after optimisation) / actual implementation (complete block design). The Difference reuse=64→actual column quantifies the DMA/AXI integration overhead.</w:t>
+        <w:t>Reading this three-column table allows two scales of variation to be clearly distinguished. On one hand, moving from reuse_factor = 4 to reuse_factor = 64 (first two columns) divides the compute resources by a factor of 25 to 30 for DSPs and by half for LUTs, at the cost of a fivefold increase in latency — this is the gain from optimisation within the hls4ml core. On the other hand, moving from the isolated HLS simulation to the fully implemented system (second to third column) moderately increases consumption: these 6 additional DSPs and 4,596 FFs correspond to the resources of the AXI DMA controller, AXI Interconnects and block design arbitration logic, and not to the neural network itself. This breakdown allows each consumption item to be attributed to its precise cause, and confirms that the share dedicated to inference remains a minority in the final system.</w:t>
       </w:r>
     </w:p>
     <w:p>
@@ -8336,16 +9363,16 @@
           <w:sz w:val="22"/>
           <w:szCs w:val="22"/>
         </w:rPr>
-        <w:t>Dissertation by Guillaume Derville — UMONS Internship, Faculty of Engineering — June 2026</w:t>
+        <w:t>Guillaume Derville — UMONS Internship, Faculty of Engineering — June 2026</w:t>
       </w:r>
     </w:p>
     <w:sectPr>
-      <w:headerReference w:type="even" r:id="rId24"/>
-      <w:headerReference w:type="default" r:id="rId25"/>
-      <w:headerReference w:type="first" r:id="rId26"/>
-      <w:footerReference w:type="even" r:id="rId27"/>
-      <w:footerReference w:type="default" r:id="rId28"/>
-      <w:footerReference w:type="first" r:id="rId29"/>
+      <w:headerReference w:type="even" r:id="rId23"/>
+      <w:headerReference w:type="default" r:id="rId24"/>
+      <w:headerReference w:type="first" r:id="rId25"/>
+      <w:footerReference w:type="even" r:id="rId26"/>
+      <w:footerReference w:type="default" r:id="rId27"/>
+      <w:footerReference w:type="first" r:id="rId28"/>
       <w:type w:val="nextPage"/>
       <w:pgSz w:w="11906" w:h="16838"/>
       <w:pgMar w:left="1247" w:right="1134" w:gutter="0" w:header="708" w:top="1134" w:footer="708" w:bottom="1134"/>
@@ -8442,7 +9469,7 @@
         <w:sz w:val="22"/>
         <w:szCs w:val="22"/>
       </w:rPr>
-      <w:t>23</w:t>
+      <w:t>25</w:t>
     </w:r>
     <w:r>
       <w:rPr>
@@ -8528,7 +9555,7 @@
         <w:sz w:val="22"/>
         <w:szCs w:val="22"/>
       </w:rPr>
-      <w:t>23</w:t>
+      <w:t>25</w:t>
     </w:r>
     <w:r>
       <w:rPr>
@@ -8970,17 +9997,11 @@
     <w:name w:val="heading 3"/>
     <w:basedOn w:val="Titre"/>
     <w:qFormat/>
-    <w:pPr>
-      <w:spacing w:before="200" w:after="80"/>
-      <w:outlineLvl w:val="2"/>
-    </w:pPr>
+    <w:pPr/>
     <w:rPr>
-      <w:rFonts w:ascii="Arial" w:hAnsi="Arial" w:eastAsia="Arial" w:cs="Arial"/>
-      <w:b/>
-      <w:bCs/>
-      <w:color w:val="1F4E79"/>
-      <w:sz w:val="23"/>
-      <w:szCs w:val="23"/>
+      <w:color w:val="1F4D78"/>
+      <w:sz w:val="24"/>
+      <w:szCs w:val="24"/>
     </w:rPr>
   </w:style>
   <w:style w:type="paragraph" w:styleId="Heading4">
